--- a/Strategic Thinking Capstone Project 1.docx
+++ b/Strategic Thinking Capstone Project 1.docx
@@ -4,12 +4,94 @@
   <w:body>
     <w:p>
       <w:pPr>
+        <w:pStyle w:val="Heading1"/>
+        <w:keepNext w:val="0"/>
+        <w:keepLines w:val="0"/>
+        <w:spacing w:before="480" w:lineRule="auto"/>
+        <w:rPr>
+          <w:sz w:val="46"/>
+          <w:szCs w:val="46"/>
+        </w:rPr>
+      </w:pPr>
+      <w:bookmarkStart w:colFirst="0" w:colLast="0" w:name="_syv4s0isd9a5" w:id="0"/>
+      <w:bookmarkEnd w:id="0"/>
+      <w:r>
+        <w:rPr>
+          <w:sz w:val="46"/>
+          <w:szCs w:val="46"/>
+          <w:rtl w:val="0"/>
+        </w:rPr>
+        <w:t xml:space="preserve">Predictive Analytics for Proactive Order Fulfilment Risk Management</w:t>
+      </w:r>
+    </w:p>
+    <w:p>
+      <w:pPr>
+        <w:pStyle w:val="Heading2"/>
+        <w:keepNext w:val="0"/>
+        <w:keepLines w:val="0"/>
+        <w:spacing w:after="80" w:lineRule="auto"/>
+        <w:rPr>
+          <w:sz w:val="34"/>
+          <w:szCs w:val="34"/>
+        </w:rPr>
+      </w:pPr>
+      <w:bookmarkStart w:colFirst="0" w:colLast="0" w:name="_uzbw0cki88ou" w:id="1"/>
+      <w:bookmarkEnd w:id="1"/>
+      <w:r>
+        <w:rPr>
+          <w:sz w:val="34"/>
+          <w:szCs w:val="34"/>
+          <w:rtl w:val="0"/>
+        </w:rPr>
+        <w:t xml:space="preserve">1. Introduction and Business Context</w:t>
+      </w:r>
+    </w:p>
+    <w:p>
+      <w:pPr>
+        <w:spacing w:after="240" w:before="240" w:lineRule="auto"/>
         <w:rPr/>
       </w:pPr>
       <w:r>
         <w:rPr>
           <w:rtl w:val="0"/>
         </w:rPr>
+        <w:t xml:space="preserve">Effective order fulfilment is essential to supply-chain performance, as delivery delays can negatively affect customer satisfaction, operational efficiency and business performance. Identifying potential delivery problems early could allow fulfilment teams to intervene before an order becomes late.</w:t>
+      </w:r>
+    </w:p>
+    <w:p>
+      <w:pPr>
+        <w:spacing w:after="240" w:before="240" w:lineRule="auto"/>
+        <w:rPr/>
+      </w:pPr>
+      <w:r>
+        <w:rPr>
+          <w:rtl w:val="0"/>
+        </w:rPr>
+        <w:t xml:space="preserve">I selected this project because I currently work as an IT Product Manager in supply-chain fulfilment. My role involves working across technology, business and operational teams, providing a strong practical context for applying the data analytics techniques developed during the Higher Diploma in Data Analytics for Business.</w:t>
+      </w:r>
+    </w:p>
+    <w:p>
+      <w:pPr>
+        <w:spacing w:after="240" w:before="240" w:lineRule="auto"/>
+        <w:rPr/>
+      </w:pPr>
+      <w:r>
+        <w:rPr>
+          <w:rtl w:val="0"/>
+        </w:rPr>
+        <w:t xml:space="preserve">A common challenge in fulfilment is that delivery problems may only become apparent when an order is already delayed or close to missing its expected delivery date. Predictive analytics could support a more proactive approach by identifying orders with a higher probability of late delivery, allowing operational teams to prioritise investigation and intervention.</w:t>
+      </w:r>
+    </w:p>
+    <w:p>
+      <w:pPr>
+        <w:spacing w:after="240" w:before="240" w:lineRule="auto"/>
+        <w:rPr/>
+      </w:pPr>
+      <w:r>
+        <w:rPr>
+          <w:rtl w:val="0"/>
+        </w:rPr>
+        <w:t xml:space="preserve">The project will investigate whether historical order, product, geographical and shipping characteristics can be used to predict late-delivery risk.</w:t>
       </w:r>
     </w:p>
     <w:sectPr>

--- a/Strategic Thinking Capstone Project 1.docx
+++ b/Strategic Thinking Capstone Project 1.docx
@@ -92,6 +92,29 @@
           <w:rtl w:val="0"/>
         </w:rPr>
         <w:t xml:space="preserve">The project will investigate whether historical order, product, geographical and shipping characteristics can be used to predict late-delivery risk.</w:t>
+      </w:r>
+    </w:p>
+    <w:p>
+      <w:pPr>
+        <w:spacing w:after="240" w:before="240" w:lineRule="auto"/>
+        <w:rPr/>
+      </w:pPr>
+      <w:r>
+        <w:rPr>
+          <w:rtl w:val="0"/>
+        </w:rPr>
+      </w:r>
+    </w:p>
+    <w:p>
+      <w:pPr>
+        <w:spacing w:after="240" w:before="240" w:lineRule="auto"/>
+        <w:rPr/>
+      </w:pPr>
+      <w:r>
+        <w:rPr>
+          <w:rtl w:val="0"/>
+        </w:rPr>
+        <w:t xml:space="preserve">https://data.mendeley.com/datasets/8gx2fvg2k6/5</w:t>
       </w:r>
     </w:p>
     <w:sectPr>

--- a/Strategic Thinking Capstone Project 1.docx
+++ b/Strategic Thinking Capstone Project 1.docx
@@ -92,6 +92,283 @@
           <w:rtl w:val="0"/>
         </w:rPr>
         <w:t xml:space="preserve">The project will investigate whether historical order, product, geographical and shipping characteristics can be used to predict late-delivery risk.</w:t>
+      </w:r>
+    </w:p>
+    <w:p>
+      <w:pPr>
+        <w:pStyle w:val="Heading2"/>
+        <w:keepNext w:val="0"/>
+        <w:keepLines w:val="0"/>
+        <w:spacing w:after="80" w:lineRule="auto"/>
+        <w:rPr>
+          <w:sz w:val="34"/>
+          <w:szCs w:val="34"/>
+        </w:rPr>
+      </w:pPr>
+      <w:bookmarkStart w:colFirst="0" w:colLast="0" w:name="_xb6htvtaz2s2" w:id="2"/>
+      <w:bookmarkEnd w:id="2"/>
+      <w:r>
+        <w:rPr>
+          <w:sz w:val="34"/>
+          <w:szCs w:val="34"/>
+          <w:rtl w:val="0"/>
+        </w:rPr>
+        <w:t xml:space="preserve">2. Problem Definition</w:t>
+      </w:r>
+    </w:p>
+    <w:p>
+      <w:pPr>
+        <w:spacing w:after="240" w:before="240" w:lineRule="auto"/>
+        <w:rPr/>
+      </w:pPr>
+      <w:r>
+        <w:rPr>
+          <w:rtl w:val="0"/>
+        </w:rPr>
+        <w:t xml:space="preserve">The project focuses on identifying orders that are likely to experience late delivery before the delay occurs. A classification approach will use Late_delivery_risk as the target variable.</w:t>
+      </w:r>
+    </w:p>
+    <w:p>
+      <w:pPr>
+        <w:spacing w:after="240" w:before="240" w:lineRule="auto"/>
+        <w:rPr/>
+      </w:pPr>
+      <w:r>
+        <w:rPr>
+          <w:rtl w:val="0"/>
+        </w:rPr>
+        <w:t xml:space="preserve">The analysis will focus on information available at or near the point of order placement. This creates an important requirement to prevent data leakage. Variables that become available only after fulfilment has progressed, such as actual shipping duration, shipping date and delivery status, will therefore be assessed and excluded where appropriate.</w:t>
+      </w:r>
+    </w:p>
+    <w:p>
+      <w:pPr>
+        <w:spacing w:after="240" w:before="240" w:lineRule="auto"/>
+        <w:rPr/>
+      </w:pPr>
+      <w:r>
+        <w:rPr>
+          <w:rtl w:val="0"/>
+        </w:rPr>
+        <w:t xml:space="preserve">Hypothesis (H1): Historical order, product, geographical and shipping characteristics provide meaningful predictive information for identifying orders at risk of late delivery.</w:t>
+      </w:r>
+    </w:p>
+    <w:p>
+      <w:pPr>
+        <w:spacing w:after="240" w:before="240" w:lineRule="auto"/>
+        <w:rPr/>
+      </w:pPr>
+      <w:r>
+        <w:rPr>
+          <w:rtl w:val="0"/>
+        </w:rPr>
+        <w:t xml:space="preserve">Null hypothesis (H0): These characteristics do not provide meaningful predictive information for identifying orders at risk of late delivery.</w:t>
+      </w:r>
+    </w:p>
+    <w:p>
+      <w:pPr>
+        <w:spacing w:after="240" w:before="240" w:lineRule="auto"/>
+        <w:rPr/>
+      </w:pPr>
+      <w:r>
+        <w:rPr>
+          <w:rtl w:val="0"/>
+        </w:rPr>
+      </w:r>
+    </w:p>
+    <w:p>
+      <w:pPr>
+        <w:pStyle w:val="Heading2"/>
+        <w:keepNext w:val="0"/>
+        <w:keepLines w:val="0"/>
+        <w:spacing w:after="80" w:lineRule="auto"/>
+        <w:rPr>
+          <w:sz w:val="34"/>
+          <w:szCs w:val="34"/>
+        </w:rPr>
+      </w:pPr>
+      <w:bookmarkStart w:colFirst="0" w:colLast="0" w:name="_m858docweub2" w:id="3"/>
+      <w:bookmarkEnd w:id="3"/>
+      <w:r>
+        <w:rPr>
+          <w:sz w:val="34"/>
+          <w:szCs w:val="34"/>
+          <w:rtl w:val="0"/>
+        </w:rPr>
+        <w:t xml:space="preserve">3. Aim and Objectives</w:t>
+      </w:r>
+    </w:p>
+    <w:p>
+      <w:pPr>
+        <w:pStyle w:val="Heading3"/>
+        <w:keepNext w:val="0"/>
+        <w:keepLines w:val="0"/>
+        <w:spacing w:before="280" w:lineRule="auto"/>
+        <w:rPr>
+          <w:color w:val="000000"/>
+          <w:sz w:val="26"/>
+          <w:szCs w:val="26"/>
+        </w:rPr>
+      </w:pPr>
+      <w:bookmarkStart w:colFirst="0" w:colLast="0" w:name="_gjv1wslkf4i3" w:id="4"/>
+      <w:bookmarkEnd w:id="4"/>
+      <w:r>
+        <w:rPr>
+          <w:color w:val="000000"/>
+          <w:sz w:val="26"/>
+          <w:szCs w:val="26"/>
+          <w:rtl w:val="0"/>
+        </w:rPr>
+        <w:t xml:space="preserve">Aim</w:t>
+      </w:r>
+    </w:p>
+    <w:p>
+      <w:pPr>
+        <w:spacing w:after="240" w:before="240" w:lineRule="auto"/>
+        <w:rPr/>
+      </w:pPr>
+      <w:r>
+        <w:rPr>
+          <w:rtl w:val="0"/>
+        </w:rPr>
+        <w:t xml:space="preserve">To develop and evaluate a machine-learning classification model that can identify orders at risk of late delivery using information available at or near order placement.</w:t>
+      </w:r>
+    </w:p>
+    <w:p>
+      <w:pPr>
+        <w:pStyle w:val="Heading3"/>
+        <w:keepNext w:val="0"/>
+        <w:keepLines w:val="0"/>
+        <w:spacing w:before="280" w:lineRule="auto"/>
+        <w:rPr>
+          <w:color w:val="000000"/>
+          <w:sz w:val="26"/>
+          <w:szCs w:val="26"/>
+        </w:rPr>
+      </w:pPr>
+      <w:bookmarkStart w:colFirst="0" w:colLast="0" w:name="_malvxkex0lvz" w:id="5"/>
+      <w:bookmarkEnd w:id="5"/>
+      <w:r>
+        <w:rPr>
+          <w:color w:val="000000"/>
+          <w:sz w:val="26"/>
+          <w:szCs w:val="26"/>
+          <w:rtl w:val="0"/>
+        </w:rPr>
+        <w:t xml:space="preserve">Objectives</w:t>
+      </w:r>
+    </w:p>
+    <w:p>
+      <w:pPr>
+        <w:numPr>
+          <w:ilvl w:val="0"/>
+          <w:numId w:val="1"/>
+        </w:numPr>
+        <w:spacing w:after="0" w:afterAutospacing="0" w:before="240" w:lineRule="auto"/>
+        <w:ind w:left="720" w:hanging="360"/>
+      </w:pPr>
+      <w:r>
+        <w:rPr>
+          <w:rtl w:val="0"/>
+        </w:rPr>
+        <w:t xml:space="preserve">Clean and prepare the supply-chain dataset, including handling missing values, duplicates, data types and irrelevant variables.</w:t>
+      </w:r>
+    </w:p>
+    <w:p>
+      <w:pPr>
+        <w:numPr>
+          <w:ilvl w:val="0"/>
+          <w:numId w:val="1"/>
+        </w:numPr>
+        <w:spacing w:after="0" w:afterAutospacing="0" w:before="0" w:beforeAutospacing="0" w:lineRule="auto"/>
+        <w:ind w:left="720" w:hanging="360"/>
+      </w:pPr>
+      <w:r>
+        <w:rPr>
+          <w:rtl w:val="0"/>
+        </w:rPr>
+        <w:t xml:space="preserve">Conduct exploratory analysis to identify relationships between late-delivery risk and relevant order, product, geographical and shipping characteristics.</w:t>
+      </w:r>
+    </w:p>
+    <w:p>
+      <w:pPr>
+        <w:numPr>
+          <w:ilvl w:val="0"/>
+          <w:numId w:val="1"/>
+        </w:numPr>
+        <w:spacing w:after="0" w:afterAutospacing="0" w:before="0" w:beforeAutospacing="0" w:lineRule="auto"/>
+        <w:ind w:left="720" w:hanging="360"/>
+      </w:pPr>
+      <w:r>
+        <w:rPr>
+          <w:rtl w:val="0"/>
+        </w:rPr>
+        <w:t xml:space="preserve">Engineer predictive features while minimising data leakage.</w:t>
+      </w:r>
+    </w:p>
+    <w:p>
+      <w:pPr>
+        <w:numPr>
+          <w:ilvl w:val="0"/>
+          <w:numId w:val="1"/>
+        </w:numPr>
+        <w:spacing w:after="0" w:afterAutospacing="0" w:before="0" w:beforeAutospacing="0" w:lineRule="auto"/>
+        <w:ind w:left="720" w:hanging="360"/>
+      </w:pPr>
+      <w:r>
+        <w:rPr>
+          <w:rtl w:val="0"/>
+        </w:rPr>
+        <w:t xml:space="preserve">Develop and compare classification models for predicting late-delivery risk.</w:t>
+      </w:r>
+    </w:p>
+    <w:p>
+      <w:pPr>
+        <w:numPr>
+          <w:ilvl w:val="0"/>
+          <w:numId w:val="1"/>
+        </w:numPr>
+        <w:spacing w:after="240" w:before="0" w:beforeAutospacing="0" w:lineRule="auto"/>
+        <w:ind w:left="720" w:hanging="360"/>
+      </w:pPr>
+      <w:r>
+        <w:rPr>
+          <w:rtl w:val="0"/>
+        </w:rPr>
+        <w:t xml:space="preserve">Evaluate model performance and identify the model most suitable for the proposed business application.</w:t>
+      </w:r>
+    </w:p>
+    <w:p>
+      <w:pPr>
+        <w:spacing w:after="240" w:before="240" w:lineRule="auto"/>
+        <w:rPr/>
+      </w:pPr>
+      <w:r>
+        <w:rPr>
+          <w:rtl w:val="0"/>
+        </w:rPr>
+        <w:t xml:space="preserve">The business objective is to investigate whether predictive analytics could help fulfilment teams move from reactive management of delivery problems towards proactive risk identification and prioritisation.</w:t>
+      </w:r>
+    </w:p>
+    <w:p>
+      <w:pPr>
+        <w:spacing w:after="240" w:before="240" w:lineRule="auto"/>
+        <w:rPr/>
+      </w:pPr>
+      <w:r>
+        <w:rPr>
+          <w:rtl w:val="0"/>
+        </w:rPr>
+      </w:r>
+    </w:p>
+    <w:p>
+      <w:pPr>
+        <w:spacing w:after="240" w:before="240" w:lineRule="auto"/>
+        <w:rPr/>
+      </w:pPr>
+      <w:r>
+        <w:rPr>
+          <w:rtl w:val="0"/>
+        </w:rPr>
       </w:r>
     </w:p>
     <w:p>
@@ -127,7 +404,121 @@
 </file>
 
 <file path=word/numbering.xml><?xml version="1.0" encoding="utf-8"?>
-<w:numbering xmlns:mc="http://schemas.openxmlformats.org/markup-compatibility/2006" xmlns:o="urn:schemas-microsoft-com:office:office" xmlns:r="http://schemas.openxmlformats.org/officeDocument/2006/relationships" xmlns:m="http://schemas.openxmlformats.org/officeDocument/2006/math" xmlns:v="urn:schemas-microsoft-com:vml" xmlns:wp="http://schemas.openxmlformats.org/drawingml/2006/wordprocessingDrawing" xmlns:w10="urn:schemas-microsoft-com:office:word" xmlns:w="http://schemas.openxmlformats.org/wordprocessingml/2006/main" xmlns:wne="http://schemas.microsoft.com/office/word/2006/wordml" xmlns:sl="http://schemas.openxmlformats.org/schemaLibrary/2006/main" xmlns:a="http://schemas.openxmlformats.org/drawingml/2006/main" xmlns:pic="http://schemas.openxmlformats.org/drawingml/2006/picture" xmlns:c="http://schemas.openxmlformats.org/drawingml/2006/chart" xmlns:lc="http://schemas.openxmlformats.org/drawingml/2006/lockedCanvas" xmlns:dgm="http://schemas.openxmlformats.org/drawingml/2006/diagram" xmlns:wps="http://schemas.microsoft.com/office/word/2010/wordprocessingShape" xmlns:wpg="http://schemas.microsoft.com/office/word/2010/wordprocessingGroup" xmlns:w14="http://schemas.microsoft.com/office/word/2010/wordml" xmlns:w15="http://schemas.microsoft.com/office/word/2012/wordml" xmlns:w16="http://schemas.microsoft.com/office/word/2018/wordml" xmlns:w16cex="http://schemas.microsoft.com/office/word/2018/wordml/cex" xmlns:w16cid="http://schemas.microsoft.com/office/word/2016/wordml/cid" xmlns="http://schemas.microsoft.com/office/tasks/2019/documenttasks" xmlns:cr="http://schemas.microsoft.com/office/comments/2020/reactions"/>
+<w:numbering xmlns:mc="http://schemas.openxmlformats.org/markup-compatibility/2006" xmlns:o="urn:schemas-microsoft-com:office:office" xmlns:r="http://schemas.openxmlformats.org/officeDocument/2006/relationships" xmlns:m="http://schemas.openxmlformats.org/officeDocument/2006/math" xmlns:v="urn:schemas-microsoft-com:vml" xmlns:wp="http://schemas.openxmlformats.org/drawingml/2006/wordprocessingDrawing" xmlns:w10="urn:schemas-microsoft-com:office:word" xmlns:w="http://schemas.openxmlformats.org/wordprocessingml/2006/main" xmlns:wne="http://schemas.microsoft.com/office/word/2006/wordml" xmlns:sl="http://schemas.openxmlformats.org/schemaLibrary/2006/main" xmlns:a="http://schemas.openxmlformats.org/drawingml/2006/main" xmlns:pic="http://schemas.openxmlformats.org/drawingml/2006/picture" xmlns:c="http://schemas.openxmlformats.org/drawingml/2006/chart" xmlns:lc="http://schemas.openxmlformats.org/drawingml/2006/lockedCanvas" xmlns:dgm="http://schemas.openxmlformats.org/drawingml/2006/diagram" xmlns:wps="http://schemas.microsoft.com/office/word/2010/wordprocessingShape" xmlns:wpg="http://schemas.microsoft.com/office/word/2010/wordprocessingGroup" xmlns:w14="http://schemas.microsoft.com/office/word/2010/wordml" xmlns:w15="http://schemas.microsoft.com/office/word/2012/wordml" xmlns:w16="http://schemas.microsoft.com/office/word/2018/wordml" xmlns:w16cex="http://schemas.microsoft.com/office/word/2018/wordml/cex" xmlns:w16cid="http://schemas.microsoft.com/office/word/2016/wordml/cid" xmlns="http://schemas.microsoft.com/office/tasks/2019/documenttasks" xmlns:cr="http://schemas.microsoft.com/office/comments/2020/reactions">
+  <w:abstractNum w:abstractNumId="1">
+    <w:lvl w:ilvl="0">
+      <w:start w:val="1"/>
+      <w:numFmt w:val="decimal"/>
+      <w:lvlText w:val="%1."/>
+      <w:lvlJc w:val="left"/>
+      <w:pPr>
+        <w:ind w:left="720" w:hanging="360"/>
+      </w:pPr>
+      <w:rPr>
+        <w:u w:val="none"/>
+      </w:rPr>
+    </w:lvl>
+    <w:lvl w:ilvl="1">
+      <w:start w:val="1"/>
+      <w:numFmt w:val="lowerLetter"/>
+      <w:lvlText w:val="%2."/>
+      <w:lvlJc w:val="left"/>
+      <w:pPr>
+        <w:ind w:left="1440" w:hanging="360"/>
+      </w:pPr>
+      <w:rPr>
+        <w:u w:val="none"/>
+      </w:rPr>
+    </w:lvl>
+    <w:lvl w:ilvl="2">
+      <w:start w:val="1"/>
+      <w:numFmt w:val="lowerRoman"/>
+      <w:lvlText w:val="%3."/>
+      <w:lvlJc w:val="left"/>
+      <w:pPr>
+        <w:ind w:left="2160" w:hanging="360"/>
+      </w:pPr>
+      <w:rPr>
+        <w:u w:val="none"/>
+      </w:rPr>
+    </w:lvl>
+    <w:lvl w:ilvl="3">
+      <w:start w:val="1"/>
+      <w:numFmt w:val="decimal"/>
+      <w:lvlText w:val="%4."/>
+      <w:lvlJc w:val="left"/>
+      <w:pPr>
+        <w:ind w:left="2880" w:hanging="360"/>
+      </w:pPr>
+      <w:rPr>
+        <w:u w:val="none"/>
+      </w:rPr>
+    </w:lvl>
+    <w:lvl w:ilvl="4">
+      <w:start w:val="1"/>
+      <w:numFmt w:val="lowerLetter"/>
+      <w:lvlText w:val="%5."/>
+      <w:lvlJc w:val="left"/>
+      <w:pPr>
+        <w:ind w:left="3600" w:hanging="360"/>
+      </w:pPr>
+      <w:rPr>
+        <w:u w:val="none"/>
+      </w:rPr>
+    </w:lvl>
+    <w:lvl w:ilvl="5">
+      <w:start w:val="1"/>
+      <w:numFmt w:val="lowerRoman"/>
+      <w:lvlText w:val="%6."/>
+      <w:lvlJc w:val="left"/>
+      <w:pPr>
+        <w:ind w:left="4320" w:hanging="360"/>
+      </w:pPr>
+      <w:rPr>
+        <w:u w:val="none"/>
+      </w:rPr>
+    </w:lvl>
+    <w:lvl w:ilvl="6">
+      <w:start w:val="1"/>
+      <w:numFmt w:val="decimal"/>
+      <w:lvlText w:val="%7."/>
+      <w:lvlJc w:val="left"/>
+      <w:pPr>
+        <w:ind w:left="5040" w:hanging="360"/>
+      </w:pPr>
+      <w:rPr>
+        <w:u w:val="none"/>
+      </w:rPr>
+    </w:lvl>
+    <w:lvl w:ilvl="7">
+      <w:start w:val="1"/>
+      <w:numFmt w:val="lowerLetter"/>
+      <w:lvlText w:val="%8."/>
+      <w:lvlJc w:val="left"/>
+      <w:pPr>
+        <w:ind w:left="5760" w:hanging="360"/>
+      </w:pPr>
+      <w:rPr>
+        <w:u w:val="none"/>
+      </w:rPr>
+    </w:lvl>
+    <w:lvl w:ilvl="8">
+      <w:start w:val="1"/>
+      <w:numFmt w:val="lowerRoman"/>
+      <w:lvlText w:val="%9."/>
+      <w:lvlJc w:val="left"/>
+      <w:pPr>
+        <w:ind w:left="6480" w:hanging="360"/>
+      </w:pPr>
+      <w:rPr>
+        <w:u w:val="none"/>
+      </w:rPr>
+    </w:lvl>
+  </w:abstractNum>
+  <w:num w:numId="1">
+    <w:abstractNumId w:val="1"/>
+  </w:num>
+</w:numbering>
 </file>
 
 <file path=word/styles.xml><?xml version="1.0" encoding="utf-8"?>

--- a/Strategic Thinking Capstone Project 1.docx
+++ b/Strategic Thinking Capstone Project 1.docx
@@ -9,21 +9,458 @@
         <w:keepLines w:val="0"/>
         <w:spacing w:before="480" w:lineRule="auto"/>
         <w:rPr>
-          <w:sz w:val="46"/>
-          <w:szCs w:val="46"/>
+          <w:sz w:val="18"/>
+          <w:szCs w:val="18"/>
         </w:rPr>
       </w:pPr>
       <w:bookmarkStart w:colFirst="0" w:colLast="0" w:name="_syv4s0isd9a5" w:id="0"/>
       <w:bookmarkEnd w:id="0"/>
       <w:r>
         <w:rPr>
-          <w:sz w:val="46"/>
-          <w:szCs w:val="46"/>
+          <w:sz w:val="32"/>
+          <w:szCs w:val="32"/>
           <w:rtl w:val="0"/>
         </w:rPr>
         <w:t xml:space="preserve">Predictive Analytics for Proactive Order Fulfilment Risk Management</w:t>
       </w:r>
-    </w:p>
+      <w:r>
+        <w:rPr>
+          <w:rtl w:val="0"/>
+        </w:rPr>
+      </w:r>
+    </w:p>
+    <w:p>
+      <w:pPr>
+        <w:rPr/>
+      </w:pPr>
+      <w:r>
+        <w:rPr>
+          <w:rtl w:val="0"/>
+        </w:rPr>
+      </w:r>
+    </w:p>
+    <w:p>
+      <w:pPr>
+        <w:pStyle w:val="Heading2"/>
+        <w:rPr/>
+      </w:pPr>
+      <w:bookmarkStart w:colFirst="0" w:colLast="0" w:name="_952kf6fcmx53" w:id="1"/>
+      <w:bookmarkEnd w:id="1"/>
+      <w:r>
+        <w:rPr>
+          <w:rtl w:val="0"/>
+        </w:rPr>
+        <w:t xml:space="preserve">Table of Contents</w:t>
+      </w:r>
+    </w:p>
+    <w:p>
+      <w:pPr>
+        <w:rPr/>
+      </w:pPr>
+      <w:r>
+        <w:rPr>
+          <w:rtl w:val="0"/>
+        </w:rPr>
+      </w:r>
+    </w:p>
+    <w:sdt>
+      <w:sdtPr>
+        <w:id w:val="-848083846"/>
+        <w:docPartObj>
+          <w:docPartGallery w:val="Table of Contents"/>
+          <w:docPartUnique w:val="1"/>
+        </w:docPartObj>
+      </w:sdtPr>
+      <w:sdtContent>
+        <w:p>
+          <w:pPr>
+            <w:widowControl w:val="0"/>
+            <w:tabs>
+              <w:tab w:val="right" w:leader="dot" w:pos="12000"/>
+            </w:tabs>
+            <w:spacing w:before="60" w:line="240" w:lineRule="auto"/>
+            <w:rPr/>
+          </w:pPr>
+          <w:r>
+            <w:fldChar w:fldCharType="begin"/>
+            <w:instrText xml:space="preserve"> TOC \h \u \z \t "Heading 1,1,Heading 2,2,Heading 4,4,Heading 5,5,Heading 6,6,"</w:instrText>
+            <w:fldChar w:fldCharType="separate"/>
+          </w:r>
+          <w:r>
+            <w:rPr>
+              <w:rtl w:val="0"/>
+            </w:rPr>
+          </w:r>
+        </w:p>
+        <w:p>
+          <w:pPr>
+            <w:widowControl w:val="0"/>
+            <w:tabs>
+              <w:tab w:val="right" w:leader="dot" w:pos="12000"/>
+            </w:tabs>
+            <w:spacing w:before="60" w:line="240" w:lineRule="auto"/>
+            <w:ind w:left="360" w:firstLine="0"/>
+            <w:rPr/>
+          </w:pPr>
+          <w:hyperlink w:anchor="_1bmn5riiny81">
+            <w:r>
+              <w:rPr>
+                <w:rtl w:val="0"/>
+              </w:rPr>
+              <w:t xml:space="preserve">1.Introduction</w:t>
+              <w:tab/>
+              <w:t xml:space="preserve">1</w:t>
+            </w:r>
+          </w:hyperlink>
+          <w:r>
+            <w:rPr>
+              <w:rtl w:val="0"/>
+            </w:rPr>
+          </w:r>
+        </w:p>
+        <w:p>
+          <w:pPr>
+            <w:widowControl w:val="0"/>
+            <w:tabs>
+              <w:tab w:val="right" w:leader="dot" w:pos="12000"/>
+            </w:tabs>
+            <w:spacing w:before="60" w:line="240" w:lineRule="auto"/>
+            <w:ind w:left="360" w:firstLine="0"/>
+            <w:rPr/>
+          </w:pPr>
+          <w:hyperlink w:anchor="_p136295zqz0b">
+            <w:r>
+              <w:rPr>
+                <w:rtl w:val="0"/>
+              </w:rPr>
+              <w:t xml:space="preserve">2. Problem Definition</w:t>
+              <w:tab/>
+              <w:t xml:space="preserve">2</w:t>
+            </w:r>
+          </w:hyperlink>
+          <w:r>
+            <w:rPr>
+              <w:rtl w:val="0"/>
+            </w:rPr>
+          </w:r>
+        </w:p>
+        <w:p>
+          <w:pPr>
+            <w:widowControl w:val="0"/>
+            <w:tabs>
+              <w:tab w:val="right" w:leader="dot" w:pos="12000"/>
+            </w:tabs>
+            <w:spacing w:before="60" w:line="240" w:lineRule="auto"/>
+            <w:ind w:left="360" w:firstLine="0"/>
+            <w:rPr/>
+          </w:pPr>
+          <w:hyperlink w:anchor="_xpmbjj6mdnj5">
+            <w:r>
+              <w:rPr>
+                <w:rtl w:val="0"/>
+              </w:rPr>
+              <w:t xml:space="preserve">3. Aim and Objectives</w:t>
+              <w:tab/>
+              <w:t xml:space="preserve">2</w:t>
+            </w:r>
+          </w:hyperlink>
+          <w:r>
+            <w:rPr>
+              <w:rtl w:val="0"/>
+            </w:rPr>
+          </w:r>
+        </w:p>
+        <w:p>
+          <w:pPr>
+            <w:widowControl w:val="0"/>
+            <w:tabs>
+              <w:tab w:val="right" w:leader="dot" w:pos="12000"/>
+            </w:tabs>
+            <w:spacing w:before="60" w:line="240" w:lineRule="auto"/>
+            <w:ind w:left="360" w:firstLine="0"/>
+            <w:rPr/>
+          </w:pPr>
+          <w:hyperlink w:anchor="_d4eu7zu5srs3">
+            <w:r>
+              <w:rPr>
+                <w:rtl w:val="0"/>
+              </w:rPr>
+              <w:t xml:space="preserve">4. Scope</w:t>
+              <w:tab/>
+              <w:t xml:space="preserve">3</w:t>
+            </w:r>
+          </w:hyperlink>
+          <w:r>
+            <w:rPr>
+              <w:rtl w:val="0"/>
+            </w:rPr>
+          </w:r>
+        </w:p>
+        <w:p>
+          <w:pPr>
+            <w:widowControl w:val="0"/>
+            <w:tabs>
+              <w:tab w:val="right" w:leader="dot" w:pos="12000"/>
+            </w:tabs>
+            <w:spacing w:before="60" w:line="240" w:lineRule="auto"/>
+            <w:ind w:left="360" w:firstLine="0"/>
+            <w:rPr/>
+          </w:pPr>
+          <w:hyperlink w:anchor="_nkf9l73h00gy">
+            <w:r>
+              <w:rPr>
+                <w:rtl w:val="0"/>
+              </w:rPr>
+              <w:t xml:space="preserve">5. Methodology</w:t>
+              <w:tab/>
+              <w:t xml:space="preserve">3</w:t>
+            </w:r>
+          </w:hyperlink>
+          <w:r>
+            <w:rPr>
+              <w:rtl w:val="0"/>
+            </w:rPr>
+          </w:r>
+        </w:p>
+        <w:p>
+          <w:pPr>
+            <w:widowControl w:val="0"/>
+            <w:tabs>
+              <w:tab w:val="right" w:leader="dot" w:pos="12000"/>
+            </w:tabs>
+            <w:spacing w:before="60" w:line="240" w:lineRule="auto"/>
+            <w:ind w:left="360" w:firstLine="0"/>
+            <w:rPr/>
+          </w:pPr>
+          <w:hyperlink r:id="rId6">
+            <w:r>
+              <w:rPr>
+                <w:rtl w:val="0"/>
+              </w:rPr>
+              <w:t xml:space="preserve">6. Data Sources</w:t>
+              <w:tab/>
+              <w:t xml:space="preserve">5</w:t>
+            </w:r>
+          </w:hyperlink>
+          <w:r>
+            <w:rPr>
+              <w:rtl w:val="0"/>
+            </w:rPr>
+          </w:r>
+        </w:p>
+        <w:p>
+          <w:pPr>
+            <w:widowControl w:val="0"/>
+            <w:tabs>
+              <w:tab w:val="right" w:leader="dot" w:pos="12000"/>
+            </w:tabs>
+            <w:spacing w:before="60" w:line="240" w:lineRule="auto"/>
+            <w:ind w:left="360" w:firstLine="0"/>
+            <w:rPr/>
+          </w:pPr>
+          <w:hyperlink r:id="rId7">
+            <w:r>
+              <w:rPr>
+                <w:rtl w:val="0"/>
+              </w:rPr>
+              <w:t xml:space="preserve">7. Technologies and Tools</w:t>
+              <w:tab/>
+              <w:t xml:space="preserve">5</w:t>
+            </w:r>
+          </w:hyperlink>
+          <w:r>
+            <w:rPr>
+              <w:rtl w:val="0"/>
+            </w:rPr>
+          </w:r>
+        </w:p>
+        <w:p>
+          <w:pPr>
+            <w:widowControl w:val="0"/>
+            <w:tabs>
+              <w:tab w:val="right" w:leader="dot" w:pos="12000"/>
+            </w:tabs>
+            <w:spacing w:before="60" w:line="240" w:lineRule="auto"/>
+            <w:ind w:left="360" w:firstLine="0"/>
+            <w:rPr/>
+          </w:pPr>
+          <w:hyperlink r:id="rId8">
+            <w:r>
+              <w:rPr>
+                <w:rtl w:val="0"/>
+              </w:rPr>
+              <w:t xml:space="preserve">6. Data Sources</w:t>
+              <w:tab/>
+              <w:t xml:space="preserve">5</w:t>
+            </w:r>
+          </w:hyperlink>
+          <w:r>
+            <w:rPr>
+              <w:rtl w:val="0"/>
+            </w:rPr>
+          </w:r>
+        </w:p>
+        <w:p>
+          <w:pPr>
+            <w:widowControl w:val="0"/>
+            <w:tabs>
+              <w:tab w:val="right" w:leader="dot" w:pos="12000"/>
+            </w:tabs>
+            <w:spacing w:before="60" w:line="240" w:lineRule="auto"/>
+            <w:ind w:left="360" w:firstLine="0"/>
+            <w:rPr/>
+          </w:pPr>
+          <w:hyperlink r:id="rId9">
+            <w:r>
+              <w:rPr>
+                <w:rtl w:val="0"/>
+              </w:rPr>
+              <w:t xml:space="preserve">7. Technologies and Tools</w:t>
+              <w:tab/>
+              <w:t xml:space="preserve">5</w:t>
+            </w:r>
+          </w:hyperlink>
+          <w:r>
+            <w:rPr>
+              <w:rtl w:val="0"/>
+            </w:rPr>
+          </w:r>
+        </w:p>
+        <w:p>
+          <w:pPr>
+            <w:widowControl w:val="0"/>
+            <w:tabs>
+              <w:tab w:val="right" w:leader="dot" w:pos="12000"/>
+            </w:tabs>
+            <w:spacing w:before="60" w:line="240" w:lineRule="auto"/>
+            <w:ind w:left="360" w:firstLine="0"/>
+            <w:rPr/>
+          </w:pPr>
+          <w:hyperlink r:id="rId10">
+            <w:r>
+              <w:rPr>
+                <w:rtl w:val="0"/>
+              </w:rPr>
+              <w:t xml:space="preserve">8. Expected Deliverables</w:t>
+              <w:tab/>
+              <w:t xml:space="preserve">6</w:t>
+            </w:r>
+          </w:hyperlink>
+          <w:r>
+            <w:rPr>
+              <w:rtl w:val="0"/>
+            </w:rPr>
+          </w:r>
+        </w:p>
+        <w:p>
+          <w:pPr>
+            <w:widowControl w:val="0"/>
+            <w:tabs>
+              <w:tab w:val="right" w:leader="dot" w:pos="12000"/>
+            </w:tabs>
+            <w:spacing w:before="60" w:line="240" w:lineRule="auto"/>
+            <w:ind w:left="360" w:firstLine="0"/>
+            <w:rPr/>
+          </w:pPr>
+          <w:hyperlink r:id="rId11">
+            <w:r>
+              <w:rPr>
+                <w:rtl w:val="0"/>
+              </w:rPr>
+              <w:t xml:space="preserve">9. Project Timeline</w:t>
+              <w:tab/>
+              <w:t xml:space="preserve">6</w:t>
+            </w:r>
+          </w:hyperlink>
+          <w:r>
+            <w:rPr>
+              <w:rtl w:val="0"/>
+            </w:rPr>
+          </w:r>
+        </w:p>
+        <w:p>
+          <w:pPr>
+            <w:widowControl w:val="0"/>
+            <w:tabs>
+              <w:tab w:val="right" w:leader="dot" w:pos="12000"/>
+            </w:tabs>
+            <w:spacing w:before="60" w:line="240" w:lineRule="auto"/>
+            <w:ind w:left="360" w:firstLine="0"/>
+            <w:rPr/>
+          </w:pPr>
+          <w:hyperlink r:id="rId12">
+            <w:r>
+              <w:rPr>
+                <w:rtl w:val="0"/>
+              </w:rPr>
+              <w:t xml:space="preserve">10. Ethical and Legal Considerations</w:t>
+              <w:tab/>
+              <w:t xml:space="preserve">7</w:t>
+            </w:r>
+          </w:hyperlink>
+          <w:r>
+            <w:rPr>
+              <w:rtl w:val="0"/>
+            </w:rPr>
+          </w:r>
+        </w:p>
+        <w:p>
+          <w:pPr>
+            <w:widowControl w:val="0"/>
+            <w:tabs>
+              <w:tab w:val="right" w:leader="dot" w:pos="12000"/>
+            </w:tabs>
+            <w:spacing w:before="60" w:line="240" w:lineRule="auto"/>
+            <w:ind w:left="360" w:firstLine="0"/>
+            <w:rPr/>
+          </w:pPr>
+          <w:hyperlink r:id="rId13">
+            <w:r>
+              <w:rPr>
+                <w:rtl w:val="0"/>
+              </w:rPr>
+              <w:t xml:space="preserve">11. Conclusion</w:t>
+              <w:tab/>
+              <w:t xml:space="preserve">7</w:t>
+            </w:r>
+          </w:hyperlink>
+          <w:r>
+            <w:rPr>
+              <w:rtl w:val="0"/>
+            </w:rPr>
+          </w:r>
+        </w:p>
+        <w:p>
+          <w:pPr>
+            <w:widowControl w:val="0"/>
+            <w:tabs>
+              <w:tab w:val="right" w:leader="dot" w:pos="12000"/>
+            </w:tabs>
+            <w:spacing w:before="60" w:line="240" w:lineRule="auto"/>
+            <w:ind w:left="360" w:firstLine="0"/>
+            <w:rPr/>
+          </w:pPr>
+          <w:hyperlink r:id="rId14">
+            <w:r>
+              <w:rPr>
+                <w:rtl w:val="0"/>
+              </w:rPr>
+              <w:t xml:space="preserve">References</w:t>
+              <w:tab/>
+              <w:t xml:space="preserve">7</w:t>
+            </w:r>
+          </w:hyperlink>
+          <w:r>
+            <w:rPr>
+              <w:rtl w:val="0"/>
+            </w:rPr>
+          </w:r>
+          <w:r>
+            <w:fldChar w:fldCharType="end"/>
+          </w:r>
+        </w:p>
+      </w:sdtContent>
+    </w:sdt>
     <w:p>
       <w:pPr>
         <w:pStyle w:val="Heading2"/>
@@ -35,15 +472,66 @@
           <w:szCs w:val="34"/>
         </w:rPr>
       </w:pPr>
-      <w:bookmarkStart w:colFirst="0" w:colLast="0" w:name="_uzbw0cki88ou" w:id="1"/>
-      <w:bookmarkEnd w:id="1"/>
-      <w:r>
-        <w:rPr>
-          <w:sz w:val="34"/>
-          <w:szCs w:val="34"/>
-          <w:rtl w:val="0"/>
-        </w:rPr>
-        <w:t xml:space="preserve">1. Introduction and Business Context</w:t>
+      <w:bookmarkStart w:colFirst="0" w:colLast="0" w:name="_jzaojbg8yo02" w:id="2"/>
+      <w:bookmarkEnd w:id="2"/>
+      <w:r>
+        <w:rPr>
+          <w:rtl w:val="0"/>
+        </w:rPr>
+      </w:r>
+    </w:p>
+    <w:p>
+      <w:pPr>
+        <w:rPr/>
+      </w:pPr>
+      <w:r>
+        <w:rPr>
+          <w:rtl w:val="0"/>
+        </w:rPr>
+      </w:r>
+    </w:p>
+    <w:p>
+      <w:pPr>
+        <w:rPr/>
+      </w:pPr>
+      <w:r>
+        <w:rPr>
+          <w:rtl w:val="0"/>
+        </w:rPr>
+      </w:r>
+    </w:p>
+    <w:p>
+      <w:pPr>
+        <w:rPr/>
+      </w:pPr>
+      <w:r>
+        <w:rPr>
+          <w:rtl w:val="0"/>
+        </w:rPr>
+      </w:r>
+    </w:p>
+    <w:p>
+      <w:pPr>
+        <w:rPr/>
+      </w:pPr>
+      <w:r>
+        <w:rPr>
+          <w:rtl w:val="0"/>
+        </w:rPr>
+      </w:r>
+    </w:p>
+    <w:p>
+      <w:pPr>
+        <w:pStyle w:val="Heading2"/>
+        <w:rPr/>
+      </w:pPr>
+      <w:bookmarkStart w:colFirst="0" w:colLast="0" w:name="_1bmn5riiny81" w:id="3"/>
+      <w:bookmarkEnd w:id="3"/>
+      <w:r>
+        <w:rPr>
+          <w:rtl w:val="0"/>
+        </w:rPr>
+        <w:t xml:space="preserve">1.Introduction</w:t>
       </w:r>
     </w:p>
     <w:p>
@@ -55,7 +543,7 @@
         <w:rPr>
           <w:rtl w:val="0"/>
         </w:rPr>
-        <w:t xml:space="preserve">Effective order fulfilment is essential to supply-chain performance, as delivery delays can negatively affect customer satisfaction, operational efficiency and business performance. Identifying potential delivery problems early could allow fulfilment teams to intervene before an order becomes late.</w:t>
+        <w:t xml:space="preserve">Order fulfilment is an important part of supply-chain operations. When orders are delayed, it can lead to unhappy customers and extra work for the teams responsible for managing deliveries. If there was a way to identify orders that might be delayed before the problem actually happens, fulfilment teams could have more time to investigate and decide whether any action is needed.</w:t>
       </w:r>
     </w:p>
     <w:p>
@@ -67,7 +555,7 @@
         <w:rPr>
           <w:rtl w:val="0"/>
         </w:rPr>
-        <w:t xml:space="preserve">I selected this project because I currently work as an IT Product Manager in supply-chain fulfilment. My role involves working across technology, business and operational teams, providing a strong practical context for applying the data analytics techniques developed during the Higher Diploma in Data Analytics for Business.</w:t>
+        <w:t xml:space="preserve">I chose this project because it relates to my current role as an IT Supply Chain Product Manager in fulfilment. Working with both business and technology teams has given me an interest in how data can be used to improve processes and help people make better decisions. I also see this project as an opportunity to put what I have learned during the Higher Diploma in Data Analytics for Business into practice.</w:t>
       </w:r>
     </w:p>
     <w:p>
@@ -79,19 +567,7 @@
         <w:rPr>
           <w:rtl w:val="0"/>
         </w:rPr>
-        <w:t xml:space="preserve">A common challenge in fulfilment is that delivery problems may only become apparent when an order is already delayed or close to missing its expected delivery date. Predictive analytics could support a more proactive approach by identifying orders with a higher probability of late delivery, allowing operational teams to prioritise investigation and intervention.</w:t>
-      </w:r>
-    </w:p>
-    <w:p>
-      <w:pPr>
-        <w:spacing w:after="240" w:before="240" w:lineRule="auto"/>
-        <w:rPr/>
-      </w:pPr>
-      <w:r>
-        <w:rPr>
-          <w:rtl w:val="0"/>
-        </w:rPr>
-        <w:t xml:space="preserve">The project will investigate whether historical order, product, geographical and shipping characteristics can be used to predict late-delivery risk.</w:t>
+        <w:t xml:space="preserve">The project will use historical supply-chain data to investigate whether machine learning can help predict which orders are at risk of late delivery. I want to find out whether the data contains useful patterns that could help identify potential delays earlier, rather than relying only on manual checks or waiting until an order is already late.</w:t>
       </w:r>
     </w:p>
     <w:p>
@@ -105,8 +581,8 @@
           <w:szCs w:val="34"/>
         </w:rPr>
       </w:pPr>
-      <w:bookmarkStart w:colFirst="0" w:colLast="0" w:name="_xb6htvtaz2s2" w:id="2"/>
-      <w:bookmarkEnd w:id="2"/>
+      <w:bookmarkStart w:colFirst="0" w:colLast="0" w:name="_p136295zqz0b" w:id="4"/>
+      <w:bookmarkEnd w:id="4"/>
       <w:r>
         <w:rPr>
           <w:sz w:val="34"/>
@@ -125,7 +601,7 @@
         <w:rPr>
           <w:rtl w:val="0"/>
         </w:rPr>
-        <w:t xml:space="preserve">The project focuses on identifying orders that are likely to experience late delivery before the delay occurs. A classification approach will use Late_delivery_risk as the target variable.</w:t>
+        <w:t xml:space="preserve">Late deliveries can happen for different reasons, such as the type of product ordered, the shipping method and where the order is being delivered. I want to find out if looking at this information can help identify which orders might arrive late, giving fulfilment teams more time to look into potential problems.</w:t>
       </w:r>
     </w:p>
     <w:p>
@@ -137,42 +613,7 @@
         <w:rPr>
           <w:rtl w:val="0"/>
         </w:rPr>
-        <w:t xml:space="preserve">The analysis will focus on information available at or near the point of order placement. This creates an important requirement to prevent data leakage. Variables that become available only after fulfilment has progressed, such as actual shipping duration, shipping date and delivery status, will therefore be assessed and excluded where appropriate.</w:t>
-      </w:r>
-    </w:p>
-    <w:p>
-      <w:pPr>
-        <w:spacing w:after="240" w:before="240" w:lineRule="auto"/>
-        <w:rPr/>
-      </w:pPr>
-      <w:r>
-        <w:rPr>
-          <w:rtl w:val="0"/>
-        </w:rPr>
-        <w:t xml:space="preserve">Hypothesis (H1): Historical order, product, geographical and shipping characteristics provide meaningful predictive information for identifying orders at risk of late delivery.</w:t>
-      </w:r>
-    </w:p>
-    <w:p>
-      <w:pPr>
-        <w:spacing w:after="240" w:before="240" w:lineRule="auto"/>
-        <w:rPr/>
-      </w:pPr>
-      <w:r>
-        <w:rPr>
-          <w:rtl w:val="0"/>
-        </w:rPr>
-        <w:t xml:space="preserve">Null hypothesis (H0): These characteristics do not provide meaningful predictive information for identifying orders at risk of late delivery.</w:t>
-      </w:r>
-    </w:p>
-    <w:p>
-      <w:pPr>
-        <w:spacing w:after="240" w:before="240" w:lineRule="auto"/>
-        <w:rPr/>
-      </w:pPr>
-      <w:r>
-        <w:rPr>
-          <w:rtl w:val="0"/>
-        </w:rPr>
+        <w:t xml:space="preserve">By comparing different machine learning models, I hope to find out whether historical order and shipping information can help identify orders that may be delayed. I will then look at how the results could be useful to fulfilment teams when deciding which orders may need further attention.</w:t>
       </w:r>
     </w:p>
     <w:p>
@@ -186,8 +627,27 @@
           <w:szCs w:val="34"/>
         </w:rPr>
       </w:pPr>
-      <w:bookmarkStart w:colFirst="0" w:colLast="0" w:name="_m858docweub2" w:id="3"/>
-      <w:bookmarkEnd w:id="3"/>
+      <w:bookmarkStart w:colFirst="0" w:colLast="0" w:name="_vtvxlqxqpm7p" w:id="5"/>
+      <w:bookmarkEnd w:id="5"/>
+      <w:r>
+        <w:rPr>
+          <w:rtl w:val="0"/>
+        </w:rPr>
+      </w:r>
+    </w:p>
+    <w:p>
+      <w:pPr>
+        <w:pStyle w:val="Heading2"/>
+        <w:keepNext w:val="0"/>
+        <w:keepLines w:val="0"/>
+        <w:spacing w:after="80" w:lineRule="auto"/>
+        <w:rPr>
+          <w:sz w:val="34"/>
+          <w:szCs w:val="34"/>
+        </w:rPr>
+      </w:pPr>
+      <w:bookmarkStart w:colFirst="0" w:colLast="0" w:name="_xpmbjj6mdnj5" w:id="6"/>
+      <w:bookmarkEnd w:id="6"/>
       <w:r>
         <w:rPr>
           <w:sz w:val="34"/>
@@ -209,8 +669,8 @@
           <w:szCs w:val="26"/>
         </w:rPr>
       </w:pPr>
-      <w:bookmarkStart w:colFirst="0" w:colLast="0" w:name="_gjv1wslkf4i3" w:id="4"/>
-      <w:bookmarkEnd w:id="4"/>
+      <w:bookmarkStart w:colFirst="0" w:colLast="0" w:name="_ptzm6j9gdo9y" w:id="7"/>
+      <w:bookmarkEnd w:id="7"/>
       <w:r>
         <w:rPr>
           <w:color w:val="000000"/>
@@ -230,7 +690,19 @@
         <w:rPr>
           <w:rtl w:val="0"/>
         </w:rPr>
-        <w:t xml:space="preserve">To develop and evaluate a machine-learning classification model that can identify orders at risk of late delivery using information available at or near order placement.</w:t>
+        <w:t xml:space="preserve">The aim of this project is to develop and evaluate machine learning classification models to predict late-delivery risk using historical supply-chain data.</w:t>
+      </w:r>
+    </w:p>
+    <w:p>
+      <w:pPr>
+        <w:spacing w:after="240" w:before="240" w:lineRule="auto"/>
+        <w:rPr/>
+      </w:pPr>
+      <w:r>
+        <w:rPr>
+          <w:rtl w:val="0"/>
+        </w:rPr>
+        <w:t xml:space="preserve">The project will examine which variables are useful for making predictions and compare different models to see which performs best.</w:t>
       </w:r>
     </w:p>
     <w:p>
@@ -245,8 +717,8 @@
           <w:szCs w:val="26"/>
         </w:rPr>
       </w:pPr>
-      <w:bookmarkStart w:colFirst="0" w:colLast="0" w:name="_malvxkex0lvz" w:id="5"/>
-      <w:bookmarkEnd w:id="5"/>
+      <w:bookmarkStart w:colFirst="0" w:colLast="0" w:name="_aer6xqunfjzc" w:id="8"/>
+      <w:bookmarkEnd w:id="8"/>
       <w:r>
         <w:rPr>
           <w:color w:val="000000"/>
@@ -259,6 +731,18 @@
     </w:p>
     <w:p>
       <w:pPr>
+        <w:spacing w:after="240" w:before="240" w:lineRule="auto"/>
+        <w:rPr/>
+      </w:pPr>
+      <w:r>
+        <w:rPr>
+          <w:rtl w:val="0"/>
+        </w:rPr>
+        <w:t xml:space="preserve">The main objectives are:</w:t>
+      </w:r>
+    </w:p>
+    <w:p>
+      <w:pPr>
         <w:numPr>
           <w:ilvl w:val="0"/>
           <w:numId w:val="1"/>
@@ -270,7 +754,7 @@
         <w:rPr>
           <w:rtl w:val="0"/>
         </w:rPr>
-        <w:t xml:space="preserve">Clean and prepare the supply-chain dataset, including handling missing values, duplicates, data types and irrelevant variables.</w:t>
+        <w:t xml:space="preserve">Collect, clean and prepare the dataset for analysis.</w:t>
       </w:r>
     </w:p>
     <w:p>
@@ -286,7 +770,7 @@
         <w:rPr>
           <w:rtl w:val="0"/>
         </w:rPr>
-        <w:t xml:space="preserve">Conduct exploratory analysis to identify relationships between late-delivery risk and relevant order, product, geographical and shipping characteristics.</w:t>
+        <w:t xml:space="preserve">Explore the data to identify patterns relating to late deliveries.</w:t>
       </w:r>
     </w:p>
     <w:p>
@@ -302,7 +786,7 @@
         <w:rPr>
           <w:rtl w:val="0"/>
         </w:rPr>
-        <w:t xml:space="preserve">Engineer predictive features while minimising data leakage.</w:t>
+        <w:t xml:space="preserve">Select and create suitable variables for predicting late-delivery risk.</w:t>
       </w:r>
     </w:p>
     <w:p>
@@ -318,7 +802,7 @@
         <w:rPr>
           <w:rtl w:val="0"/>
         </w:rPr>
-        <w:t xml:space="preserve">Develop and compare classification models for predicting late-delivery risk.</w:t>
+        <w:t xml:space="preserve">Develop and compare different machine learning classification models.</w:t>
       </w:r>
     </w:p>
     <w:p>
@@ -327,6 +811,22 @@
           <w:ilvl w:val="0"/>
           <w:numId w:val="1"/>
         </w:numPr>
+        <w:spacing w:after="0" w:afterAutospacing="0" w:before="0" w:beforeAutospacing="0" w:lineRule="auto"/>
+        <w:ind w:left="720" w:hanging="360"/>
+      </w:pPr>
+      <w:r>
+        <w:rPr>
+          <w:rtl w:val="0"/>
+        </w:rPr>
+        <w:t xml:space="preserve">Evaluate the models using appropriate performance measures.</w:t>
+      </w:r>
+    </w:p>
+    <w:p>
+      <w:pPr>
+        <w:numPr>
+          <w:ilvl w:val="0"/>
+          <w:numId w:val="1"/>
+        </w:numPr>
         <w:spacing w:after="240" w:before="0" w:beforeAutospacing="0" w:lineRule="auto"/>
         <w:ind w:left="720" w:hanging="360"/>
       </w:pPr>
@@ -334,7 +834,31 @@
         <w:rPr>
           <w:rtl w:val="0"/>
         </w:rPr>
-        <w:t xml:space="preserve">Evaluate model performance and identify the model most suitable for the proposed business application.</w:t>
+        <w:t xml:space="preserve">Present the findings and consider how they could be useful to fulfilment teams.</w:t>
+      </w:r>
+    </w:p>
+    <w:p>
+      <w:pPr>
+        <w:pStyle w:val="Heading3"/>
+        <w:keepNext w:val="0"/>
+        <w:keepLines w:val="0"/>
+        <w:spacing w:before="280" w:lineRule="auto"/>
+        <w:rPr>
+          <w:color w:val="000000"/>
+          <w:sz w:val="26"/>
+          <w:szCs w:val="26"/>
+        </w:rPr>
+      </w:pPr>
+      <w:bookmarkStart w:colFirst="0" w:colLast="0" w:name="_br0urjrmmb3j" w:id="9"/>
+      <w:bookmarkEnd w:id="9"/>
+      <w:r>
+        <w:rPr>
+          <w:color w:val="000000"/>
+          <w:sz w:val="26"/>
+          <w:szCs w:val="26"/>
+          <w:rtl w:val="0"/>
+        </w:rPr>
+        <w:t xml:space="preserve">Business Objective</w:t>
       </w:r>
     </w:p>
     <w:p>
@@ -346,7 +870,29 @@
         <w:rPr>
           <w:rtl w:val="0"/>
         </w:rPr>
-        <w:t xml:space="preserve">The business objective is to investigate whether predictive analytics could help fulfilment teams move from reactive management of delivery problems towards proactive risk identification and prioritisation.</w:t>
+        <w:t xml:space="preserve">The business objective is to investigate whether predictive analytics could help fulfilment teams identify potentially delayed orders earlier and prioritise which orders may need further investigation.</w:t>
+      </w:r>
+    </w:p>
+    <w:p>
+      <w:pPr>
+        <w:pStyle w:val="Heading2"/>
+        <w:keepNext w:val="0"/>
+        <w:keepLines w:val="0"/>
+        <w:spacing w:after="80" w:lineRule="auto"/>
+        <w:rPr>
+          <w:sz w:val="34"/>
+          <w:szCs w:val="34"/>
+        </w:rPr>
+      </w:pPr>
+      <w:bookmarkStart w:colFirst="0" w:colLast="0" w:name="_d4eu7zu5srs3" w:id="10"/>
+      <w:bookmarkEnd w:id="10"/>
+      <w:r>
+        <w:rPr>
+          <w:sz w:val="34"/>
+          <w:szCs w:val="34"/>
+          <w:rtl w:val="0"/>
+        </w:rPr>
+        <w:t xml:space="preserve">4. Scope</w:t>
       </w:r>
     </w:p>
     <w:p>
@@ -358,6 +904,7 @@
         <w:rPr>
           <w:rtl w:val="0"/>
         </w:rPr>
+        <w:t xml:space="preserve">This project will focus on developing a proof of concept using historical supply-chain data. The main aim is to establish whether the data can be used to predict late-delivery risk and whether the results could have practical value.</w:t>
       </w:r>
     </w:p>
     <w:p>
@@ -369,6 +916,151 @@
         <w:rPr>
           <w:rtl w:val="0"/>
         </w:rPr>
+        <w:t xml:space="preserve">The project will include:</w:t>
+      </w:r>
+    </w:p>
+    <w:p>
+      <w:pPr>
+        <w:numPr>
+          <w:ilvl w:val="0"/>
+          <w:numId w:val="6"/>
+        </w:numPr>
+        <w:spacing w:after="0" w:afterAutospacing="0" w:before="240" w:lineRule="auto"/>
+        <w:ind w:left="720" w:hanging="360"/>
+      </w:pPr>
+      <w:r>
+        <w:rPr>
+          <w:rtl w:val="0"/>
+        </w:rPr>
+        <w:t xml:space="preserve">Data cleaning and preparation.</w:t>
+      </w:r>
+    </w:p>
+    <w:p>
+      <w:pPr>
+        <w:numPr>
+          <w:ilvl w:val="0"/>
+          <w:numId w:val="6"/>
+        </w:numPr>
+        <w:spacing w:after="0" w:afterAutospacing="0" w:before="0" w:beforeAutospacing="0" w:lineRule="auto"/>
+        <w:ind w:left="720" w:hanging="360"/>
+      </w:pPr>
+      <w:r>
+        <w:rPr>
+          <w:rtl w:val="0"/>
+        </w:rPr>
+        <w:t xml:space="preserve">Exploratory data analysis.</w:t>
+      </w:r>
+    </w:p>
+    <w:p>
+      <w:pPr>
+        <w:numPr>
+          <w:ilvl w:val="0"/>
+          <w:numId w:val="6"/>
+        </w:numPr>
+        <w:spacing w:after="0" w:afterAutospacing="0" w:before="0" w:beforeAutospacing="0" w:lineRule="auto"/>
+        <w:ind w:left="720" w:hanging="360"/>
+      </w:pPr>
+      <w:r>
+        <w:rPr>
+          <w:rtl w:val="0"/>
+        </w:rPr>
+        <w:t xml:space="preserve">Data visualisation.</w:t>
+      </w:r>
+    </w:p>
+    <w:p>
+      <w:pPr>
+        <w:numPr>
+          <w:ilvl w:val="0"/>
+          <w:numId w:val="6"/>
+        </w:numPr>
+        <w:spacing w:after="0" w:afterAutospacing="0" w:before="0" w:beforeAutospacing="0" w:lineRule="auto"/>
+        <w:ind w:left="720" w:hanging="360"/>
+      </w:pPr>
+      <w:r>
+        <w:rPr>
+          <w:rtl w:val="0"/>
+        </w:rPr>
+        <w:t xml:space="preserve">Feature selection and engineering.</w:t>
+      </w:r>
+    </w:p>
+    <w:p>
+      <w:pPr>
+        <w:numPr>
+          <w:ilvl w:val="0"/>
+          <w:numId w:val="6"/>
+        </w:numPr>
+        <w:spacing w:after="0" w:afterAutospacing="0" w:before="0" w:beforeAutospacing="0" w:lineRule="auto"/>
+        <w:ind w:left="720" w:hanging="360"/>
+      </w:pPr>
+      <w:r>
+        <w:rPr>
+          <w:rtl w:val="0"/>
+        </w:rPr>
+        <w:t xml:space="preserve">Reviewing and preventing data leakage.</w:t>
+      </w:r>
+    </w:p>
+    <w:p>
+      <w:pPr>
+        <w:numPr>
+          <w:ilvl w:val="0"/>
+          <w:numId w:val="6"/>
+        </w:numPr>
+        <w:spacing w:after="0" w:afterAutospacing="0" w:before="0" w:beforeAutospacing="0" w:lineRule="auto"/>
+        <w:ind w:left="720" w:hanging="360"/>
+      </w:pPr>
+      <w:r>
+        <w:rPr>
+          <w:rtl w:val="0"/>
+        </w:rPr>
+        <w:t xml:space="preserve">Developing machine learning classification models.</w:t>
+      </w:r>
+    </w:p>
+    <w:p>
+      <w:pPr>
+        <w:numPr>
+          <w:ilvl w:val="0"/>
+          <w:numId w:val="6"/>
+        </w:numPr>
+        <w:spacing w:after="0" w:afterAutospacing="0" w:before="0" w:beforeAutospacing="0" w:lineRule="auto"/>
+        <w:ind w:left="720" w:hanging="360"/>
+      </w:pPr>
+      <w:r>
+        <w:rPr>
+          <w:rtl w:val="0"/>
+        </w:rPr>
+        <w:t xml:space="preserve">Comparing model performance.</w:t>
+      </w:r>
+    </w:p>
+    <w:p>
+      <w:pPr>
+        <w:numPr>
+          <w:ilvl w:val="0"/>
+          <w:numId w:val="6"/>
+        </w:numPr>
+        <w:spacing w:after="0" w:afterAutospacing="0" w:before="0" w:beforeAutospacing="0" w:lineRule="auto"/>
+        <w:ind w:left="720" w:hanging="360"/>
+      </w:pPr>
+      <w:r>
+        <w:rPr>
+          <w:rtl w:val="0"/>
+        </w:rPr>
+        <w:t xml:space="preserve">Identifying important variables.</w:t>
+      </w:r>
+    </w:p>
+    <w:p>
+      <w:pPr>
+        <w:numPr>
+          <w:ilvl w:val="0"/>
+          <w:numId w:val="6"/>
+        </w:numPr>
+        <w:spacing w:after="240" w:before="0" w:beforeAutospacing="0" w:lineRule="auto"/>
+        <w:ind w:left="720" w:hanging="360"/>
+      </w:pPr>
+      <w:r>
+        <w:rPr>
+          <w:rtl w:val="0"/>
+        </w:rPr>
+        <w:t xml:space="preserve">Making recommendations based on the findings.</w:t>
       </w:r>
     </w:p>
     <w:p>
@@ -380,6 +1072,53 @@
         <w:rPr>
           <w:rtl w:val="0"/>
         </w:rPr>
+        <w:t xml:space="preserve">The dataset contains approximately 180,000 records and more than 50 variables, which should provide a useful starting point for exploring relationships between order information and delivery risk.</w:t>
+      </w:r>
+    </w:p>
+    <w:p>
+      <w:pPr>
+        <w:pStyle w:val="Heading2"/>
+        <w:keepNext w:val="0"/>
+        <w:keepLines w:val="0"/>
+        <w:spacing w:after="80" w:lineRule="auto"/>
+        <w:rPr>
+          <w:sz w:val="34"/>
+          <w:szCs w:val="34"/>
+        </w:rPr>
+      </w:pPr>
+      <w:bookmarkStart w:colFirst="0" w:colLast="0" w:name="_nkf9l73h00gy" w:id="11"/>
+      <w:bookmarkEnd w:id="11"/>
+      <w:r>
+        <w:rPr>
+          <w:sz w:val="34"/>
+          <w:szCs w:val="34"/>
+          <w:rtl w:val="0"/>
+        </w:rPr>
+        <w:t xml:space="preserve">5. Methodology</w:t>
+      </w:r>
+    </w:p>
+    <w:p>
+      <w:pPr>
+        <w:pStyle w:val="Heading3"/>
+        <w:keepNext w:val="0"/>
+        <w:keepLines w:val="0"/>
+        <w:spacing w:before="280" w:lineRule="auto"/>
+        <w:rPr>
+          <w:color w:val="000000"/>
+          <w:sz w:val="26"/>
+          <w:szCs w:val="26"/>
+        </w:rPr>
+      </w:pPr>
+      <w:bookmarkStart w:colFirst="0" w:colLast="0" w:name="_7r6iv9z81hat" w:id="12"/>
+      <w:bookmarkEnd w:id="12"/>
+      <w:r>
+        <w:rPr>
+          <w:color w:val="000000"/>
+          <w:sz w:val="26"/>
+          <w:szCs w:val="26"/>
+          <w:rtl w:val="0"/>
+        </w:rPr>
+        <w:t xml:space="preserve">Phase 1: Data Collection</w:t>
       </w:r>
     </w:p>
     <w:p>
@@ -391,7 +1130,559 @@
         <w:rPr>
           <w:rtl w:val="0"/>
         </w:rPr>
-        <w:t xml:space="preserve">https://data.mendeley.com/datasets/8gx2fvg2k6/5</w:t>
+        <w:t xml:space="preserve">Historical supply-chain data will be obtained from the DataCo SMART SUPPLY CHAIN FOR BIG DATA ANALYSIS repository on Mendeley Data. </w:t>
+      </w:r>
+    </w:p>
+    <w:p>
+      <w:pPr>
+        <w:pStyle w:val="Heading3"/>
+        <w:keepNext w:val="0"/>
+        <w:keepLines w:val="0"/>
+        <w:spacing w:before="280" w:lineRule="auto"/>
+        <w:rPr>
+          <w:color w:val="000000"/>
+          <w:sz w:val="26"/>
+          <w:szCs w:val="26"/>
+        </w:rPr>
+      </w:pPr>
+      <w:bookmarkStart w:colFirst="0" w:colLast="0" w:name="_uehywvq7hegy" w:id="13"/>
+      <w:bookmarkEnd w:id="13"/>
+      <w:r>
+        <w:rPr>
+          <w:color w:val="000000"/>
+          <w:sz w:val="26"/>
+          <w:szCs w:val="26"/>
+          <w:rtl w:val="0"/>
+        </w:rPr>
+        <w:t xml:space="preserve">Phase 2: Data Preparation</w:t>
+      </w:r>
+    </w:p>
+    <w:p>
+      <w:pPr>
+        <w:spacing w:after="240" w:before="240" w:lineRule="auto"/>
+        <w:rPr/>
+      </w:pPr>
+      <w:r>
+        <w:rPr>
+          <w:rtl w:val="0"/>
+        </w:rPr>
+        <w:t xml:space="preserve">Python will be used to clean and prepare the dataset. Tasks will include:</w:t>
+      </w:r>
+    </w:p>
+    <w:p>
+      <w:pPr>
+        <w:numPr>
+          <w:ilvl w:val="0"/>
+          <w:numId w:val="3"/>
+        </w:numPr>
+        <w:spacing w:after="0" w:afterAutospacing="0" w:before="240" w:lineRule="auto"/>
+        <w:ind w:left="720" w:hanging="360"/>
+      </w:pPr>
+      <w:r>
+        <w:rPr>
+          <w:rtl w:val="0"/>
+        </w:rPr>
+        <w:t xml:space="preserve">Renaming columns where needed</w:t>
+      </w:r>
+    </w:p>
+    <w:p>
+      <w:pPr>
+        <w:numPr>
+          <w:ilvl w:val="0"/>
+          <w:numId w:val="3"/>
+        </w:numPr>
+        <w:spacing w:after="0" w:afterAutospacing="0" w:before="0" w:beforeAutospacing="0" w:lineRule="auto"/>
+        <w:ind w:left="720" w:hanging="360"/>
+      </w:pPr>
+      <w:r>
+        <w:rPr>
+          <w:rtl w:val="0"/>
+        </w:rPr>
+        <w:t xml:space="preserve">Removing unnecessary variables</w:t>
+      </w:r>
+    </w:p>
+    <w:p>
+      <w:pPr>
+        <w:numPr>
+          <w:ilvl w:val="0"/>
+          <w:numId w:val="3"/>
+        </w:numPr>
+        <w:spacing w:after="0" w:afterAutospacing="0" w:before="0" w:beforeAutospacing="0" w:lineRule="auto"/>
+        <w:ind w:left="720" w:hanging="360"/>
+      </w:pPr>
+      <w:r>
+        <w:rPr>
+          <w:rtl w:val="0"/>
+        </w:rPr>
+        <w:t xml:space="preserve">Handling missing values and duplicates</w:t>
+      </w:r>
+    </w:p>
+    <w:p>
+      <w:pPr>
+        <w:numPr>
+          <w:ilvl w:val="0"/>
+          <w:numId w:val="3"/>
+        </w:numPr>
+        <w:spacing w:after="0" w:afterAutospacing="0" w:before="0" w:beforeAutospacing="0" w:lineRule="auto"/>
+        <w:ind w:left="720" w:hanging="360"/>
+      </w:pPr>
+      <w:r>
+        <w:rPr>
+          <w:rtl w:val="0"/>
+        </w:rPr>
+        <w:t xml:space="preserve">Correcting data types and inconsistencies</w:t>
+      </w:r>
+    </w:p>
+    <w:p>
+      <w:pPr>
+        <w:numPr>
+          <w:ilvl w:val="0"/>
+          <w:numId w:val="3"/>
+        </w:numPr>
+        <w:spacing w:after="240" w:before="0" w:beforeAutospacing="0" w:lineRule="auto"/>
+        <w:ind w:left="720" w:hanging="360"/>
+      </w:pPr>
+      <w:r>
+        <w:rPr>
+          <w:rtl w:val="0"/>
+        </w:rPr>
+        <w:t xml:space="preserve">Removing unnecessary personal information</w:t>
+      </w:r>
+    </w:p>
+    <w:p>
+      <w:pPr>
+        <w:pStyle w:val="Heading3"/>
+        <w:keepNext w:val="0"/>
+        <w:keepLines w:val="0"/>
+        <w:spacing w:before="280" w:lineRule="auto"/>
+        <w:rPr>
+          <w:color w:val="000000"/>
+          <w:sz w:val="26"/>
+          <w:szCs w:val="26"/>
+        </w:rPr>
+      </w:pPr>
+      <w:bookmarkStart w:colFirst="0" w:colLast="0" w:name="_rqe7r7fm0669" w:id="14"/>
+      <w:bookmarkEnd w:id="14"/>
+      <w:r>
+        <w:rPr>
+          <w:color w:val="000000"/>
+          <w:sz w:val="26"/>
+          <w:szCs w:val="26"/>
+          <w:rtl w:val="0"/>
+        </w:rPr>
+        <w:t xml:space="preserve">Phase 3: Exploratory Data Analysis</w:t>
+      </w:r>
+    </w:p>
+    <w:p>
+      <w:pPr>
+        <w:spacing w:after="240" w:before="240" w:lineRule="auto"/>
+        <w:rPr/>
+      </w:pPr>
+      <w:r>
+        <w:rPr>
+          <w:rtl w:val="0"/>
+        </w:rPr>
+        <w:t xml:space="preserve">Exploratory data analysis will be used to identify patterns and relationships associated with late deliveries. This will include:</w:t>
+      </w:r>
+    </w:p>
+    <w:p>
+      <w:pPr>
+        <w:numPr>
+          <w:ilvl w:val="0"/>
+          <w:numId w:val="4"/>
+        </w:numPr>
+        <w:spacing w:after="0" w:afterAutospacing="0" w:before="240" w:lineRule="auto"/>
+        <w:ind w:left="720" w:hanging="360"/>
+      </w:pPr>
+      <w:r>
+        <w:rPr>
+          <w:rtl w:val="0"/>
+        </w:rPr>
+        <w:t xml:space="preserve">Late-delivery risk distribution</w:t>
+      </w:r>
+    </w:p>
+    <w:p>
+      <w:pPr>
+        <w:numPr>
+          <w:ilvl w:val="0"/>
+          <w:numId w:val="4"/>
+        </w:numPr>
+        <w:spacing w:after="0" w:afterAutospacing="0" w:before="0" w:beforeAutospacing="0" w:lineRule="auto"/>
+        <w:ind w:left="720" w:hanging="360"/>
+      </w:pPr>
+      <w:r>
+        <w:rPr>
+          <w:rtl w:val="0"/>
+        </w:rPr>
+        <w:t xml:space="preserve">Shipping mode analysis</w:t>
+      </w:r>
+    </w:p>
+    <w:p>
+      <w:pPr>
+        <w:numPr>
+          <w:ilvl w:val="0"/>
+          <w:numId w:val="4"/>
+        </w:numPr>
+        <w:spacing w:after="0" w:afterAutospacing="0" w:before="0" w:beforeAutospacing="0" w:lineRule="auto"/>
+        <w:ind w:left="720" w:hanging="360"/>
+      </w:pPr>
+      <w:r>
+        <w:rPr>
+          <w:rtl w:val="0"/>
+        </w:rPr>
+        <w:t xml:space="preserve">Product category and market comparisons</w:t>
+      </w:r>
+    </w:p>
+    <w:p>
+      <w:pPr>
+        <w:numPr>
+          <w:ilvl w:val="0"/>
+          <w:numId w:val="4"/>
+        </w:numPr>
+        <w:spacing w:after="240" w:before="0" w:beforeAutospacing="0" w:lineRule="auto"/>
+        <w:ind w:left="720" w:hanging="360"/>
+      </w:pPr>
+      <w:r>
+        <w:rPr>
+          <w:rtl w:val="0"/>
+        </w:rPr>
+        <w:t xml:space="preserve">Customer segment and order quantity analysis</w:t>
+      </w:r>
+    </w:p>
+    <w:p>
+      <w:pPr>
+        <w:spacing w:after="240" w:before="240" w:lineRule="auto"/>
+        <w:rPr/>
+      </w:pPr>
+      <w:r>
+        <w:rPr>
+          <w:rtl w:val="0"/>
+        </w:rPr>
+        <w:t xml:space="preserve">Charts and visualisations will help identify useful patterns and potential predictors.</w:t>
+      </w:r>
+    </w:p>
+    <w:p>
+      <w:pPr>
+        <w:pStyle w:val="Heading3"/>
+        <w:keepNext w:val="0"/>
+        <w:keepLines w:val="0"/>
+        <w:spacing w:before="280" w:lineRule="auto"/>
+        <w:rPr>
+          <w:color w:val="000000"/>
+          <w:sz w:val="26"/>
+          <w:szCs w:val="26"/>
+        </w:rPr>
+      </w:pPr>
+      <w:bookmarkStart w:colFirst="0" w:colLast="0" w:name="_oeigawdm0ahw" w:id="15"/>
+      <w:bookmarkEnd w:id="15"/>
+      <w:r>
+        <w:rPr>
+          <w:color w:val="000000"/>
+          <w:sz w:val="26"/>
+          <w:szCs w:val="26"/>
+          <w:rtl w:val="0"/>
+        </w:rPr>
+        <w:t xml:space="preserve">Phase 4: Feature Engineering</w:t>
+      </w:r>
+    </w:p>
+    <w:p>
+      <w:pPr>
+        <w:spacing w:after="240" w:before="240" w:lineRule="auto"/>
+        <w:rPr/>
+      </w:pPr>
+      <w:r>
+        <w:rPr>
+          <w:rtl w:val="0"/>
+        </w:rPr>
+        <w:t xml:space="preserve">Relevant variables will be selected and transformed to improve model performance. New features, such as order month or day of the week, may also be created to test if it will improve performance..</w:t>
+      </w:r>
+    </w:p>
+    <w:p>
+      <w:pPr>
+        <w:spacing w:after="240" w:before="240" w:lineRule="auto"/>
+        <w:rPr/>
+      </w:pPr>
+      <w:r>
+        <w:rPr>
+          <w:rtl w:val="0"/>
+        </w:rPr>
+      </w:r>
+    </w:p>
+    <w:p>
+      <w:pPr>
+        <w:pStyle w:val="Heading3"/>
+        <w:keepNext w:val="0"/>
+        <w:keepLines w:val="0"/>
+        <w:spacing w:before="280" w:lineRule="auto"/>
+        <w:rPr>
+          <w:color w:val="000000"/>
+          <w:sz w:val="26"/>
+          <w:szCs w:val="26"/>
+        </w:rPr>
+      </w:pPr>
+      <w:bookmarkStart w:colFirst="0" w:colLast="0" w:name="_6n08apc0rhpq" w:id="16"/>
+      <w:bookmarkEnd w:id="16"/>
+      <w:r>
+        <w:rPr>
+          <w:color w:val="000000"/>
+          <w:sz w:val="26"/>
+          <w:szCs w:val="26"/>
+          <w:rtl w:val="0"/>
+        </w:rPr>
+        <w:t xml:space="preserve">Phase 5: Machine Learning Models</w:t>
+      </w:r>
+    </w:p>
+    <w:p>
+      <w:pPr>
+        <w:spacing w:after="240" w:before="240" w:lineRule="auto"/>
+        <w:rPr/>
+      </w:pPr>
+      <w:r>
+        <w:rPr>
+          <w:rtl w:val="0"/>
+        </w:rPr>
+        <w:t xml:space="preserve">The following classification algorithms will be developed and compared:</w:t>
+      </w:r>
+    </w:p>
+    <w:p>
+      <w:pPr>
+        <w:numPr>
+          <w:ilvl w:val="0"/>
+          <w:numId w:val="2"/>
+        </w:numPr>
+        <w:spacing w:after="0" w:afterAutospacing="0" w:before="240" w:lineRule="auto"/>
+        <w:ind w:left="720" w:hanging="360"/>
+      </w:pPr>
+      <w:r>
+        <w:rPr>
+          <w:rtl w:val="0"/>
+        </w:rPr>
+        <w:t xml:space="preserve">Logistic Regression.</w:t>
+      </w:r>
+    </w:p>
+    <w:p>
+      <w:pPr>
+        <w:numPr>
+          <w:ilvl w:val="0"/>
+          <w:numId w:val="2"/>
+        </w:numPr>
+        <w:spacing w:after="0" w:afterAutospacing="0" w:before="0" w:beforeAutospacing="0" w:lineRule="auto"/>
+        <w:ind w:left="720" w:hanging="360"/>
+      </w:pPr>
+      <w:r>
+        <w:rPr>
+          <w:rtl w:val="0"/>
+        </w:rPr>
+        <w:t xml:space="preserve">Decision Tree.</w:t>
+      </w:r>
+    </w:p>
+    <w:p>
+      <w:pPr>
+        <w:numPr>
+          <w:ilvl w:val="0"/>
+          <w:numId w:val="2"/>
+        </w:numPr>
+        <w:spacing w:after="240" w:before="0" w:beforeAutospacing="0" w:lineRule="auto"/>
+        <w:ind w:left="720" w:hanging="360"/>
+      </w:pPr>
+      <w:r>
+        <w:rPr>
+          <w:rtl w:val="0"/>
+        </w:rPr>
+        <w:t xml:space="preserve">Random Forest.</w:t>
+      </w:r>
+    </w:p>
+    <w:p>
+      <w:pPr>
+        <w:spacing w:after="240" w:before="240" w:lineRule="auto"/>
+        <w:rPr/>
+      </w:pPr>
+      <w:r>
+        <w:rPr>
+          <w:rtl w:val="0"/>
+        </w:rPr>
+        <w:t xml:space="preserve">Logistic Regression will provide a baseline, while Decision Tree and Random Forest will help identify more complex relationships within the data.</w:t>
+      </w:r>
+    </w:p>
+    <w:p>
+      <w:pPr>
+        <w:spacing w:after="240" w:before="240" w:lineRule="auto"/>
+        <w:rPr/>
+      </w:pPr>
+      <w:r>
+        <w:rPr>
+          <w:rtl w:val="0"/>
+        </w:rPr>
+        <w:t xml:space="preserve">The dataset will be divided into training and testing sets to evaluate model performance on unseen data.</w:t>
+      </w:r>
+    </w:p>
+    <w:p>
+      <w:pPr>
+        <w:pStyle w:val="Heading3"/>
+        <w:keepNext w:val="0"/>
+        <w:keepLines w:val="0"/>
+        <w:spacing w:before="280" w:lineRule="auto"/>
+        <w:rPr>
+          <w:color w:val="000000"/>
+          <w:sz w:val="26"/>
+          <w:szCs w:val="26"/>
+        </w:rPr>
+      </w:pPr>
+      <w:bookmarkStart w:colFirst="0" w:colLast="0" w:name="_25elprnr4f1q" w:id="17"/>
+      <w:bookmarkEnd w:id="17"/>
+      <w:r>
+        <w:rPr>
+          <w:color w:val="000000"/>
+          <w:sz w:val="26"/>
+          <w:szCs w:val="26"/>
+          <w:rtl w:val="0"/>
+        </w:rPr>
+        <w:t xml:space="preserve">Phase 6: Model Evaluation</w:t>
+      </w:r>
+    </w:p>
+    <w:p>
+      <w:pPr>
+        <w:spacing w:after="240" w:before="240" w:lineRule="auto"/>
+        <w:rPr/>
+      </w:pPr>
+      <w:r>
+        <w:rPr>
+          <w:rtl w:val="0"/>
+        </w:rPr>
+        <w:t xml:space="preserve">The models will be evaluated and compared using the following metrics:</w:t>
+      </w:r>
+    </w:p>
+    <w:p>
+      <w:pPr>
+        <w:numPr>
+          <w:ilvl w:val="0"/>
+          <w:numId w:val="5"/>
+        </w:numPr>
+        <w:spacing w:after="0" w:afterAutospacing="0" w:before="240" w:lineRule="auto"/>
+        <w:ind w:left="720" w:hanging="360"/>
+      </w:pPr>
+      <w:r>
+        <w:rPr>
+          <w:rtl w:val="0"/>
+        </w:rPr>
+        <w:t xml:space="preserve">Accuracy.</w:t>
+      </w:r>
+    </w:p>
+    <w:p>
+      <w:pPr>
+        <w:numPr>
+          <w:ilvl w:val="0"/>
+          <w:numId w:val="5"/>
+        </w:numPr>
+        <w:spacing w:after="0" w:afterAutospacing="0" w:before="0" w:beforeAutospacing="0" w:lineRule="auto"/>
+        <w:ind w:left="720" w:hanging="360"/>
+      </w:pPr>
+      <w:r>
+        <w:rPr>
+          <w:rtl w:val="0"/>
+        </w:rPr>
+        <w:t xml:space="preserve">Precision.</w:t>
+      </w:r>
+    </w:p>
+    <w:p>
+      <w:pPr>
+        <w:numPr>
+          <w:ilvl w:val="0"/>
+          <w:numId w:val="5"/>
+        </w:numPr>
+        <w:spacing w:after="0" w:afterAutospacing="0" w:before="0" w:beforeAutospacing="0" w:lineRule="auto"/>
+        <w:ind w:left="720" w:hanging="360"/>
+      </w:pPr>
+      <w:r>
+        <w:rPr>
+          <w:rtl w:val="0"/>
+        </w:rPr>
+        <w:t xml:space="preserve">Recall.</w:t>
+      </w:r>
+    </w:p>
+    <w:p>
+      <w:pPr>
+        <w:numPr>
+          <w:ilvl w:val="0"/>
+          <w:numId w:val="5"/>
+        </w:numPr>
+        <w:spacing w:after="0" w:afterAutospacing="0" w:before="0" w:beforeAutospacing="0" w:lineRule="auto"/>
+        <w:ind w:left="720" w:hanging="360"/>
+      </w:pPr>
+      <w:r>
+        <w:rPr>
+          <w:rtl w:val="0"/>
+        </w:rPr>
+        <w:t xml:space="preserve">F1-score.</w:t>
+      </w:r>
+    </w:p>
+    <w:p>
+      <w:pPr>
+        <w:numPr>
+          <w:ilvl w:val="0"/>
+          <w:numId w:val="5"/>
+        </w:numPr>
+        <w:spacing w:after="240" w:before="0" w:beforeAutospacing="0" w:lineRule="auto"/>
+        <w:ind w:left="720" w:hanging="360"/>
+      </w:pPr>
+      <w:r>
+        <w:rPr>
+          <w:rtl w:val="0"/>
+        </w:rPr>
+        <w:t xml:space="preserve">Confusion matrix.</w:t>
+      </w:r>
+    </w:p>
+    <w:p>
+      <w:pPr>
+        <w:spacing w:after="240" w:before="240" w:lineRule="auto"/>
+        <w:rPr/>
+      </w:pPr>
+      <w:r>
+        <w:rPr>
+          <w:rtl w:val="0"/>
+        </w:rPr>
+        <w:t xml:space="preserve">Particular attention will be given to recall, as identifying orders at risk of late delivery is a key objective.</w:t>
+      </w:r>
+    </w:p>
+    <w:p>
+      <w:pPr>
+        <w:pStyle w:val="Heading3"/>
+        <w:keepNext w:val="0"/>
+        <w:keepLines w:val="0"/>
+        <w:spacing w:before="280" w:lineRule="auto"/>
+        <w:rPr>
+          <w:color w:val="000000"/>
+          <w:sz w:val="26"/>
+          <w:szCs w:val="26"/>
+        </w:rPr>
+      </w:pPr>
+      <w:bookmarkStart w:colFirst="0" w:colLast="0" w:name="_2vov8t5pbuoa" w:id="18"/>
+      <w:bookmarkEnd w:id="18"/>
+      <w:r>
+        <w:rPr>
+          <w:color w:val="000000"/>
+          <w:sz w:val="26"/>
+          <w:szCs w:val="26"/>
+          <w:rtl w:val="0"/>
+        </w:rPr>
+        <w:t xml:space="preserve">Phase 7: Visualisation and Recommendations</w:t>
+      </w:r>
+    </w:p>
+    <w:p>
+      <w:pPr>
+        <w:spacing w:after="240" w:before="240" w:lineRule="auto"/>
+        <w:rPr/>
+      </w:pPr>
+      <w:r>
+        <w:rPr>
+          <w:rtl w:val="0"/>
+        </w:rPr>
+        <w:t xml:space="preserve">The final stage will present the results through charts, model comparisons and an evaluation of important variables. Recommendations will be made on how the findings could support fulfilment planning and help identify potentially late deliveries.</w:t>
+      </w:r>
+      <w:r>
+        <w:rPr>
+          <w:rtl w:val="0"/>
+        </w:rPr>
       </w:r>
     </w:p>
     <w:sectPr>
@@ -515,8 +1806,573 @@
       </w:rPr>
     </w:lvl>
   </w:abstractNum>
+  <w:abstractNum w:abstractNumId="2">
+    <w:lvl w:ilvl="0">
+      <w:start w:val="1"/>
+      <w:numFmt w:val="bullet"/>
+      <w:lvlText w:val="●"/>
+      <w:lvlJc w:val="left"/>
+      <w:pPr>
+        <w:ind w:left="720" w:hanging="360"/>
+      </w:pPr>
+      <w:rPr>
+        <w:u w:val="none"/>
+      </w:rPr>
+    </w:lvl>
+    <w:lvl w:ilvl="1">
+      <w:start w:val="1"/>
+      <w:numFmt w:val="bullet"/>
+      <w:lvlText w:val="○"/>
+      <w:lvlJc w:val="left"/>
+      <w:pPr>
+        <w:ind w:left="1440" w:hanging="360"/>
+      </w:pPr>
+      <w:rPr>
+        <w:u w:val="none"/>
+      </w:rPr>
+    </w:lvl>
+    <w:lvl w:ilvl="2">
+      <w:start w:val="1"/>
+      <w:numFmt w:val="bullet"/>
+      <w:lvlText w:val="■"/>
+      <w:lvlJc w:val="left"/>
+      <w:pPr>
+        <w:ind w:left="2160" w:hanging="360"/>
+      </w:pPr>
+      <w:rPr>
+        <w:u w:val="none"/>
+      </w:rPr>
+    </w:lvl>
+    <w:lvl w:ilvl="3">
+      <w:start w:val="1"/>
+      <w:numFmt w:val="bullet"/>
+      <w:lvlText w:val="●"/>
+      <w:lvlJc w:val="left"/>
+      <w:pPr>
+        <w:ind w:left="2880" w:hanging="360"/>
+      </w:pPr>
+      <w:rPr>
+        <w:u w:val="none"/>
+      </w:rPr>
+    </w:lvl>
+    <w:lvl w:ilvl="4">
+      <w:start w:val="1"/>
+      <w:numFmt w:val="bullet"/>
+      <w:lvlText w:val="○"/>
+      <w:lvlJc w:val="left"/>
+      <w:pPr>
+        <w:ind w:left="3600" w:hanging="360"/>
+      </w:pPr>
+      <w:rPr>
+        <w:u w:val="none"/>
+      </w:rPr>
+    </w:lvl>
+    <w:lvl w:ilvl="5">
+      <w:start w:val="1"/>
+      <w:numFmt w:val="bullet"/>
+      <w:lvlText w:val="■"/>
+      <w:lvlJc w:val="left"/>
+      <w:pPr>
+        <w:ind w:left="4320" w:hanging="360"/>
+      </w:pPr>
+      <w:rPr>
+        <w:u w:val="none"/>
+      </w:rPr>
+    </w:lvl>
+    <w:lvl w:ilvl="6">
+      <w:start w:val="1"/>
+      <w:numFmt w:val="bullet"/>
+      <w:lvlText w:val="●"/>
+      <w:lvlJc w:val="left"/>
+      <w:pPr>
+        <w:ind w:left="5040" w:hanging="360"/>
+      </w:pPr>
+      <w:rPr>
+        <w:u w:val="none"/>
+      </w:rPr>
+    </w:lvl>
+    <w:lvl w:ilvl="7">
+      <w:start w:val="1"/>
+      <w:numFmt w:val="bullet"/>
+      <w:lvlText w:val="○"/>
+      <w:lvlJc w:val="left"/>
+      <w:pPr>
+        <w:ind w:left="5760" w:hanging="360"/>
+      </w:pPr>
+      <w:rPr>
+        <w:u w:val="none"/>
+      </w:rPr>
+    </w:lvl>
+    <w:lvl w:ilvl="8">
+      <w:start w:val="1"/>
+      <w:numFmt w:val="bullet"/>
+      <w:lvlText w:val="■"/>
+      <w:lvlJc w:val="left"/>
+      <w:pPr>
+        <w:ind w:left="6480" w:hanging="360"/>
+      </w:pPr>
+      <w:rPr>
+        <w:u w:val="none"/>
+      </w:rPr>
+    </w:lvl>
+  </w:abstractNum>
+  <w:abstractNum w:abstractNumId="3">
+    <w:lvl w:ilvl="0">
+      <w:start w:val="1"/>
+      <w:numFmt w:val="bullet"/>
+      <w:lvlText w:val="●"/>
+      <w:lvlJc w:val="left"/>
+      <w:pPr>
+        <w:ind w:left="720" w:hanging="360"/>
+      </w:pPr>
+      <w:rPr>
+        <w:u w:val="none"/>
+      </w:rPr>
+    </w:lvl>
+    <w:lvl w:ilvl="1">
+      <w:start w:val="1"/>
+      <w:numFmt w:val="bullet"/>
+      <w:lvlText w:val="○"/>
+      <w:lvlJc w:val="left"/>
+      <w:pPr>
+        <w:ind w:left="1440" w:hanging="360"/>
+      </w:pPr>
+      <w:rPr>
+        <w:u w:val="none"/>
+      </w:rPr>
+    </w:lvl>
+    <w:lvl w:ilvl="2">
+      <w:start w:val="1"/>
+      <w:numFmt w:val="bullet"/>
+      <w:lvlText w:val="■"/>
+      <w:lvlJc w:val="left"/>
+      <w:pPr>
+        <w:ind w:left="2160" w:hanging="360"/>
+      </w:pPr>
+      <w:rPr>
+        <w:u w:val="none"/>
+      </w:rPr>
+    </w:lvl>
+    <w:lvl w:ilvl="3">
+      <w:start w:val="1"/>
+      <w:numFmt w:val="bullet"/>
+      <w:lvlText w:val="●"/>
+      <w:lvlJc w:val="left"/>
+      <w:pPr>
+        <w:ind w:left="2880" w:hanging="360"/>
+      </w:pPr>
+      <w:rPr>
+        <w:u w:val="none"/>
+      </w:rPr>
+    </w:lvl>
+    <w:lvl w:ilvl="4">
+      <w:start w:val="1"/>
+      <w:numFmt w:val="bullet"/>
+      <w:lvlText w:val="○"/>
+      <w:lvlJc w:val="left"/>
+      <w:pPr>
+        <w:ind w:left="3600" w:hanging="360"/>
+      </w:pPr>
+      <w:rPr>
+        <w:u w:val="none"/>
+      </w:rPr>
+    </w:lvl>
+    <w:lvl w:ilvl="5">
+      <w:start w:val="1"/>
+      <w:numFmt w:val="bullet"/>
+      <w:lvlText w:val="■"/>
+      <w:lvlJc w:val="left"/>
+      <w:pPr>
+        <w:ind w:left="4320" w:hanging="360"/>
+      </w:pPr>
+      <w:rPr>
+        <w:u w:val="none"/>
+      </w:rPr>
+    </w:lvl>
+    <w:lvl w:ilvl="6">
+      <w:start w:val="1"/>
+      <w:numFmt w:val="bullet"/>
+      <w:lvlText w:val="●"/>
+      <w:lvlJc w:val="left"/>
+      <w:pPr>
+        <w:ind w:left="5040" w:hanging="360"/>
+      </w:pPr>
+      <w:rPr>
+        <w:u w:val="none"/>
+      </w:rPr>
+    </w:lvl>
+    <w:lvl w:ilvl="7">
+      <w:start w:val="1"/>
+      <w:numFmt w:val="bullet"/>
+      <w:lvlText w:val="○"/>
+      <w:lvlJc w:val="left"/>
+      <w:pPr>
+        <w:ind w:left="5760" w:hanging="360"/>
+      </w:pPr>
+      <w:rPr>
+        <w:u w:val="none"/>
+      </w:rPr>
+    </w:lvl>
+    <w:lvl w:ilvl="8">
+      <w:start w:val="1"/>
+      <w:numFmt w:val="bullet"/>
+      <w:lvlText w:val="■"/>
+      <w:lvlJc w:val="left"/>
+      <w:pPr>
+        <w:ind w:left="6480" w:hanging="360"/>
+      </w:pPr>
+      <w:rPr>
+        <w:u w:val="none"/>
+      </w:rPr>
+    </w:lvl>
+  </w:abstractNum>
+  <w:abstractNum w:abstractNumId="4">
+    <w:lvl w:ilvl="0">
+      <w:start w:val="1"/>
+      <w:numFmt w:val="bullet"/>
+      <w:lvlText w:val="●"/>
+      <w:lvlJc w:val="left"/>
+      <w:pPr>
+        <w:ind w:left="720" w:hanging="360"/>
+      </w:pPr>
+      <w:rPr>
+        <w:u w:val="none"/>
+      </w:rPr>
+    </w:lvl>
+    <w:lvl w:ilvl="1">
+      <w:start w:val="1"/>
+      <w:numFmt w:val="bullet"/>
+      <w:lvlText w:val="○"/>
+      <w:lvlJc w:val="left"/>
+      <w:pPr>
+        <w:ind w:left="1440" w:hanging="360"/>
+      </w:pPr>
+      <w:rPr>
+        <w:u w:val="none"/>
+      </w:rPr>
+    </w:lvl>
+    <w:lvl w:ilvl="2">
+      <w:start w:val="1"/>
+      <w:numFmt w:val="bullet"/>
+      <w:lvlText w:val="■"/>
+      <w:lvlJc w:val="left"/>
+      <w:pPr>
+        <w:ind w:left="2160" w:hanging="360"/>
+      </w:pPr>
+      <w:rPr>
+        <w:u w:val="none"/>
+      </w:rPr>
+    </w:lvl>
+    <w:lvl w:ilvl="3">
+      <w:start w:val="1"/>
+      <w:numFmt w:val="bullet"/>
+      <w:lvlText w:val="●"/>
+      <w:lvlJc w:val="left"/>
+      <w:pPr>
+        <w:ind w:left="2880" w:hanging="360"/>
+      </w:pPr>
+      <w:rPr>
+        <w:u w:val="none"/>
+      </w:rPr>
+    </w:lvl>
+    <w:lvl w:ilvl="4">
+      <w:start w:val="1"/>
+      <w:numFmt w:val="bullet"/>
+      <w:lvlText w:val="○"/>
+      <w:lvlJc w:val="left"/>
+      <w:pPr>
+        <w:ind w:left="3600" w:hanging="360"/>
+      </w:pPr>
+      <w:rPr>
+        <w:u w:val="none"/>
+      </w:rPr>
+    </w:lvl>
+    <w:lvl w:ilvl="5">
+      <w:start w:val="1"/>
+      <w:numFmt w:val="bullet"/>
+      <w:lvlText w:val="■"/>
+      <w:lvlJc w:val="left"/>
+      <w:pPr>
+        <w:ind w:left="4320" w:hanging="360"/>
+      </w:pPr>
+      <w:rPr>
+        <w:u w:val="none"/>
+      </w:rPr>
+    </w:lvl>
+    <w:lvl w:ilvl="6">
+      <w:start w:val="1"/>
+      <w:numFmt w:val="bullet"/>
+      <w:lvlText w:val="●"/>
+      <w:lvlJc w:val="left"/>
+      <w:pPr>
+        <w:ind w:left="5040" w:hanging="360"/>
+      </w:pPr>
+      <w:rPr>
+        <w:u w:val="none"/>
+      </w:rPr>
+    </w:lvl>
+    <w:lvl w:ilvl="7">
+      <w:start w:val="1"/>
+      <w:numFmt w:val="bullet"/>
+      <w:lvlText w:val="○"/>
+      <w:lvlJc w:val="left"/>
+      <w:pPr>
+        <w:ind w:left="5760" w:hanging="360"/>
+      </w:pPr>
+      <w:rPr>
+        <w:u w:val="none"/>
+      </w:rPr>
+    </w:lvl>
+    <w:lvl w:ilvl="8">
+      <w:start w:val="1"/>
+      <w:numFmt w:val="bullet"/>
+      <w:lvlText w:val="■"/>
+      <w:lvlJc w:val="left"/>
+      <w:pPr>
+        <w:ind w:left="6480" w:hanging="360"/>
+      </w:pPr>
+      <w:rPr>
+        <w:u w:val="none"/>
+      </w:rPr>
+    </w:lvl>
+  </w:abstractNum>
+  <w:abstractNum w:abstractNumId="5">
+    <w:lvl w:ilvl="0">
+      <w:start w:val="1"/>
+      <w:numFmt w:val="bullet"/>
+      <w:lvlText w:val="●"/>
+      <w:lvlJc w:val="left"/>
+      <w:pPr>
+        <w:ind w:left="720" w:hanging="360"/>
+      </w:pPr>
+      <w:rPr>
+        <w:u w:val="none"/>
+      </w:rPr>
+    </w:lvl>
+    <w:lvl w:ilvl="1">
+      <w:start w:val="1"/>
+      <w:numFmt w:val="bullet"/>
+      <w:lvlText w:val="○"/>
+      <w:lvlJc w:val="left"/>
+      <w:pPr>
+        <w:ind w:left="1440" w:hanging="360"/>
+      </w:pPr>
+      <w:rPr>
+        <w:u w:val="none"/>
+      </w:rPr>
+    </w:lvl>
+    <w:lvl w:ilvl="2">
+      <w:start w:val="1"/>
+      <w:numFmt w:val="bullet"/>
+      <w:lvlText w:val="■"/>
+      <w:lvlJc w:val="left"/>
+      <w:pPr>
+        <w:ind w:left="2160" w:hanging="360"/>
+      </w:pPr>
+      <w:rPr>
+        <w:u w:val="none"/>
+      </w:rPr>
+    </w:lvl>
+    <w:lvl w:ilvl="3">
+      <w:start w:val="1"/>
+      <w:numFmt w:val="bullet"/>
+      <w:lvlText w:val="●"/>
+      <w:lvlJc w:val="left"/>
+      <w:pPr>
+        <w:ind w:left="2880" w:hanging="360"/>
+      </w:pPr>
+      <w:rPr>
+        <w:u w:val="none"/>
+      </w:rPr>
+    </w:lvl>
+    <w:lvl w:ilvl="4">
+      <w:start w:val="1"/>
+      <w:numFmt w:val="bullet"/>
+      <w:lvlText w:val="○"/>
+      <w:lvlJc w:val="left"/>
+      <w:pPr>
+        <w:ind w:left="3600" w:hanging="360"/>
+      </w:pPr>
+      <w:rPr>
+        <w:u w:val="none"/>
+      </w:rPr>
+    </w:lvl>
+    <w:lvl w:ilvl="5">
+      <w:start w:val="1"/>
+      <w:numFmt w:val="bullet"/>
+      <w:lvlText w:val="■"/>
+      <w:lvlJc w:val="left"/>
+      <w:pPr>
+        <w:ind w:left="4320" w:hanging="360"/>
+      </w:pPr>
+      <w:rPr>
+        <w:u w:val="none"/>
+      </w:rPr>
+    </w:lvl>
+    <w:lvl w:ilvl="6">
+      <w:start w:val="1"/>
+      <w:numFmt w:val="bullet"/>
+      <w:lvlText w:val="●"/>
+      <w:lvlJc w:val="left"/>
+      <w:pPr>
+        <w:ind w:left="5040" w:hanging="360"/>
+      </w:pPr>
+      <w:rPr>
+        <w:u w:val="none"/>
+      </w:rPr>
+    </w:lvl>
+    <w:lvl w:ilvl="7">
+      <w:start w:val="1"/>
+      <w:numFmt w:val="bullet"/>
+      <w:lvlText w:val="○"/>
+      <w:lvlJc w:val="left"/>
+      <w:pPr>
+        <w:ind w:left="5760" w:hanging="360"/>
+      </w:pPr>
+      <w:rPr>
+        <w:u w:val="none"/>
+      </w:rPr>
+    </w:lvl>
+    <w:lvl w:ilvl="8">
+      <w:start w:val="1"/>
+      <w:numFmt w:val="bullet"/>
+      <w:lvlText w:val="■"/>
+      <w:lvlJc w:val="left"/>
+      <w:pPr>
+        <w:ind w:left="6480" w:hanging="360"/>
+      </w:pPr>
+      <w:rPr>
+        <w:u w:val="none"/>
+      </w:rPr>
+    </w:lvl>
+  </w:abstractNum>
+  <w:abstractNum w:abstractNumId="6">
+    <w:lvl w:ilvl="0">
+      <w:start w:val="1"/>
+      <w:numFmt w:val="bullet"/>
+      <w:lvlText w:val="●"/>
+      <w:lvlJc w:val="left"/>
+      <w:pPr>
+        <w:ind w:left="720" w:hanging="360"/>
+      </w:pPr>
+      <w:rPr>
+        <w:u w:val="none"/>
+      </w:rPr>
+    </w:lvl>
+    <w:lvl w:ilvl="1">
+      <w:start w:val="1"/>
+      <w:numFmt w:val="bullet"/>
+      <w:lvlText w:val="○"/>
+      <w:lvlJc w:val="left"/>
+      <w:pPr>
+        <w:ind w:left="1440" w:hanging="360"/>
+      </w:pPr>
+      <w:rPr>
+        <w:u w:val="none"/>
+      </w:rPr>
+    </w:lvl>
+    <w:lvl w:ilvl="2">
+      <w:start w:val="1"/>
+      <w:numFmt w:val="bullet"/>
+      <w:lvlText w:val="■"/>
+      <w:lvlJc w:val="left"/>
+      <w:pPr>
+        <w:ind w:left="2160" w:hanging="360"/>
+      </w:pPr>
+      <w:rPr>
+        <w:u w:val="none"/>
+      </w:rPr>
+    </w:lvl>
+    <w:lvl w:ilvl="3">
+      <w:start w:val="1"/>
+      <w:numFmt w:val="bullet"/>
+      <w:lvlText w:val="●"/>
+      <w:lvlJc w:val="left"/>
+      <w:pPr>
+        <w:ind w:left="2880" w:hanging="360"/>
+      </w:pPr>
+      <w:rPr>
+        <w:u w:val="none"/>
+      </w:rPr>
+    </w:lvl>
+    <w:lvl w:ilvl="4">
+      <w:start w:val="1"/>
+      <w:numFmt w:val="bullet"/>
+      <w:lvlText w:val="○"/>
+      <w:lvlJc w:val="left"/>
+      <w:pPr>
+        <w:ind w:left="3600" w:hanging="360"/>
+      </w:pPr>
+      <w:rPr>
+        <w:u w:val="none"/>
+      </w:rPr>
+    </w:lvl>
+    <w:lvl w:ilvl="5">
+      <w:start w:val="1"/>
+      <w:numFmt w:val="bullet"/>
+      <w:lvlText w:val="■"/>
+      <w:lvlJc w:val="left"/>
+      <w:pPr>
+        <w:ind w:left="4320" w:hanging="360"/>
+      </w:pPr>
+      <w:rPr>
+        <w:u w:val="none"/>
+      </w:rPr>
+    </w:lvl>
+    <w:lvl w:ilvl="6">
+      <w:start w:val="1"/>
+      <w:numFmt w:val="bullet"/>
+      <w:lvlText w:val="●"/>
+      <w:lvlJc w:val="left"/>
+      <w:pPr>
+        <w:ind w:left="5040" w:hanging="360"/>
+      </w:pPr>
+      <w:rPr>
+        <w:u w:val="none"/>
+      </w:rPr>
+    </w:lvl>
+    <w:lvl w:ilvl="7">
+      <w:start w:val="1"/>
+      <w:numFmt w:val="bullet"/>
+      <w:lvlText w:val="○"/>
+      <w:lvlJc w:val="left"/>
+      <w:pPr>
+        <w:ind w:left="5760" w:hanging="360"/>
+      </w:pPr>
+      <w:rPr>
+        <w:u w:val="none"/>
+      </w:rPr>
+    </w:lvl>
+    <w:lvl w:ilvl="8">
+      <w:start w:val="1"/>
+      <w:numFmt w:val="bullet"/>
+      <w:lvlText w:val="■"/>
+      <w:lvlJc w:val="left"/>
+      <w:pPr>
+        <w:ind w:left="6480" w:hanging="360"/>
+      </w:pPr>
+      <w:rPr>
+        <w:u w:val="none"/>
+      </w:rPr>
+    </w:lvl>
+  </w:abstractNum>
   <w:num w:numId="1">
     <w:abstractNumId w:val="1"/>
+  </w:num>
+  <w:num w:numId="2">
+    <w:abstractNumId w:val="2"/>
+  </w:num>
+  <w:num w:numId="3">
+    <w:abstractNumId w:val="3"/>
+  </w:num>
+  <w:num w:numId="4">
+    <w:abstractNumId w:val="4"/>
+  </w:num>
+  <w:num w:numId="5">
+    <w:abstractNumId w:val="5"/>
+  </w:num>
+  <w:num w:numId="6">
+    <w:abstractNumId w:val="6"/>
   </w:num>
 </w:numbering>
 </file>

--- a/Strategic Thinking Capstone Project 1.docx
+++ b/Strategic Thinking Capstone Project 1.docx
@@ -7,30 +7,26 @@
         <w:pStyle w:val="Heading1"/>
         <w:keepNext w:val="0"/>
         <w:keepLines w:val="0"/>
-        <w:spacing w:before="480" w:lineRule="auto"/>
-        <w:rPr>
-          <w:sz w:val="18"/>
-          <w:szCs w:val="18"/>
-        </w:rPr>
-      </w:pPr>
-      <w:bookmarkStart w:colFirst="0" w:colLast="0" w:name="_syv4s0isd9a5" w:id="0"/>
-      <w:bookmarkEnd w:id="0"/>
-      <w:r>
+        <w:spacing w:before="480" w:line="276" w:lineRule="auto"/>
         <w:rPr>
           <w:sz w:val="32"/>
           <w:szCs w:val="32"/>
+        </w:rPr>
+      </w:pPr>
+      <w:bookmarkStart w:colFirst="0" w:colLast="0" w:name="_bspjm7b6ss4u" w:id="0"/>
+      <w:bookmarkEnd w:id="0"/>
+      <w:r>
+        <w:rPr>
+          <w:sz w:val="32"/>
+          <w:szCs w:val="32"/>
           <w:rtl w:val="0"/>
         </w:rPr>
         <w:t xml:space="preserve">Predictive Analytics for Proactive Order Fulfilment Risk Management</w:t>
       </w:r>
-      <w:r>
-        <w:rPr>
-          <w:rtl w:val="0"/>
-        </w:rPr>
-      </w:r>
-    </w:p>
-    <w:p>
-      <w:pPr>
+    </w:p>
+    <w:p>
+      <w:pPr>
+        <w:spacing w:line="276" w:lineRule="auto"/>
         <w:rPr/>
       </w:pPr>
       <w:r>
@@ -42,9 +38,10 @@
     <w:p>
       <w:pPr>
         <w:pStyle w:val="Heading2"/>
-        <w:rPr/>
-      </w:pPr>
-      <w:bookmarkStart w:colFirst="0" w:colLast="0" w:name="_952kf6fcmx53" w:id="1"/>
+        <w:spacing w:line="276" w:lineRule="auto"/>
+        <w:rPr/>
+      </w:pPr>
+      <w:bookmarkStart w:colFirst="0" w:colLast="0" w:name="_fvyzd3ngroy3" w:id="1"/>
       <w:bookmarkEnd w:id="1"/>
       <w:r>
         <w:rPr>
@@ -55,6 +52,7 @@
     </w:p>
     <w:p>
       <w:pPr>
+        <w:spacing w:line="276" w:lineRule="auto"/>
         <w:rPr/>
       </w:pPr>
       <w:r>
@@ -65,7 +63,7 @@
     </w:p>
     <w:sdt>
       <w:sdtPr>
-        <w:id w:val="-848083846"/>
+        <w:id w:val="-1276329544"/>
         <w:docPartObj>
           <w:docPartGallery w:val="Table of Contents"/>
           <w:docPartUnique w:val="1"/>
@@ -76,7 +74,7 @@
           <w:pPr>
             <w:widowControl w:val="0"/>
             <w:tabs>
-              <w:tab w:val="right" w:leader="dot" w:pos="12000"/>
+              <w:tab w:val="right" w:leader="none" w:pos="12000"/>
             </w:tabs>
             <w:spacing w:before="60" w:line="240" w:lineRule="auto"/>
             <w:rPr/>
@@ -96,13 +94,13 @@
           <w:pPr>
             <w:widowControl w:val="0"/>
             <w:tabs>
-              <w:tab w:val="right" w:leader="dot" w:pos="12000"/>
+              <w:tab w:val="right" w:leader="none" w:pos="12000"/>
             </w:tabs>
             <w:spacing w:before="60" w:line="240" w:lineRule="auto"/>
             <w:ind w:left="360" w:firstLine="0"/>
             <w:rPr/>
           </w:pPr>
-          <w:hyperlink w:anchor="_1bmn5riiny81">
+          <w:hyperlink w:anchor="_jmid0wk5pmyf">
             <w:r>
               <w:rPr>
                 <w:rtl w:val="0"/>
@@ -122,13 +120,13 @@
           <w:pPr>
             <w:widowControl w:val="0"/>
             <w:tabs>
-              <w:tab w:val="right" w:leader="dot" w:pos="12000"/>
+              <w:tab w:val="right" w:leader="none" w:pos="12000"/>
             </w:tabs>
             <w:spacing w:before="60" w:line="240" w:lineRule="auto"/>
             <w:ind w:left="360" w:firstLine="0"/>
             <w:rPr/>
           </w:pPr>
-          <w:hyperlink w:anchor="_p136295zqz0b">
+          <w:hyperlink w:anchor="_qtke5xb2ink2">
             <w:r>
               <w:rPr>
                 <w:rtl w:val="0"/>
@@ -148,13 +146,13 @@
           <w:pPr>
             <w:widowControl w:val="0"/>
             <w:tabs>
-              <w:tab w:val="right" w:leader="dot" w:pos="12000"/>
+              <w:tab w:val="right" w:leader="none" w:pos="12000"/>
             </w:tabs>
             <w:spacing w:before="60" w:line="240" w:lineRule="auto"/>
             <w:ind w:left="360" w:firstLine="0"/>
             <w:rPr/>
           </w:pPr>
-          <w:hyperlink w:anchor="_xpmbjj6mdnj5">
+          <w:hyperlink w:anchor="_rjk8xweck5k4">
             <w:r>
               <w:rPr>
                 <w:rtl w:val="0"/>
@@ -174,13 +172,13 @@
           <w:pPr>
             <w:widowControl w:val="0"/>
             <w:tabs>
-              <w:tab w:val="right" w:leader="dot" w:pos="12000"/>
+              <w:tab w:val="right" w:leader="none" w:pos="12000"/>
             </w:tabs>
             <w:spacing w:before="60" w:line="240" w:lineRule="auto"/>
             <w:ind w:left="360" w:firstLine="0"/>
             <w:rPr/>
           </w:pPr>
-          <w:hyperlink w:anchor="_d4eu7zu5srs3">
+          <w:hyperlink w:anchor="_iifjals50qsp">
             <w:r>
               <w:rPr>
                 <w:rtl w:val="0"/>
@@ -200,13 +198,13 @@
           <w:pPr>
             <w:widowControl w:val="0"/>
             <w:tabs>
-              <w:tab w:val="right" w:leader="dot" w:pos="12000"/>
+              <w:tab w:val="right" w:leader="none" w:pos="12000"/>
             </w:tabs>
             <w:spacing w:before="60" w:line="240" w:lineRule="auto"/>
             <w:ind w:left="360" w:firstLine="0"/>
             <w:rPr/>
           </w:pPr>
-          <w:hyperlink w:anchor="_nkf9l73h00gy">
+          <w:hyperlink w:anchor="_jazqsl97ctzc">
             <w:r>
               <w:rPr>
                 <w:rtl w:val="0"/>
@@ -226,7 +224,7 @@
           <w:pPr>
             <w:widowControl w:val="0"/>
             <w:tabs>
-              <w:tab w:val="right" w:leader="dot" w:pos="12000"/>
+              <w:tab w:val="right" w:leader="none" w:pos="12000"/>
             </w:tabs>
             <w:spacing w:before="60" w:line="240" w:lineRule="auto"/>
             <w:ind w:left="360" w:firstLine="0"/>
@@ -252,7 +250,7 @@
           <w:pPr>
             <w:widowControl w:val="0"/>
             <w:tabs>
-              <w:tab w:val="right" w:leader="dot" w:pos="12000"/>
+              <w:tab w:val="right" w:leader="none" w:pos="12000"/>
             </w:tabs>
             <w:spacing w:before="60" w:line="240" w:lineRule="auto"/>
             <w:ind w:left="360" w:firstLine="0"/>
@@ -278,65 +276,13 @@
           <w:pPr>
             <w:widowControl w:val="0"/>
             <w:tabs>
-              <w:tab w:val="right" w:leader="dot" w:pos="12000"/>
+              <w:tab w:val="right" w:leader="none" w:pos="12000"/>
             </w:tabs>
             <w:spacing w:before="60" w:line="240" w:lineRule="auto"/>
             <w:ind w:left="360" w:firstLine="0"/>
             <w:rPr/>
           </w:pPr>
           <w:hyperlink r:id="rId8">
-            <w:r>
-              <w:rPr>
-                <w:rtl w:val="0"/>
-              </w:rPr>
-              <w:t xml:space="preserve">6. Data Sources</w:t>
-              <w:tab/>
-              <w:t xml:space="preserve">5</w:t>
-            </w:r>
-          </w:hyperlink>
-          <w:r>
-            <w:rPr>
-              <w:rtl w:val="0"/>
-            </w:rPr>
-          </w:r>
-        </w:p>
-        <w:p>
-          <w:pPr>
-            <w:widowControl w:val="0"/>
-            <w:tabs>
-              <w:tab w:val="right" w:leader="dot" w:pos="12000"/>
-            </w:tabs>
-            <w:spacing w:before="60" w:line="240" w:lineRule="auto"/>
-            <w:ind w:left="360" w:firstLine="0"/>
-            <w:rPr/>
-          </w:pPr>
-          <w:hyperlink r:id="rId9">
-            <w:r>
-              <w:rPr>
-                <w:rtl w:val="0"/>
-              </w:rPr>
-              <w:t xml:space="preserve">7. Technologies and Tools</w:t>
-              <w:tab/>
-              <w:t xml:space="preserve">5</w:t>
-            </w:r>
-          </w:hyperlink>
-          <w:r>
-            <w:rPr>
-              <w:rtl w:val="0"/>
-            </w:rPr>
-          </w:r>
-        </w:p>
-        <w:p>
-          <w:pPr>
-            <w:widowControl w:val="0"/>
-            <w:tabs>
-              <w:tab w:val="right" w:leader="dot" w:pos="12000"/>
-            </w:tabs>
-            <w:spacing w:before="60" w:line="240" w:lineRule="auto"/>
-            <w:ind w:left="360" w:firstLine="0"/>
-            <w:rPr/>
-          </w:pPr>
-          <w:hyperlink r:id="rId10">
             <w:r>
               <w:rPr>
                 <w:rtl w:val="0"/>
@@ -356,13 +302,13 @@
           <w:pPr>
             <w:widowControl w:val="0"/>
             <w:tabs>
-              <w:tab w:val="right" w:leader="dot" w:pos="12000"/>
+              <w:tab w:val="right" w:leader="none" w:pos="12000"/>
             </w:tabs>
             <w:spacing w:before="60" w:line="240" w:lineRule="auto"/>
             <w:ind w:left="360" w:firstLine="0"/>
             <w:rPr/>
           </w:pPr>
-          <w:hyperlink r:id="rId11">
+          <w:hyperlink r:id="rId9">
             <w:r>
               <w:rPr>
                 <w:rtl w:val="0"/>
@@ -382,13 +328,13 @@
           <w:pPr>
             <w:widowControl w:val="0"/>
             <w:tabs>
-              <w:tab w:val="right" w:leader="dot" w:pos="12000"/>
+              <w:tab w:val="right" w:leader="none" w:pos="12000"/>
             </w:tabs>
             <w:spacing w:before="60" w:line="240" w:lineRule="auto"/>
             <w:ind w:left="360" w:firstLine="0"/>
             <w:rPr/>
           </w:pPr>
-          <w:hyperlink r:id="rId12">
+          <w:hyperlink r:id="rId10">
             <w:r>
               <w:rPr>
                 <w:rtl w:val="0"/>
@@ -408,13 +354,13 @@
           <w:pPr>
             <w:widowControl w:val="0"/>
             <w:tabs>
-              <w:tab w:val="right" w:leader="dot" w:pos="12000"/>
+              <w:tab w:val="right" w:leader="none" w:pos="12000"/>
             </w:tabs>
             <w:spacing w:before="60" w:line="240" w:lineRule="auto"/>
             <w:ind w:left="360" w:firstLine="0"/>
             <w:rPr/>
           </w:pPr>
-          <w:hyperlink r:id="rId13">
+          <w:hyperlink r:id="rId11">
             <w:r>
               <w:rPr>
                 <w:rtl w:val="0"/>
@@ -434,13 +380,13 @@
           <w:pPr>
             <w:widowControl w:val="0"/>
             <w:tabs>
-              <w:tab w:val="right" w:leader="dot" w:pos="12000"/>
+              <w:tab w:val="right" w:leader="none" w:pos="12000"/>
             </w:tabs>
             <w:spacing w:before="60" w:line="240" w:lineRule="auto"/>
             <w:ind w:left="360" w:firstLine="0"/>
             <w:rPr/>
           </w:pPr>
-          <w:hyperlink r:id="rId14">
+          <w:hyperlink r:id="rId12">
             <w:r>
               <w:rPr>
                 <w:rtl w:val="0"/>
@@ -466,13 +412,13 @@
         <w:pStyle w:val="Heading2"/>
         <w:keepNext w:val="0"/>
         <w:keepLines w:val="0"/>
-        <w:spacing w:after="80" w:lineRule="auto"/>
+        <w:spacing w:after="80" w:line="276" w:lineRule="auto"/>
         <w:rPr>
           <w:sz w:val="34"/>
           <w:szCs w:val="34"/>
         </w:rPr>
       </w:pPr>
-      <w:bookmarkStart w:colFirst="0" w:colLast="0" w:name="_jzaojbg8yo02" w:id="2"/>
+      <w:bookmarkStart w:colFirst="0" w:colLast="0" w:name="_1yikvm9kom5k" w:id="2"/>
       <w:bookmarkEnd w:id="2"/>
       <w:r>
         <w:rPr>
@@ -482,36 +428,40 @@
     </w:p>
     <w:p>
       <w:pPr>
-        <w:rPr/>
-      </w:pPr>
-      <w:r>
-        <w:rPr>
-          <w:rtl w:val="0"/>
-        </w:rPr>
-      </w:r>
-    </w:p>
-    <w:p>
-      <w:pPr>
-        <w:rPr/>
-      </w:pPr>
-      <w:r>
-        <w:rPr>
-          <w:rtl w:val="0"/>
-        </w:rPr>
-      </w:r>
-    </w:p>
-    <w:p>
-      <w:pPr>
-        <w:rPr/>
-      </w:pPr>
-      <w:r>
-        <w:rPr>
-          <w:rtl w:val="0"/>
-        </w:rPr>
-      </w:r>
-    </w:p>
-    <w:p>
-      <w:pPr>
+        <w:spacing w:line="276" w:lineRule="auto"/>
+        <w:rPr/>
+      </w:pPr>
+      <w:r>
+        <w:rPr>
+          <w:rtl w:val="0"/>
+        </w:rPr>
+      </w:r>
+    </w:p>
+    <w:p>
+      <w:pPr>
+        <w:spacing w:line="276" w:lineRule="auto"/>
+        <w:rPr/>
+      </w:pPr>
+      <w:r>
+        <w:rPr>
+          <w:rtl w:val="0"/>
+        </w:rPr>
+      </w:r>
+    </w:p>
+    <w:p>
+      <w:pPr>
+        <w:spacing w:line="276" w:lineRule="auto"/>
+        <w:rPr/>
+      </w:pPr>
+      <w:r>
+        <w:rPr>
+          <w:rtl w:val="0"/>
+        </w:rPr>
+      </w:r>
+    </w:p>
+    <w:p>
+      <w:pPr>
+        <w:spacing w:line="276" w:lineRule="auto"/>
         <w:rPr/>
       </w:pPr>
       <w:r>
@@ -523,9 +473,10 @@
     <w:p>
       <w:pPr>
         <w:pStyle w:val="Heading2"/>
-        <w:rPr/>
-      </w:pPr>
-      <w:bookmarkStart w:colFirst="0" w:colLast="0" w:name="_1bmn5riiny81" w:id="3"/>
+        <w:spacing w:line="276" w:lineRule="auto"/>
+        <w:rPr/>
+      </w:pPr>
+      <w:bookmarkStart w:colFirst="0" w:colLast="0" w:name="_jmid0wk5pmyf" w:id="3"/>
       <w:bookmarkEnd w:id="3"/>
       <w:r>
         <w:rPr>
@@ -536,31 +487,31 @@
     </w:p>
     <w:p>
       <w:pPr>
-        <w:spacing w:after="240" w:before="240" w:lineRule="auto"/>
-        <w:rPr/>
-      </w:pPr>
-      <w:r>
-        <w:rPr>
-          <w:rtl w:val="0"/>
-        </w:rPr>
-        <w:t xml:space="preserve">Order fulfilment is an important part of supply-chain operations. When orders are delayed, it can lead to unhappy customers and extra work for the teams responsible for managing deliveries. If there was a way to identify orders that might be delayed before the problem actually happens, fulfilment teams could have more time to investigate and decide whether any action is needed.</w:t>
-      </w:r>
-    </w:p>
-    <w:p>
-      <w:pPr>
-        <w:spacing w:after="240" w:before="240" w:lineRule="auto"/>
-        <w:rPr/>
-      </w:pPr>
-      <w:r>
-        <w:rPr>
-          <w:rtl w:val="0"/>
-        </w:rPr>
-        <w:t xml:space="preserve">I chose this project because it relates to my current role as an IT Supply Chain Product Manager in fulfilment. Working with both business and technology teams has given me an interest in how data can be used to improve processes and help people make better decisions. I also see this project as an opportunity to put what I have learned during the Higher Diploma in Data Analytics for Business into practice.</w:t>
-      </w:r>
-    </w:p>
-    <w:p>
-      <w:pPr>
-        <w:spacing w:after="240" w:before="240" w:lineRule="auto"/>
+        <w:spacing w:after="240" w:before="240" w:line="276" w:lineRule="auto"/>
+        <w:rPr/>
+      </w:pPr>
+      <w:r>
+        <w:rPr>
+          <w:rtl w:val="0"/>
+        </w:rPr>
+        <w:t xml:space="preserve">Order fulfilment is an important part of supply-chain operations. When orders are delayed, it can lead to unhappy customers and extra work for the teams responsible for managing deliveries. If there was a way to identify orders that might be delayed before the problem happens, fulfilment teams could have more time to investigate and decide whether any action is needed.</w:t>
+      </w:r>
+    </w:p>
+    <w:p>
+      <w:pPr>
+        <w:spacing w:after="240" w:before="240" w:line="276" w:lineRule="auto"/>
+        <w:rPr/>
+      </w:pPr>
+      <w:r>
+        <w:rPr>
+          <w:rtl w:val="0"/>
+        </w:rPr>
+        <w:t xml:space="preserve">I chose this project because it relates to my current role as an IT Product Manager supporting Supply Chain Fulfilment. Working with both business and technology teams has given me an interest in how data can be used to improve processes and help people make better decisions. Recent research suggests that predictive analytics and modern technologies such as Internet of Things (IoT) systems and data analytics tools can play a significant role in improving supply-chain performance and supporting data-driven decision-making for continuous improvement (Sy, 2025). I also see this project as an opportunity to put what I have learned during the Higher Diploma in Data Analytics for Business into practice.</w:t>
+      </w:r>
+    </w:p>
+    <w:p>
+      <w:pPr>
+        <w:spacing w:after="240" w:before="240" w:line="276" w:lineRule="auto"/>
         <w:rPr/>
       </w:pPr>
       <w:r>
@@ -575,13 +526,13 @@
         <w:pStyle w:val="Heading2"/>
         <w:keepNext w:val="0"/>
         <w:keepLines w:val="0"/>
-        <w:spacing w:after="80" w:lineRule="auto"/>
+        <w:spacing w:after="80" w:line="276" w:lineRule="auto"/>
         <w:rPr>
           <w:sz w:val="34"/>
           <w:szCs w:val="34"/>
         </w:rPr>
       </w:pPr>
-      <w:bookmarkStart w:colFirst="0" w:colLast="0" w:name="_p136295zqz0b" w:id="4"/>
+      <w:bookmarkStart w:colFirst="0" w:colLast="0" w:name="_qtke5xb2ink2" w:id="4"/>
       <w:bookmarkEnd w:id="4"/>
       <w:r>
         <w:rPr>
@@ -594,7 +545,7 @@
     </w:p>
     <w:p>
       <w:pPr>
-        <w:spacing w:after="240" w:before="240" w:lineRule="auto"/>
+        <w:spacing w:after="240" w:before="240" w:line="276" w:lineRule="auto"/>
         <w:rPr/>
       </w:pPr>
       <w:r>
@@ -606,9 +557,11 @@
     </w:p>
     <w:p>
       <w:pPr>
-        <w:spacing w:after="240" w:before="240" w:lineRule="auto"/>
-        <w:rPr/>
-      </w:pPr>
+        <w:spacing w:after="240" w:before="240" w:line="276" w:lineRule="auto"/>
+        <w:rPr/>
+      </w:pPr>
+      <w:bookmarkStart w:colFirst="0" w:colLast="0" w:name="_vrb3ptumrrjr" w:id="5"/>
+      <w:bookmarkEnd w:id="5"/>
       <w:r>
         <w:rPr>
           <w:rtl w:val="0"/>
@@ -621,18 +574,232 @@
         <w:pStyle w:val="Heading2"/>
         <w:keepNext w:val="0"/>
         <w:keepLines w:val="0"/>
-        <w:spacing w:after="80" w:lineRule="auto"/>
+        <w:spacing w:after="80" w:line="276" w:lineRule="auto"/>
         <w:rPr>
           <w:sz w:val="34"/>
           <w:szCs w:val="34"/>
         </w:rPr>
       </w:pPr>
-      <w:bookmarkStart w:colFirst="0" w:colLast="0" w:name="_vtvxlqxqpm7p" w:id="5"/>
-      <w:bookmarkEnd w:id="5"/>
-      <w:r>
-        <w:rPr>
-          <w:rtl w:val="0"/>
-        </w:rPr>
+      <w:bookmarkStart w:colFirst="0" w:colLast="0" w:name="_rjk8xweck5k4" w:id="6"/>
+      <w:bookmarkEnd w:id="6"/>
+      <w:r>
+        <w:rPr>
+          <w:sz w:val="34"/>
+          <w:szCs w:val="34"/>
+          <w:rtl w:val="0"/>
+        </w:rPr>
+        <w:t xml:space="preserve">3. Aim and Objectives</w:t>
+      </w:r>
+    </w:p>
+    <w:p>
+      <w:pPr>
+        <w:pStyle w:val="Heading3"/>
+        <w:keepNext w:val="0"/>
+        <w:keepLines w:val="0"/>
+        <w:spacing w:before="280" w:line="276" w:lineRule="auto"/>
+        <w:rPr>
+          <w:color w:val="000000"/>
+          <w:sz w:val="26"/>
+          <w:szCs w:val="26"/>
+        </w:rPr>
+      </w:pPr>
+      <w:bookmarkStart w:colFirst="0" w:colLast="0" w:name="_c0uu2b6rgrum" w:id="7"/>
+      <w:bookmarkEnd w:id="7"/>
+      <w:r>
+        <w:rPr>
+          <w:color w:val="000000"/>
+          <w:sz w:val="26"/>
+          <w:szCs w:val="26"/>
+          <w:rtl w:val="0"/>
+        </w:rPr>
+        <w:t xml:space="preserve">Aim</w:t>
+      </w:r>
+    </w:p>
+    <w:p>
+      <w:pPr>
+        <w:spacing w:after="240" w:before="240" w:line="276" w:lineRule="auto"/>
+        <w:rPr/>
+      </w:pPr>
+      <w:r>
+        <w:rPr>
+          <w:rtl w:val="0"/>
+        </w:rPr>
+        <w:t xml:space="preserve">The aim of this project is to develop and evaluate machine learning classification models to predict late-delivery risk using historical supply-chain data.</w:t>
+      </w:r>
+    </w:p>
+    <w:p>
+      <w:pPr>
+        <w:spacing w:after="240" w:before="240" w:line="276" w:lineRule="auto"/>
+        <w:rPr/>
+      </w:pPr>
+      <w:r>
+        <w:rPr>
+          <w:rtl w:val="0"/>
+        </w:rPr>
+        <w:t xml:space="preserve">The project will examine which variables are useful for making predictions and compare different models to see which performs best.</w:t>
+      </w:r>
+    </w:p>
+    <w:p>
+      <w:pPr>
+        <w:pStyle w:val="Heading3"/>
+        <w:keepNext w:val="0"/>
+        <w:keepLines w:val="0"/>
+        <w:spacing w:before="280" w:line="276" w:lineRule="auto"/>
+        <w:rPr>
+          <w:color w:val="000000"/>
+          <w:sz w:val="26"/>
+          <w:szCs w:val="26"/>
+        </w:rPr>
+      </w:pPr>
+      <w:bookmarkStart w:colFirst="0" w:colLast="0" w:name="_2sudv3wgfkw5" w:id="8"/>
+      <w:bookmarkEnd w:id="8"/>
+      <w:r>
+        <w:rPr>
+          <w:color w:val="000000"/>
+          <w:sz w:val="26"/>
+          <w:szCs w:val="26"/>
+          <w:rtl w:val="0"/>
+        </w:rPr>
+        <w:t xml:space="preserve">Objectives</w:t>
+      </w:r>
+    </w:p>
+    <w:p>
+      <w:pPr>
+        <w:spacing w:after="240" w:before="240" w:line="276" w:lineRule="auto"/>
+        <w:rPr/>
+      </w:pPr>
+      <w:r>
+        <w:rPr>
+          <w:rtl w:val="0"/>
+        </w:rPr>
+        <w:t xml:space="preserve">The main objectives are:</w:t>
+      </w:r>
+    </w:p>
+    <w:p>
+      <w:pPr>
+        <w:numPr>
+          <w:ilvl w:val="0"/>
+          <w:numId w:val="2"/>
+        </w:numPr>
+        <w:spacing w:before="240" w:line="276" w:lineRule="auto"/>
+        <w:ind w:left="720" w:hanging="360"/>
+      </w:pPr>
+      <w:r>
+        <w:rPr>
+          <w:rtl w:val="0"/>
+        </w:rPr>
+        <w:t xml:space="preserve">Collect, clean and prepare the dataset for analysis.</w:t>
+      </w:r>
+    </w:p>
+    <w:p>
+      <w:pPr>
+        <w:numPr>
+          <w:ilvl w:val="0"/>
+          <w:numId w:val="2"/>
+        </w:numPr>
+        <w:spacing w:line="276" w:lineRule="auto"/>
+        <w:ind w:left="720" w:hanging="360"/>
+      </w:pPr>
+      <w:r>
+        <w:rPr>
+          <w:rtl w:val="0"/>
+        </w:rPr>
+        <w:t xml:space="preserve">Explore the data to identify patterns relating to late deliveries.</w:t>
+      </w:r>
+    </w:p>
+    <w:p>
+      <w:pPr>
+        <w:numPr>
+          <w:ilvl w:val="0"/>
+          <w:numId w:val="2"/>
+        </w:numPr>
+        <w:spacing w:line="276" w:lineRule="auto"/>
+        <w:ind w:left="720" w:hanging="360"/>
+      </w:pPr>
+      <w:r>
+        <w:rPr>
+          <w:rtl w:val="0"/>
+        </w:rPr>
+        <w:t xml:space="preserve">Select and create suitable variables for predicting late-delivery risk.</w:t>
+      </w:r>
+    </w:p>
+    <w:p>
+      <w:pPr>
+        <w:numPr>
+          <w:ilvl w:val="0"/>
+          <w:numId w:val="2"/>
+        </w:numPr>
+        <w:spacing w:line="276" w:lineRule="auto"/>
+        <w:ind w:left="720" w:hanging="360"/>
+      </w:pPr>
+      <w:r>
+        <w:rPr>
+          <w:rtl w:val="0"/>
+        </w:rPr>
+        <w:t xml:space="preserve">Develop and compare different machine learning classification models.</w:t>
+      </w:r>
+    </w:p>
+    <w:p>
+      <w:pPr>
+        <w:numPr>
+          <w:ilvl w:val="0"/>
+          <w:numId w:val="2"/>
+        </w:numPr>
+        <w:spacing w:after="240" w:line="276" w:lineRule="auto"/>
+        <w:ind w:left="720" w:hanging="360"/>
+      </w:pPr>
+      <w:r>
+        <w:rPr>
+          <w:rtl w:val="0"/>
+        </w:rPr>
+        <w:t xml:space="preserve">Evaluate the models using appropriate performance measures.</w:t>
+      </w:r>
+    </w:p>
+    <w:p>
+      <w:pPr>
+        <w:spacing w:after="240" w:before="240" w:line="276" w:lineRule="auto"/>
+        <w:rPr/>
+      </w:pPr>
+      <w:r>
+        <w:rPr>
+          <w:rtl w:val="0"/>
+        </w:rPr>
+      </w:r>
+    </w:p>
+    <w:p>
+      <w:pPr>
+        <w:pStyle w:val="Heading3"/>
+        <w:keepNext w:val="0"/>
+        <w:keepLines w:val="0"/>
+        <w:spacing w:before="280" w:line="276" w:lineRule="auto"/>
+        <w:rPr>
+          <w:color w:val="000000"/>
+          <w:sz w:val="26"/>
+          <w:szCs w:val="26"/>
+        </w:rPr>
+      </w:pPr>
+      <w:bookmarkStart w:colFirst="0" w:colLast="0" w:name="_nfyclfym9d9p" w:id="9"/>
+      <w:bookmarkEnd w:id="9"/>
+      <w:r>
+        <w:rPr>
+          <w:color w:val="000000"/>
+          <w:sz w:val="26"/>
+          <w:szCs w:val="26"/>
+          <w:rtl w:val="0"/>
+        </w:rPr>
+        <w:t xml:space="preserve">Business Objective</w:t>
+      </w:r>
+    </w:p>
+    <w:p>
+      <w:pPr>
+        <w:spacing w:after="240" w:before="240" w:line="276" w:lineRule="auto"/>
+        <w:rPr/>
+      </w:pPr>
+      <w:r>
+        <w:rPr>
+          <w:rtl w:val="0"/>
+        </w:rPr>
+        <w:t xml:space="preserve">The business objective is to investigate whether predictive analytics could help fulfilment teams identify potentially delayed orders earlier and prioritise which orders may need further investigation.</w:t>
       </w:r>
     </w:p>
     <w:p>
@@ -640,21 +807,74 @@
         <w:pStyle w:val="Heading2"/>
         <w:keepNext w:val="0"/>
         <w:keepLines w:val="0"/>
-        <w:spacing w:after="80" w:lineRule="auto"/>
-        <w:rPr>
+        <w:spacing w:after="80" w:line="276" w:lineRule="auto"/>
+        <w:rPr>
+          <w:b w:val="1"/>
+          <w:bCs w:val="1"/>
           <w:sz w:val="34"/>
           <w:szCs w:val="34"/>
         </w:rPr>
       </w:pPr>
-      <w:bookmarkStart w:colFirst="0" w:colLast="0" w:name="_xpmbjj6mdnj5" w:id="6"/>
-      <w:bookmarkEnd w:id="6"/>
+      <w:bookmarkStart w:colFirst="0" w:colLast="0" w:name="_iifjals50qsp" w:id="10"/>
+      <w:bookmarkEnd w:id="10"/>
       <w:r>
         <w:rPr>
           <w:sz w:val="34"/>
           <w:szCs w:val="34"/>
           <w:rtl w:val="0"/>
         </w:rPr>
-        <w:t xml:space="preserve">3. Aim and Objectives</w:t>
+        <w:t xml:space="preserve">4. Scope</w:t>
+      </w:r>
+      <w:r>
+        <w:rPr>
+          <w:rtl w:val="0"/>
+        </w:rPr>
+      </w:r>
+    </w:p>
+    <w:p>
+      <w:pPr>
+        <w:spacing w:after="240" w:before="240" w:line="276" w:lineRule="auto"/>
+        <w:rPr/>
+      </w:pPr>
+      <w:r>
+        <w:rPr>
+          <w:rtl w:val="0"/>
+        </w:rPr>
+        <w:t xml:space="preserve">This project will use historical supply-chain data to predict late-delivery risk based on order, product, geographical and shipping characteristics. It will include data preparation, exploratory analysis, feature engineering, development and evaluation of Logistic Regression, Decision Tree and Random Forest models, and recommendations based on the findings.</w:t>
+      </w:r>
+    </w:p>
+    <w:p>
+      <w:pPr>
+        <w:spacing w:after="240" w:before="240" w:line="276" w:lineRule="auto"/>
+        <w:rPr/>
+      </w:pPr>
+      <w:r>
+        <w:rPr>
+          <w:rtl w:val="0"/>
+        </w:rPr>
+        <w:t xml:space="preserve">The project will focus on predicting whether an order is at risk of late delivery. It will exclude exact delivery-time prediction, investigation of individual delay causes, warehouse and inventory optimisation, delivery route and carrier allocation optimisation, and financial forecasting. The analysis will use historical data rather than real-time order tracking.</w:t>
+      </w:r>
+    </w:p>
+    <w:p>
+      <w:pPr>
+        <w:pStyle w:val="Heading2"/>
+        <w:keepNext w:val="0"/>
+        <w:keepLines w:val="0"/>
+        <w:spacing w:after="80" w:line="276" w:lineRule="auto"/>
+        <w:rPr>
+          <w:sz w:val="34"/>
+          <w:szCs w:val="34"/>
+        </w:rPr>
+      </w:pPr>
+      <w:bookmarkStart w:colFirst="0" w:colLast="0" w:name="_jazqsl97ctzc" w:id="11"/>
+      <w:bookmarkEnd w:id="11"/>
+      <w:r>
+        <w:rPr>
+          <w:sz w:val="34"/>
+          <w:szCs w:val="34"/>
+          <w:rtl w:val="0"/>
+        </w:rPr>
+        <w:t xml:space="preserve">5. Methodology</w:t>
       </w:r>
     </w:p>
     <w:p>
@@ -662,15 +882,15 @@
         <w:pStyle w:val="Heading3"/>
         <w:keepNext w:val="0"/>
         <w:keepLines w:val="0"/>
-        <w:spacing w:before="280" w:lineRule="auto"/>
+        <w:spacing w:before="280" w:line="276" w:lineRule="auto"/>
         <w:rPr>
           <w:color w:val="000000"/>
           <w:sz w:val="26"/>
           <w:szCs w:val="26"/>
         </w:rPr>
       </w:pPr>
-      <w:bookmarkStart w:colFirst="0" w:colLast="0" w:name="_ptzm6j9gdo9y" w:id="7"/>
-      <w:bookmarkEnd w:id="7"/>
+      <w:bookmarkStart w:colFirst="0" w:colLast="0" w:name="_wzv902t81497" w:id="12"/>
+      <w:bookmarkEnd w:id="12"/>
       <w:r>
         <w:rPr>
           <w:color w:val="000000"/>
@@ -678,31 +898,35 @@
           <w:szCs w:val="26"/>
           <w:rtl w:val="0"/>
         </w:rPr>
-        <w:t xml:space="preserve">Aim</w:t>
-      </w:r>
-    </w:p>
-    <w:p>
-      <w:pPr>
-        <w:spacing w:after="240" w:before="240" w:lineRule="auto"/>
-        <w:rPr/>
-      </w:pPr>
-      <w:r>
-        <w:rPr>
-          <w:rtl w:val="0"/>
-        </w:rPr>
-        <w:t xml:space="preserve">The aim of this project is to develop and evaluate machine learning classification models to predict late-delivery risk using historical supply-chain data.</w:t>
-      </w:r>
-    </w:p>
-    <w:p>
-      <w:pPr>
-        <w:spacing w:after="240" w:before="240" w:lineRule="auto"/>
-        <w:rPr/>
-      </w:pPr>
-      <w:r>
-        <w:rPr>
-          <w:rtl w:val="0"/>
-        </w:rPr>
-        <w:t xml:space="preserve">The project will examine which variables are useful for making predictions and compare different models to see which performs best.</w:t>
+        <w:t xml:space="preserve">Phase 1: Data Collection</w:t>
+      </w:r>
+    </w:p>
+    <w:p>
+      <w:pPr>
+        <w:spacing w:after="240" w:before="240" w:line="276" w:lineRule="auto"/>
+        <w:rPr/>
+      </w:pPr>
+      <w:r>
+        <w:rPr>
+          <w:rtl w:val="0"/>
+        </w:rPr>
+        <w:t xml:space="preserve">Historical supply-chain data will be obtained from the DataCo SMART SUPPLY CHAIN FOR BIG DATA ANALYSIS dataset, available at </w:t>
+      </w:r>
+      <w:hyperlink r:id="rId13">
+        <w:r>
+          <w:rPr>
+            <w:color w:val="0000ff"/>
+            <w:u w:val="single"/>
+            <w:rtl w:val="0"/>
+          </w:rPr>
+          <w:t xml:space="preserve">https://doi.org/10.17632/8gx2fvg2k6.5</w:t>
+        </w:r>
+      </w:hyperlink>
+      <w:r>
+        <w:rPr>
+          <w:rtl w:val="0"/>
+        </w:rPr>
+        <w:t xml:space="preserve">.</w:t>
       </w:r>
     </w:p>
     <w:p>
@@ -710,15 +934,15 @@
         <w:pStyle w:val="Heading3"/>
         <w:keepNext w:val="0"/>
         <w:keepLines w:val="0"/>
-        <w:spacing w:before="280" w:lineRule="auto"/>
+        <w:spacing w:before="280" w:line="276" w:lineRule="auto"/>
         <w:rPr>
           <w:color w:val="000000"/>
           <w:sz w:val="26"/>
           <w:szCs w:val="26"/>
         </w:rPr>
       </w:pPr>
-      <w:bookmarkStart w:colFirst="0" w:colLast="0" w:name="_aer6xqunfjzc" w:id="8"/>
-      <w:bookmarkEnd w:id="8"/>
+      <w:bookmarkStart w:colFirst="0" w:colLast="0" w:name="_6uaa3qhkw51d" w:id="13"/>
+      <w:bookmarkEnd w:id="13"/>
       <w:r>
         <w:rPr>
           <w:color w:val="000000"/>
@@ -726,19 +950,402 @@
           <w:szCs w:val="26"/>
           <w:rtl w:val="0"/>
         </w:rPr>
-        <w:t xml:space="preserve">Objectives</w:t>
-      </w:r>
-    </w:p>
-    <w:p>
-      <w:pPr>
-        <w:spacing w:after="240" w:before="240" w:lineRule="auto"/>
-        <w:rPr/>
-      </w:pPr>
-      <w:r>
-        <w:rPr>
-          <w:rtl w:val="0"/>
-        </w:rPr>
-        <w:t xml:space="preserve">The main objectives are:</w:t>
+        <w:t xml:space="preserve">Phase 2: Data Preparation</w:t>
+      </w:r>
+    </w:p>
+    <w:p>
+      <w:pPr>
+        <w:spacing w:after="240" w:before="240" w:line="276" w:lineRule="auto"/>
+        <w:rPr/>
+      </w:pPr>
+      <w:r>
+        <w:rPr>
+          <w:rtl w:val="0"/>
+        </w:rPr>
+        <w:t xml:space="preserve">Python will be used to clean and prepare the dataset. Tasks will include:</w:t>
+      </w:r>
+    </w:p>
+    <w:p>
+      <w:pPr>
+        <w:numPr>
+          <w:ilvl w:val="0"/>
+          <w:numId w:val="4"/>
+        </w:numPr>
+        <w:spacing w:before="240" w:line="276" w:lineRule="auto"/>
+        <w:ind w:left="720" w:hanging="360"/>
+      </w:pPr>
+      <w:r>
+        <w:rPr>
+          <w:rtl w:val="0"/>
+        </w:rPr>
+        <w:t xml:space="preserve">Renaming columns where needed</w:t>
+      </w:r>
+    </w:p>
+    <w:p>
+      <w:pPr>
+        <w:numPr>
+          <w:ilvl w:val="0"/>
+          <w:numId w:val="4"/>
+        </w:numPr>
+        <w:spacing w:line="276" w:lineRule="auto"/>
+        <w:ind w:left="720" w:hanging="360"/>
+      </w:pPr>
+      <w:r>
+        <w:rPr>
+          <w:rtl w:val="0"/>
+        </w:rPr>
+        <w:t xml:space="preserve">Removing unnecessary variables</w:t>
+      </w:r>
+    </w:p>
+    <w:p>
+      <w:pPr>
+        <w:numPr>
+          <w:ilvl w:val="0"/>
+          <w:numId w:val="4"/>
+        </w:numPr>
+        <w:spacing w:line="276" w:lineRule="auto"/>
+        <w:ind w:left="720" w:hanging="360"/>
+      </w:pPr>
+      <w:r>
+        <w:rPr>
+          <w:rtl w:val="0"/>
+        </w:rPr>
+        <w:t xml:space="preserve">Handling missing values and duplicates</w:t>
+      </w:r>
+    </w:p>
+    <w:p>
+      <w:pPr>
+        <w:numPr>
+          <w:ilvl w:val="0"/>
+          <w:numId w:val="4"/>
+        </w:numPr>
+        <w:spacing w:line="276" w:lineRule="auto"/>
+        <w:ind w:left="720" w:hanging="360"/>
+      </w:pPr>
+      <w:r>
+        <w:rPr>
+          <w:rtl w:val="0"/>
+        </w:rPr>
+        <w:t xml:space="preserve">Correcting data types and inconsistencies</w:t>
+      </w:r>
+    </w:p>
+    <w:p>
+      <w:pPr>
+        <w:numPr>
+          <w:ilvl w:val="0"/>
+          <w:numId w:val="4"/>
+        </w:numPr>
+        <w:spacing w:after="240" w:line="276" w:lineRule="auto"/>
+        <w:ind w:left="720" w:hanging="360"/>
+      </w:pPr>
+      <w:r>
+        <w:rPr>
+          <w:rtl w:val="0"/>
+        </w:rPr>
+        <w:t xml:space="preserve">Removing unnecessary personal information</w:t>
+      </w:r>
+    </w:p>
+    <w:p>
+      <w:pPr>
+        <w:pStyle w:val="Heading3"/>
+        <w:keepNext w:val="0"/>
+        <w:keepLines w:val="0"/>
+        <w:spacing w:before="280" w:line="276" w:lineRule="auto"/>
+        <w:rPr>
+          <w:color w:val="000000"/>
+          <w:sz w:val="26"/>
+          <w:szCs w:val="26"/>
+        </w:rPr>
+      </w:pPr>
+      <w:bookmarkStart w:colFirst="0" w:colLast="0" w:name="_8008opp3h5lk" w:id="14"/>
+      <w:bookmarkEnd w:id="14"/>
+      <w:r>
+        <w:rPr>
+          <w:color w:val="000000"/>
+          <w:sz w:val="26"/>
+          <w:szCs w:val="26"/>
+          <w:rtl w:val="0"/>
+        </w:rPr>
+        <w:t xml:space="preserve">Phase 3: Exploratory Data Analysis</w:t>
+      </w:r>
+    </w:p>
+    <w:p>
+      <w:pPr>
+        <w:spacing w:after="240" w:before="240" w:line="276" w:lineRule="auto"/>
+        <w:rPr/>
+      </w:pPr>
+      <w:r>
+        <w:rPr>
+          <w:rtl w:val="0"/>
+        </w:rPr>
+        <w:t xml:space="preserve">Exploratory data analysis will be used to identify patterns and relationships associated with late deliveries. This will include:</w:t>
+      </w:r>
+    </w:p>
+    <w:p>
+      <w:pPr>
+        <w:numPr>
+          <w:ilvl w:val="0"/>
+          <w:numId w:val="5"/>
+        </w:numPr>
+        <w:spacing w:before="240" w:line="276" w:lineRule="auto"/>
+        <w:ind w:left="720" w:hanging="360"/>
+      </w:pPr>
+      <w:r>
+        <w:rPr>
+          <w:rtl w:val="0"/>
+        </w:rPr>
+        <w:t xml:space="preserve">Late-delivery risk distribution</w:t>
+      </w:r>
+    </w:p>
+    <w:p>
+      <w:pPr>
+        <w:numPr>
+          <w:ilvl w:val="0"/>
+          <w:numId w:val="5"/>
+        </w:numPr>
+        <w:spacing w:line="276" w:lineRule="auto"/>
+        <w:ind w:left="720" w:hanging="360"/>
+      </w:pPr>
+      <w:r>
+        <w:rPr>
+          <w:rtl w:val="0"/>
+        </w:rPr>
+        <w:t xml:space="preserve">Shipping mode analysis</w:t>
+      </w:r>
+    </w:p>
+    <w:p>
+      <w:pPr>
+        <w:numPr>
+          <w:ilvl w:val="0"/>
+          <w:numId w:val="5"/>
+        </w:numPr>
+        <w:spacing w:line="276" w:lineRule="auto"/>
+        <w:ind w:left="720" w:hanging="360"/>
+      </w:pPr>
+      <w:r>
+        <w:rPr>
+          <w:rtl w:val="0"/>
+        </w:rPr>
+        <w:t xml:space="preserve">Product category and market comparisons</w:t>
+      </w:r>
+    </w:p>
+    <w:p>
+      <w:pPr>
+        <w:numPr>
+          <w:ilvl w:val="0"/>
+          <w:numId w:val="5"/>
+        </w:numPr>
+        <w:spacing w:after="240" w:line="276" w:lineRule="auto"/>
+        <w:ind w:left="720" w:hanging="360"/>
+      </w:pPr>
+      <w:r>
+        <w:rPr>
+          <w:rtl w:val="0"/>
+        </w:rPr>
+        <w:t xml:space="preserve">Customer segment and order quantity analysis</w:t>
+      </w:r>
+    </w:p>
+    <w:p>
+      <w:pPr>
+        <w:spacing w:after="240" w:before="240" w:line="276" w:lineRule="auto"/>
+        <w:rPr/>
+      </w:pPr>
+      <w:r>
+        <w:rPr>
+          <w:rtl w:val="0"/>
+        </w:rPr>
+        <w:t xml:space="preserve">Charts and visualisations will help identify useful patterns and potential predictors.</w:t>
+      </w:r>
+    </w:p>
+    <w:p>
+      <w:pPr>
+        <w:pStyle w:val="Heading3"/>
+        <w:keepNext w:val="0"/>
+        <w:keepLines w:val="0"/>
+        <w:spacing w:before="280" w:line="276" w:lineRule="auto"/>
+        <w:rPr>
+          <w:color w:val="000000"/>
+          <w:sz w:val="26"/>
+          <w:szCs w:val="26"/>
+        </w:rPr>
+      </w:pPr>
+      <w:bookmarkStart w:colFirst="0" w:colLast="0" w:name="_ekr2mecbp30z" w:id="15"/>
+      <w:bookmarkEnd w:id="15"/>
+      <w:r>
+        <w:rPr>
+          <w:color w:val="000000"/>
+          <w:sz w:val="26"/>
+          <w:szCs w:val="26"/>
+          <w:rtl w:val="0"/>
+        </w:rPr>
+        <w:t xml:space="preserve">Phase 4: Feature Engineering</w:t>
+      </w:r>
+    </w:p>
+    <w:p>
+      <w:pPr>
+        <w:spacing w:after="240" w:before="240" w:line="276" w:lineRule="auto"/>
+        <w:rPr/>
+      </w:pPr>
+      <w:r>
+        <w:rPr>
+          <w:rtl w:val="0"/>
+        </w:rPr>
+        <w:t xml:space="preserve">Relevant variables will be selected and transformed to improve model performance. New features, such as order month or day of the week, may also be created to test if it will improve performance.</w:t>
+      </w:r>
+    </w:p>
+    <w:p>
+      <w:pPr>
+        <w:spacing w:after="240" w:before="240" w:line="276" w:lineRule="auto"/>
+        <w:rPr/>
+      </w:pPr>
+      <w:r>
+        <w:rPr>
+          <w:rtl w:val="0"/>
+        </w:rPr>
+      </w:r>
+    </w:p>
+    <w:p>
+      <w:pPr>
+        <w:pStyle w:val="Heading3"/>
+        <w:keepNext w:val="0"/>
+        <w:keepLines w:val="0"/>
+        <w:spacing w:before="280" w:line="276" w:lineRule="auto"/>
+        <w:rPr>
+          <w:color w:val="000000"/>
+          <w:sz w:val="26"/>
+          <w:szCs w:val="26"/>
+        </w:rPr>
+      </w:pPr>
+      <w:bookmarkStart w:colFirst="0" w:colLast="0" w:name="_tiaph6wixzxb" w:id="16"/>
+      <w:bookmarkEnd w:id="16"/>
+      <w:r>
+        <w:rPr>
+          <w:color w:val="000000"/>
+          <w:sz w:val="26"/>
+          <w:szCs w:val="26"/>
+          <w:rtl w:val="0"/>
+        </w:rPr>
+        <w:t xml:space="preserve">Phase 5: Machine Learning Models</w:t>
+      </w:r>
+    </w:p>
+    <w:p>
+      <w:pPr>
+        <w:spacing w:after="240" w:before="240" w:line="276" w:lineRule="auto"/>
+        <w:rPr/>
+      </w:pPr>
+      <w:r>
+        <w:rPr>
+          <w:rtl w:val="0"/>
+        </w:rPr>
+        <w:t xml:space="preserve">The following classification algorithms will be developed and compared:</w:t>
+      </w:r>
+    </w:p>
+    <w:p>
+      <w:pPr>
+        <w:numPr>
+          <w:ilvl w:val="0"/>
+          <w:numId w:val="3"/>
+        </w:numPr>
+        <w:spacing w:before="240" w:line="276" w:lineRule="auto"/>
+        <w:ind w:left="720" w:hanging="360"/>
+      </w:pPr>
+      <w:r>
+        <w:rPr>
+          <w:rtl w:val="0"/>
+        </w:rPr>
+        <w:t xml:space="preserve">Logistic Regression</w:t>
+      </w:r>
+    </w:p>
+    <w:p>
+      <w:pPr>
+        <w:numPr>
+          <w:ilvl w:val="0"/>
+          <w:numId w:val="3"/>
+        </w:numPr>
+        <w:spacing w:line="276" w:lineRule="auto"/>
+        <w:ind w:left="720" w:hanging="360"/>
+      </w:pPr>
+      <w:r>
+        <w:rPr>
+          <w:rtl w:val="0"/>
+        </w:rPr>
+        <w:t xml:space="preserve">Decision Tree</w:t>
+      </w:r>
+    </w:p>
+    <w:p>
+      <w:pPr>
+        <w:numPr>
+          <w:ilvl w:val="0"/>
+          <w:numId w:val="3"/>
+        </w:numPr>
+        <w:spacing w:after="240" w:line="276" w:lineRule="auto"/>
+        <w:ind w:left="720" w:hanging="360"/>
+      </w:pPr>
+      <w:r>
+        <w:rPr>
+          <w:rtl w:val="0"/>
+        </w:rPr>
+        <w:t xml:space="preserve">Random Forest</w:t>
+      </w:r>
+    </w:p>
+    <w:p>
+      <w:pPr>
+        <w:spacing w:line="284.60914881297043" w:lineRule="auto"/>
+        <w:rPr/>
+      </w:pPr>
+      <w:r>
+        <w:rPr>
+          <w:rtl w:val="0"/>
+        </w:rPr>
+        <w:t xml:space="preserve">Logistic Regression will be used as the baseline classification model. Decision Tree will be used because it can identify non-linear relationships and interactions between variables. Random Forest will be used because combined learning methods often provide improved predictive performance and reduced overfitting compared to individual decision trees.</w:t>
+      </w:r>
+    </w:p>
+    <w:p>
+      <w:pPr>
+        <w:spacing w:after="240" w:before="240" w:line="276" w:lineRule="auto"/>
+        <w:rPr/>
+      </w:pPr>
+      <w:r>
+        <w:rPr>
+          <w:rtl w:val="0"/>
+        </w:rPr>
+        <w:t xml:space="preserve">The dataset will be divided into training and testing sets to evaluate model performance on unseen data.</w:t>
+      </w:r>
+    </w:p>
+    <w:p>
+      <w:pPr>
+        <w:pStyle w:val="Heading3"/>
+        <w:keepNext w:val="0"/>
+        <w:keepLines w:val="0"/>
+        <w:spacing w:before="280" w:line="276" w:lineRule="auto"/>
+        <w:rPr>
+          <w:color w:val="000000"/>
+          <w:sz w:val="26"/>
+          <w:szCs w:val="26"/>
+        </w:rPr>
+      </w:pPr>
+      <w:bookmarkStart w:colFirst="0" w:colLast="0" w:name="_8i1ojh91ed35" w:id="17"/>
+      <w:bookmarkEnd w:id="17"/>
+      <w:r>
+        <w:rPr>
+          <w:color w:val="000000"/>
+          <w:sz w:val="26"/>
+          <w:szCs w:val="26"/>
+          <w:rtl w:val="0"/>
+        </w:rPr>
+        <w:t xml:space="preserve">Phase 6: Model Evaluation</w:t>
+      </w:r>
+    </w:p>
+    <w:p>
+      <w:pPr>
+        <w:spacing w:after="240" w:before="240" w:line="276" w:lineRule="auto"/>
+        <w:rPr/>
+      </w:pPr>
+      <w:r>
+        <w:rPr>
+          <w:rtl w:val="0"/>
+        </w:rPr>
+        <w:t xml:space="preserve">The models will be evaluated and compared using the following metrics:</w:t>
       </w:r>
     </w:p>
     <w:p>
@@ -747,14 +1354,14 @@
           <w:ilvl w:val="0"/>
           <w:numId w:val="1"/>
         </w:numPr>
-        <w:spacing w:after="0" w:afterAutospacing="0" w:before="240" w:lineRule="auto"/>
-        <w:ind w:left="720" w:hanging="360"/>
-      </w:pPr>
-      <w:r>
-        <w:rPr>
-          <w:rtl w:val="0"/>
-        </w:rPr>
-        <w:t xml:space="preserve">Collect, clean and prepare the dataset for analysis.</w:t>
+        <w:spacing w:before="240" w:line="276" w:lineRule="auto"/>
+        <w:ind w:left="720" w:hanging="360"/>
+      </w:pPr>
+      <w:r>
+        <w:rPr>
+          <w:rtl w:val="0"/>
+        </w:rPr>
+        <w:t xml:space="preserve">Accuracy.</w:t>
       </w:r>
     </w:p>
     <w:p>
@@ -763,14 +1370,14 @@
           <w:ilvl w:val="0"/>
           <w:numId w:val="1"/>
         </w:numPr>
-        <w:spacing w:after="0" w:afterAutospacing="0" w:before="0" w:beforeAutospacing="0" w:lineRule="auto"/>
-        <w:ind w:left="720" w:hanging="360"/>
-      </w:pPr>
-      <w:r>
-        <w:rPr>
-          <w:rtl w:val="0"/>
-        </w:rPr>
-        <w:t xml:space="preserve">Explore the data to identify patterns relating to late deliveries.</w:t>
+        <w:spacing w:line="276" w:lineRule="auto"/>
+        <w:ind w:left="720" w:hanging="360"/>
+      </w:pPr>
+      <w:r>
+        <w:rPr>
+          <w:rtl w:val="0"/>
+        </w:rPr>
+        <w:t xml:space="preserve">Precision.</w:t>
       </w:r>
     </w:p>
     <w:p>
@@ -779,14 +1386,14 @@
           <w:ilvl w:val="0"/>
           <w:numId w:val="1"/>
         </w:numPr>
-        <w:spacing w:after="0" w:afterAutospacing="0" w:before="0" w:beforeAutospacing="0" w:lineRule="auto"/>
-        <w:ind w:left="720" w:hanging="360"/>
-      </w:pPr>
-      <w:r>
-        <w:rPr>
-          <w:rtl w:val="0"/>
-        </w:rPr>
-        <w:t xml:space="preserve">Select and create suitable variables for predicting late-delivery risk.</w:t>
+        <w:spacing w:line="276" w:lineRule="auto"/>
+        <w:ind w:left="720" w:hanging="360"/>
+      </w:pPr>
+      <w:r>
+        <w:rPr>
+          <w:rtl w:val="0"/>
+        </w:rPr>
+        <w:t xml:space="preserve">Recall.</w:t>
       </w:r>
     </w:p>
     <w:p>
@@ -795,14 +1402,14 @@
           <w:ilvl w:val="0"/>
           <w:numId w:val="1"/>
         </w:numPr>
-        <w:spacing w:after="0" w:afterAutospacing="0" w:before="0" w:beforeAutospacing="0" w:lineRule="auto"/>
-        <w:ind w:left="720" w:hanging="360"/>
-      </w:pPr>
-      <w:r>
-        <w:rPr>
-          <w:rtl w:val="0"/>
-        </w:rPr>
-        <w:t xml:space="preserve">Develop and compare different machine learning classification models.</w:t>
+        <w:spacing w:line="276" w:lineRule="auto"/>
+        <w:ind w:left="720" w:hanging="360"/>
+      </w:pPr>
+      <w:r>
+        <w:rPr>
+          <w:rtl w:val="0"/>
+        </w:rPr>
+        <w:t xml:space="preserve">F1-score.</w:t>
       </w:r>
     </w:p>
     <w:p>
@@ -811,30 +1418,26 @@
           <w:ilvl w:val="0"/>
           <w:numId w:val="1"/>
         </w:numPr>
-        <w:spacing w:after="0" w:afterAutospacing="0" w:before="0" w:beforeAutospacing="0" w:lineRule="auto"/>
-        <w:ind w:left="720" w:hanging="360"/>
-      </w:pPr>
-      <w:r>
-        <w:rPr>
-          <w:rtl w:val="0"/>
-        </w:rPr>
-        <w:t xml:space="preserve">Evaluate the models using appropriate performance measures.</w:t>
-      </w:r>
-    </w:p>
-    <w:p>
-      <w:pPr>
-        <w:numPr>
-          <w:ilvl w:val="0"/>
-          <w:numId w:val="1"/>
-        </w:numPr>
-        <w:spacing w:after="240" w:before="0" w:beforeAutospacing="0" w:lineRule="auto"/>
-        <w:ind w:left="720" w:hanging="360"/>
-      </w:pPr>
-      <w:r>
-        <w:rPr>
-          <w:rtl w:val="0"/>
-        </w:rPr>
-        <w:t xml:space="preserve">Present the findings and consider how they could be useful to fulfilment teams.</w:t>
+        <w:spacing w:after="240" w:line="276" w:lineRule="auto"/>
+        <w:ind w:left="720" w:hanging="360"/>
+      </w:pPr>
+      <w:r>
+        <w:rPr>
+          <w:rtl w:val="0"/>
+        </w:rPr>
+        <w:t xml:space="preserve">Confusion matrix.</w:t>
+      </w:r>
+    </w:p>
+    <w:p>
+      <w:pPr>
+        <w:spacing w:after="240" w:before="240" w:line="276" w:lineRule="auto"/>
+        <w:rPr/>
+      </w:pPr>
+      <w:r>
+        <w:rPr>
+          <w:rtl w:val="0"/>
+        </w:rPr>
+        <w:t xml:space="preserve">Particular attention will be given to recall, as identifying orders at risk of late delivery is a key objective.</w:t>
       </w:r>
     </w:p>
     <w:p>
@@ -842,15 +1445,15 @@
         <w:pStyle w:val="Heading3"/>
         <w:keepNext w:val="0"/>
         <w:keepLines w:val="0"/>
-        <w:spacing w:before="280" w:lineRule="auto"/>
+        <w:spacing w:before="280" w:line="276" w:lineRule="auto"/>
         <w:rPr>
           <w:color w:val="000000"/>
           <w:sz w:val="26"/>
           <w:szCs w:val="26"/>
         </w:rPr>
       </w:pPr>
-      <w:bookmarkStart w:colFirst="0" w:colLast="0" w:name="_br0urjrmmb3j" w:id="9"/>
-      <w:bookmarkEnd w:id="9"/>
+      <w:bookmarkStart w:colFirst="0" w:colLast="0" w:name="_bhnnp6f4ulgs" w:id="18"/>
+      <w:bookmarkEnd w:id="18"/>
       <w:r>
         <w:rPr>
           <w:color w:val="000000"/>
@@ -858,7 +1461,19 @@
           <w:szCs w:val="26"/>
           <w:rtl w:val="0"/>
         </w:rPr>
-        <w:t xml:space="preserve">Business Objective</w:t>
+        <w:t xml:space="preserve">Phase 7: Visualisation and Recommendations</w:t>
+      </w:r>
+    </w:p>
+    <w:p>
+      <w:pPr>
+        <w:spacing w:after="240" w:before="240" w:line="276" w:lineRule="auto"/>
+        <w:rPr/>
+      </w:pPr>
+      <w:r>
+        <w:rPr>
+          <w:rtl w:val="0"/>
+        </w:rPr>
+        <w:t xml:space="preserve">The final stage will present the results through charts, model comparisons and an evaluation of important variables. Recommendations will be made on how the findings could support fulfilment planning and help identify potentially late deliveries.</w:t>
       </w:r>
     </w:p>
     <w:p>
@@ -866,819 +1481,6 @@
         <w:spacing w:after="240" w:before="240" w:lineRule="auto"/>
         <w:rPr/>
       </w:pPr>
-      <w:r>
-        <w:rPr>
-          <w:rtl w:val="0"/>
-        </w:rPr>
-        <w:t xml:space="preserve">The business objective is to investigate whether predictive analytics could help fulfilment teams identify potentially delayed orders earlier and prioritise which orders may need further investigation.</w:t>
-      </w:r>
-    </w:p>
-    <w:p>
-      <w:pPr>
-        <w:pStyle w:val="Heading2"/>
-        <w:keepNext w:val="0"/>
-        <w:keepLines w:val="0"/>
-        <w:spacing w:after="80" w:lineRule="auto"/>
-        <w:rPr>
-          <w:sz w:val="34"/>
-          <w:szCs w:val="34"/>
-        </w:rPr>
-      </w:pPr>
-      <w:bookmarkStart w:colFirst="0" w:colLast="0" w:name="_d4eu7zu5srs3" w:id="10"/>
-      <w:bookmarkEnd w:id="10"/>
-      <w:r>
-        <w:rPr>
-          <w:sz w:val="34"/>
-          <w:szCs w:val="34"/>
-          <w:rtl w:val="0"/>
-        </w:rPr>
-        <w:t xml:space="preserve">4. Scope</w:t>
-      </w:r>
-    </w:p>
-    <w:p>
-      <w:pPr>
-        <w:spacing w:after="240" w:before="240" w:lineRule="auto"/>
-        <w:rPr/>
-      </w:pPr>
-      <w:r>
-        <w:rPr>
-          <w:rtl w:val="0"/>
-        </w:rPr>
-        <w:t xml:space="preserve">This project will focus on developing a proof of concept using historical supply-chain data. The main aim is to establish whether the data can be used to predict late-delivery risk and whether the results could have practical value.</w:t>
-      </w:r>
-    </w:p>
-    <w:p>
-      <w:pPr>
-        <w:spacing w:after="240" w:before="240" w:lineRule="auto"/>
-        <w:rPr/>
-      </w:pPr>
-      <w:r>
-        <w:rPr>
-          <w:rtl w:val="0"/>
-        </w:rPr>
-        <w:t xml:space="preserve">The project will include:</w:t>
-      </w:r>
-    </w:p>
-    <w:p>
-      <w:pPr>
-        <w:numPr>
-          <w:ilvl w:val="0"/>
-          <w:numId w:val="6"/>
-        </w:numPr>
-        <w:spacing w:after="0" w:afterAutospacing="0" w:before="240" w:lineRule="auto"/>
-        <w:ind w:left="720" w:hanging="360"/>
-      </w:pPr>
-      <w:r>
-        <w:rPr>
-          <w:rtl w:val="0"/>
-        </w:rPr>
-        <w:t xml:space="preserve">Data cleaning and preparation.</w:t>
-      </w:r>
-    </w:p>
-    <w:p>
-      <w:pPr>
-        <w:numPr>
-          <w:ilvl w:val="0"/>
-          <w:numId w:val="6"/>
-        </w:numPr>
-        <w:spacing w:after="0" w:afterAutospacing="0" w:before="0" w:beforeAutospacing="0" w:lineRule="auto"/>
-        <w:ind w:left="720" w:hanging="360"/>
-      </w:pPr>
-      <w:r>
-        <w:rPr>
-          <w:rtl w:val="0"/>
-        </w:rPr>
-        <w:t xml:space="preserve">Exploratory data analysis.</w:t>
-      </w:r>
-    </w:p>
-    <w:p>
-      <w:pPr>
-        <w:numPr>
-          <w:ilvl w:val="0"/>
-          <w:numId w:val="6"/>
-        </w:numPr>
-        <w:spacing w:after="0" w:afterAutospacing="0" w:before="0" w:beforeAutospacing="0" w:lineRule="auto"/>
-        <w:ind w:left="720" w:hanging="360"/>
-      </w:pPr>
-      <w:r>
-        <w:rPr>
-          <w:rtl w:val="0"/>
-        </w:rPr>
-        <w:t xml:space="preserve">Data visualisation.</w:t>
-      </w:r>
-    </w:p>
-    <w:p>
-      <w:pPr>
-        <w:numPr>
-          <w:ilvl w:val="0"/>
-          <w:numId w:val="6"/>
-        </w:numPr>
-        <w:spacing w:after="0" w:afterAutospacing="0" w:before="0" w:beforeAutospacing="0" w:lineRule="auto"/>
-        <w:ind w:left="720" w:hanging="360"/>
-      </w:pPr>
-      <w:r>
-        <w:rPr>
-          <w:rtl w:val="0"/>
-        </w:rPr>
-        <w:t xml:space="preserve">Feature selection and engineering.</w:t>
-      </w:r>
-    </w:p>
-    <w:p>
-      <w:pPr>
-        <w:numPr>
-          <w:ilvl w:val="0"/>
-          <w:numId w:val="6"/>
-        </w:numPr>
-        <w:spacing w:after="0" w:afterAutospacing="0" w:before="0" w:beforeAutospacing="0" w:lineRule="auto"/>
-        <w:ind w:left="720" w:hanging="360"/>
-      </w:pPr>
-      <w:r>
-        <w:rPr>
-          <w:rtl w:val="0"/>
-        </w:rPr>
-        <w:t xml:space="preserve">Reviewing and preventing data leakage.</w:t>
-      </w:r>
-    </w:p>
-    <w:p>
-      <w:pPr>
-        <w:numPr>
-          <w:ilvl w:val="0"/>
-          <w:numId w:val="6"/>
-        </w:numPr>
-        <w:spacing w:after="0" w:afterAutospacing="0" w:before="0" w:beforeAutospacing="0" w:lineRule="auto"/>
-        <w:ind w:left="720" w:hanging="360"/>
-      </w:pPr>
-      <w:r>
-        <w:rPr>
-          <w:rtl w:val="0"/>
-        </w:rPr>
-        <w:t xml:space="preserve">Developing machine learning classification models.</w:t>
-      </w:r>
-    </w:p>
-    <w:p>
-      <w:pPr>
-        <w:numPr>
-          <w:ilvl w:val="0"/>
-          <w:numId w:val="6"/>
-        </w:numPr>
-        <w:spacing w:after="0" w:afterAutospacing="0" w:before="0" w:beforeAutospacing="0" w:lineRule="auto"/>
-        <w:ind w:left="720" w:hanging="360"/>
-      </w:pPr>
-      <w:r>
-        <w:rPr>
-          <w:rtl w:val="0"/>
-        </w:rPr>
-        <w:t xml:space="preserve">Comparing model performance.</w:t>
-      </w:r>
-    </w:p>
-    <w:p>
-      <w:pPr>
-        <w:numPr>
-          <w:ilvl w:val="0"/>
-          <w:numId w:val="6"/>
-        </w:numPr>
-        <w:spacing w:after="0" w:afterAutospacing="0" w:before="0" w:beforeAutospacing="0" w:lineRule="auto"/>
-        <w:ind w:left="720" w:hanging="360"/>
-      </w:pPr>
-      <w:r>
-        <w:rPr>
-          <w:rtl w:val="0"/>
-        </w:rPr>
-        <w:t xml:space="preserve">Identifying important variables.</w:t>
-      </w:r>
-    </w:p>
-    <w:p>
-      <w:pPr>
-        <w:numPr>
-          <w:ilvl w:val="0"/>
-          <w:numId w:val="6"/>
-        </w:numPr>
-        <w:spacing w:after="240" w:before="0" w:beforeAutospacing="0" w:lineRule="auto"/>
-        <w:ind w:left="720" w:hanging="360"/>
-      </w:pPr>
-      <w:r>
-        <w:rPr>
-          <w:rtl w:val="0"/>
-        </w:rPr>
-        <w:t xml:space="preserve">Making recommendations based on the findings.</w:t>
-      </w:r>
-    </w:p>
-    <w:p>
-      <w:pPr>
-        <w:spacing w:after="240" w:before="240" w:lineRule="auto"/>
-        <w:rPr/>
-      </w:pPr>
-      <w:r>
-        <w:rPr>
-          <w:rtl w:val="0"/>
-        </w:rPr>
-        <w:t xml:space="preserve">The dataset contains approximately 180,000 records and more than 50 variables, which should provide a useful starting point for exploring relationships between order information and delivery risk.</w:t>
-      </w:r>
-    </w:p>
-    <w:p>
-      <w:pPr>
-        <w:pStyle w:val="Heading2"/>
-        <w:keepNext w:val="0"/>
-        <w:keepLines w:val="0"/>
-        <w:spacing w:after="80" w:lineRule="auto"/>
-        <w:rPr>
-          <w:sz w:val="34"/>
-          <w:szCs w:val="34"/>
-        </w:rPr>
-      </w:pPr>
-      <w:bookmarkStart w:colFirst="0" w:colLast="0" w:name="_nkf9l73h00gy" w:id="11"/>
-      <w:bookmarkEnd w:id="11"/>
-      <w:r>
-        <w:rPr>
-          <w:sz w:val="34"/>
-          <w:szCs w:val="34"/>
-          <w:rtl w:val="0"/>
-        </w:rPr>
-        <w:t xml:space="preserve">5. Methodology</w:t>
-      </w:r>
-    </w:p>
-    <w:p>
-      <w:pPr>
-        <w:pStyle w:val="Heading3"/>
-        <w:keepNext w:val="0"/>
-        <w:keepLines w:val="0"/>
-        <w:spacing w:before="280" w:lineRule="auto"/>
-        <w:rPr>
-          <w:color w:val="000000"/>
-          <w:sz w:val="26"/>
-          <w:szCs w:val="26"/>
-        </w:rPr>
-      </w:pPr>
-      <w:bookmarkStart w:colFirst="0" w:colLast="0" w:name="_7r6iv9z81hat" w:id="12"/>
-      <w:bookmarkEnd w:id="12"/>
-      <w:r>
-        <w:rPr>
-          <w:color w:val="000000"/>
-          <w:sz w:val="26"/>
-          <w:szCs w:val="26"/>
-          <w:rtl w:val="0"/>
-        </w:rPr>
-        <w:t xml:space="preserve">Phase 1: Data Collection</w:t>
-      </w:r>
-    </w:p>
-    <w:p>
-      <w:pPr>
-        <w:spacing w:after="240" w:before="240" w:lineRule="auto"/>
-        <w:rPr/>
-      </w:pPr>
-      <w:r>
-        <w:rPr>
-          <w:rtl w:val="0"/>
-        </w:rPr>
-        <w:t xml:space="preserve">Historical supply-chain data will be obtained from the DataCo SMART SUPPLY CHAIN FOR BIG DATA ANALYSIS repository on Mendeley Data. </w:t>
-      </w:r>
-    </w:p>
-    <w:p>
-      <w:pPr>
-        <w:pStyle w:val="Heading3"/>
-        <w:keepNext w:val="0"/>
-        <w:keepLines w:val="0"/>
-        <w:spacing w:before="280" w:lineRule="auto"/>
-        <w:rPr>
-          <w:color w:val="000000"/>
-          <w:sz w:val="26"/>
-          <w:szCs w:val="26"/>
-        </w:rPr>
-      </w:pPr>
-      <w:bookmarkStart w:colFirst="0" w:colLast="0" w:name="_uehywvq7hegy" w:id="13"/>
-      <w:bookmarkEnd w:id="13"/>
-      <w:r>
-        <w:rPr>
-          <w:color w:val="000000"/>
-          <w:sz w:val="26"/>
-          <w:szCs w:val="26"/>
-          <w:rtl w:val="0"/>
-        </w:rPr>
-        <w:t xml:space="preserve">Phase 2: Data Preparation</w:t>
-      </w:r>
-    </w:p>
-    <w:p>
-      <w:pPr>
-        <w:spacing w:after="240" w:before="240" w:lineRule="auto"/>
-        <w:rPr/>
-      </w:pPr>
-      <w:r>
-        <w:rPr>
-          <w:rtl w:val="0"/>
-        </w:rPr>
-        <w:t xml:space="preserve">Python will be used to clean and prepare the dataset. Tasks will include:</w:t>
-      </w:r>
-    </w:p>
-    <w:p>
-      <w:pPr>
-        <w:numPr>
-          <w:ilvl w:val="0"/>
-          <w:numId w:val="3"/>
-        </w:numPr>
-        <w:spacing w:after="0" w:afterAutospacing="0" w:before="240" w:lineRule="auto"/>
-        <w:ind w:left="720" w:hanging="360"/>
-      </w:pPr>
-      <w:r>
-        <w:rPr>
-          <w:rtl w:val="0"/>
-        </w:rPr>
-        <w:t xml:space="preserve">Renaming columns where needed</w:t>
-      </w:r>
-    </w:p>
-    <w:p>
-      <w:pPr>
-        <w:numPr>
-          <w:ilvl w:val="0"/>
-          <w:numId w:val="3"/>
-        </w:numPr>
-        <w:spacing w:after="0" w:afterAutospacing="0" w:before="0" w:beforeAutospacing="0" w:lineRule="auto"/>
-        <w:ind w:left="720" w:hanging="360"/>
-      </w:pPr>
-      <w:r>
-        <w:rPr>
-          <w:rtl w:val="0"/>
-        </w:rPr>
-        <w:t xml:space="preserve">Removing unnecessary variables</w:t>
-      </w:r>
-    </w:p>
-    <w:p>
-      <w:pPr>
-        <w:numPr>
-          <w:ilvl w:val="0"/>
-          <w:numId w:val="3"/>
-        </w:numPr>
-        <w:spacing w:after="0" w:afterAutospacing="0" w:before="0" w:beforeAutospacing="0" w:lineRule="auto"/>
-        <w:ind w:left="720" w:hanging="360"/>
-      </w:pPr>
-      <w:r>
-        <w:rPr>
-          <w:rtl w:val="0"/>
-        </w:rPr>
-        <w:t xml:space="preserve">Handling missing values and duplicates</w:t>
-      </w:r>
-    </w:p>
-    <w:p>
-      <w:pPr>
-        <w:numPr>
-          <w:ilvl w:val="0"/>
-          <w:numId w:val="3"/>
-        </w:numPr>
-        <w:spacing w:after="0" w:afterAutospacing="0" w:before="0" w:beforeAutospacing="0" w:lineRule="auto"/>
-        <w:ind w:left="720" w:hanging="360"/>
-      </w:pPr>
-      <w:r>
-        <w:rPr>
-          <w:rtl w:val="0"/>
-        </w:rPr>
-        <w:t xml:space="preserve">Correcting data types and inconsistencies</w:t>
-      </w:r>
-    </w:p>
-    <w:p>
-      <w:pPr>
-        <w:numPr>
-          <w:ilvl w:val="0"/>
-          <w:numId w:val="3"/>
-        </w:numPr>
-        <w:spacing w:after="240" w:before="0" w:beforeAutospacing="0" w:lineRule="auto"/>
-        <w:ind w:left="720" w:hanging="360"/>
-      </w:pPr>
-      <w:r>
-        <w:rPr>
-          <w:rtl w:val="0"/>
-        </w:rPr>
-        <w:t xml:space="preserve">Removing unnecessary personal information</w:t>
-      </w:r>
-    </w:p>
-    <w:p>
-      <w:pPr>
-        <w:pStyle w:val="Heading3"/>
-        <w:keepNext w:val="0"/>
-        <w:keepLines w:val="0"/>
-        <w:spacing w:before="280" w:lineRule="auto"/>
-        <w:rPr>
-          <w:color w:val="000000"/>
-          <w:sz w:val="26"/>
-          <w:szCs w:val="26"/>
-        </w:rPr>
-      </w:pPr>
-      <w:bookmarkStart w:colFirst="0" w:colLast="0" w:name="_rqe7r7fm0669" w:id="14"/>
-      <w:bookmarkEnd w:id="14"/>
-      <w:r>
-        <w:rPr>
-          <w:color w:val="000000"/>
-          <w:sz w:val="26"/>
-          <w:szCs w:val="26"/>
-          <w:rtl w:val="0"/>
-        </w:rPr>
-        <w:t xml:space="preserve">Phase 3: Exploratory Data Analysis</w:t>
-      </w:r>
-    </w:p>
-    <w:p>
-      <w:pPr>
-        <w:spacing w:after="240" w:before="240" w:lineRule="auto"/>
-        <w:rPr/>
-      </w:pPr>
-      <w:r>
-        <w:rPr>
-          <w:rtl w:val="0"/>
-        </w:rPr>
-        <w:t xml:space="preserve">Exploratory data analysis will be used to identify patterns and relationships associated with late deliveries. This will include:</w:t>
-      </w:r>
-    </w:p>
-    <w:p>
-      <w:pPr>
-        <w:numPr>
-          <w:ilvl w:val="0"/>
-          <w:numId w:val="4"/>
-        </w:numPr>
-        <w:spacing w:after="0" w:afterAutospacing="0" w:before="240" w:lineRule="auto"/>
-        <w:ind w:left="720" w:hanging="360"/>
-      </w:pPr>
-      <w:r>
-        <w:rPr>
-          <w:rtl w:val="0"/>
-        </w:rPr>
-        <w:t xml:space="preserve">Late-delivery risk distribution</w:t>
-      </w:r>
-    </w:p>
-    <w:p>
-      <w:pPr>
-        <w:numPr>
-          <w:ilvl w:val="0"/>
-          <w:numId w:val="4"/>
-        </w:numPr>
-        <w:spacing w:after="0" w:afterAutospacing="0" w:before="0" w:beforeAutospacing="0" w:lineRule="auto"/>
-        <w:ind w:left="720" w:hanging="360"/>
-      </w:pPr>
-      <w:r>
-        <w:rPr>
-          <w:rtl w:val="0"/>
-        </w:rPr>
-        <w:t xml:space="preserve">Shipping mode analysis</w:t>
-      </w:r>
-    </w:p>
-    <w:p>
-      <w:pPr>
-        <w:numPr>
-          <w:ilvl w:val="0"/>
-          <w:numId w:val="4"/>
-        </w:numPr>
-        <w:spacing w:after="0" w:afterAutospacing="0" w:before="0" w:beforeAutospacing="0" w:lineRule="auto"/>
-        <w:ind w:left="720" w:hanging="360"/>
-      </w:pPr>
-      <w:r>
-        <w:rPr>
-          <w:rtl w:val="0"/>
-        </w:rPr>
-        <w:t xml:space="preserve">Product category and market comparisons</w:t>
-      </w:r>
-    </w:p>
-    <w:p>
-      <w:pPr>
-        <w:numPr>
-          <w:ilvl w:val="0"/>
-          <w:numId w:val="4"/>
-        </w:numPr>
-        <w:spacing w:after="240" w:before="0" w:beforeAutospacing="0" w:lineRule="auto"/>
-        <w:ind w:left="720" w:hanging="360"/>
-      </w:pPr>
-      <w:r>
-        <w:rPr>
-          <w:rtl w:val="0"/>
-        </w:rPr>
-        <w:t xml:space="preserve">Customer segment and order quantity analysis</w:t>
-      </w:r>
-    </w:p>
-    <w:p>
-      <w:pPr>
-        <w:spacing w:after="240" w:before="240" w:lineRule="auto"/>
-        <w:rPr/>
-      </w:pPr>
-      <w:r>
-        <w:rPr>
-          <w:rtl w:val="0"/>
-        </w:rPr>
-        <w:t xml:space="preserve">Charts and visualisations will help identify useful patterns and potential predictors.</w:t>
-      </w:r>
-    </w:p>
-    <w:p>
-      <w:pPr>
-        <w:pStyle w:val="Heading3"/>
-        <w:keepNext w:val="0"/>
-        <w:keepLines w:val="0"/>
-        <w:spacing w:before="280" w:lineRule="auto"/>
-        <w:rPr>
-          <w:color w:val="000000"/>
-          <w:sz w:val="26"/>
-          <w:szCs w:val="26"/>
-        </w:rPr>
-      </w:pPr>
-      <w:bookmarkStart w:colFirst="0" w:colLast="0" w:name="_oeigawdm0ahw" w:id="15"/>
-      <w:bookmarkEnd w:id="15"/>
-      <w:r>
-        <w:rPr>
-          <w:color w:val="000000"/>
-          <w:sz w:val="26"/>
-          <w:szCs w:val="26"/>
-          <w:rtl w:val="0"/>
-        </w:rPr>
-        <w:t xml:space="preserve">Phase 4: Feature Engineering</w:t>
-      </w:r>
-    </w:p>
-    <w:p>
-      <w:pPr>
-        <w:spacing w:after="240" w:before="240" w:lineRule="auto"/>
-        <w:rPr/>
-      </w:pPr>
-      <w:r>
-        <w:rPr>
-          <w:rtl w:val="0"/>
-        </w:rPr>
-        <w:t xml:space="preserve">Relevant variables will be selected and transformed to improve model performance. New features, such as order month or day of the week, may also be created to test if it will improve performance..</w:t>
-      </w:r>
-    </w:p>
-    <w:p>
-      <w:pPr>
-        <w:spacing w:after="240" w:before="240" w:lineRule="auto"/>
-        <w:rPr/>
-      </w:pPr>
-      <w:r>
-        <w:rPr>
-          <w:rtl w:val="0"/>
-        </w:rPr>
-      </w:r>
-    </w:p>
-    <w:p>
-      <w:pPr>
-        <w:pStyle w:val="Heading3"/>
-        <w:keepNext w:val="0"/>
-        <w:keepLines w:val="0"/>
-        <w:spacing w:before="280" w:lineRule="auto"/>
-        <w:rPr>
-          <w:color w:val="000000"/>
-          <w:sz w:val="26"/>
-          <w:szCs w:val="26"/>
-        </w:rPr>
-      </w:pPr>
-      <w:bookmarkStart w:colFirst="0" w:colLast="0" w:name="_6n08apc0rhpq" w:id="16"/>
-      <w:bookmarkEnd w:id="16"/>
-      <w:r>
-        <w:rPr>
-          <w:color w:val="000000"/>
-          <w:sz w:val="26"/>
-          <w:szCs w:val="26"/>
-          <w:rtl w:val="0"/>
-        </w:rPr>
-        <w:t xml:space="preserve">Phase 5: Machine Learning Models</w:t>
-      </w:r>
-    </w:p>
-    <w:p>
-      <w:pPr>
-        <w:spacing w:after="240" w:before="240" w:lineRule="auto"/>
-        <w:rPr/>
-      </w:pPr>
-      <w:r>
-        <w:rPr>
-          <w:rtl w:val="0"/>
-        </w:rPr>
-        <w:t xml:space="preserve">The following classification algorithms will be developed and compared:</w:t>
-      </w:r>
-    </w:p>
-    <w:p>
-      <w:pPr>
-        <w:numPr>
-          <w:ilvl w:val="0"/>
-          <w:numId w:val="2"/>
-        </w:numPr>
-        <w:spacing w:after="0" w:afterAutospacing="0" w:before="240" w:lineRule="auto"/>
-        <w:ind w:left="720" w:hanging="360"/>
-      </w:pPr>
-      <w:r>
-        <w:rPr>
-          <w:rtl w:val="0"/>
-        </w:rPr>
-        <w:t xml:space="preserve">Logistic Regression.</w:t>
-      </w:r>
-    </w:p>
-    <w:p>
-      <w:pPr>
-        <w:numPr>
-          <w:ilvl w:val="0"/>
-          <w:numId w:val="2"/>
-        </w:numPr>
-        <w:spacing w:after="0" w:afterAutospacing="0" w:before="0" w:beforeAutospacing="0" w:lineRule="auto"/>
-        <w:ind w:left="720" w:hanging="360"/>
-      </w:pPr>
-      <w:r>
-        <w:rPr>
-          <w:rtl w:val="0"/>
-        </w:rPr>
-        <w:t xml:space="preserve">Decision Tree.</w:t>
-      </w:r>
-    </w:p>
-    <w:p>
-      <w:pPr>
-        <w:numPr>
-          <w:ilvl w:val="0"/>
-          <w:numId w:val="2"/>
-        </w:numPr>
-        <w:spacing w:after="240" w:before="0" w:beforeAutospacing="0" w:lineRule="auto"/>
-        <w:ind w:left="720" w:hanging="360"/>
-      </w:pPr>
-      <w:r>
-        <w:rPr>
-          <w:rtl w:val="0"/>
-        </w:rPr>
-        <w:t xml:space="preserve">Random Forest.</w:t>
-      </w:r>
-    </w:p>
-    <w:p>
-      <w:pPr>
-        <w:spacing w:after="240" w:before="240" w:lineRule="auto"/>
-        <w:rPr/>
-      </w:pPr>
-      <w:r>
-        <w:rPr>
-          <w:rtl w:val="0"/>
-        </w:rPr>
-        <w:t xml:space="preserve">Logistic Regression will provide a baseline, while Decision Tree and Random Forest will help identify more complex relationships within the data.</w:t>
-      </w:r>
-    </w:p>
-    <w:p>
-      <w:pPr>
-        <w:spacing w:after="240" w:before="240" w:lineRule="auto"/>
-        <w:rPr/>
-      </w:pPr>
-      <w:r>
-        <w:rPr>
-          <w:rtl w:val="0"/>
-        </w:rPr>
-        <w:t xml:space="preserve">The dataset will be divided into training and testing sets to evaluate model performance on unseen data.</w:t>
-      </w:r>
-    </w:p>
-    <w:p>
-      <w:pPr>
-        <w:pStyle w:val="Heading3"/>
-        <w:keepNext w:val="0"/>
-        <w:keepLines w:val="0"/>
-        <w:spacing w:before="280" w:lineRule="auto"/>
-        <w:rPr>
-          <w:color w:val="000000"/>
-          <w:sz w:val="26"/>
-          <w:szCs w:val="26"/>
-        </w:rPr>
-      </w:pPr>
-      <w:bookmarkStart w:colFirst="0" w:colLast="0" w:name="_25elprnr4f1q" w:id="17"/>
-      <w:bookmarkEnd w:id="17"/>
-      <w:r>
-        <w:rPr>
-          <w:color w:val="000000"/>
-          <w:sz w:val="26"/>
-          <w:szCs w:val="26"/>
-          <w:rtl w:val="0"/>
-        </w:rPr>
-        <w:t xml:space="preserve">Phase 6: Model Evaluation</w:t>
-      </w:r>
-    </w:p>
-    <w:p>
-      <w:pPr>
-        <w:spacing w:after="240" w:before="240" w:lineRule="auto"/>
-        <w:rPr/>
-      </w:pPr>
-      <w:r>
-        <w:rPr>
-          <w:rtl w:val="0"/>
-        </w:rPr>
-        <w:t xml:space="preserve">The models will be evaluated and compared using the following metrics:</w:t>
-      </w:r>
-    </w:p>
-    <w:p>
-      <w:pPr>
-        <w:numPr>
-          <w:ilvl w:val="0"/>
-          <w:numId w:val="5"/>
-        </w:numPr>
-        <w:spacing w:after="0" w:afterAutospacing="0" w:before="240" w:lineRule="auto"/>
-        <w:ind w:left="720" w:hanging="360"/>
-      </w:pPr>
-      <w:r>
-        <w:rPr>
-          <w:rtl w:val="0"/>
-        </w:rPr>
-        <w:t xml:space="preserve">Accuracy.</w:t>
-      </w:r>
-    </w:p>
-    <w:p>
-      <w:pPr>
-        <w:numPr>
-          <w:ilvl w:val="0"/>
-          <w:numId w:val="5"/>
-        </w:numPr>
-        <w:spacing w:after="0" w:afterAutospacing="0" w:before="0" w:beforeAutospacing="0" w:lineRule="auto"/>
-        <w:ind w:left="720" w:hanging="360"/>
-      </w:pPr>
-      <w:r>
-        <w:rPr>
-          <w:rtl w:val="0"/>
-        </w:rPr>
-        <w:t xml:space="preserve">Precision.</w:t>
-      </w:r>
-    </w:p>
-    <w:p>
-      <w:pPr>
-        <w:numPr>
-          <w:ilvl w:val="0"/>
-          <w:numId w:val="5"/>
-        </w:numPr>
-        <w:spacing w:after="0" w:afterAutospacing="0" w:before="0" w:beforeAutospacing="0" w:lineRule="auto"/>
-        <w:ind w:left="720" w:hanging="360"/>
-      </w:pPr>
-      <w:r>
-        <w:rPr>
-          <w:rtl w:val="0"/>
-        </w:rPr>
-        <w:t xml:space="preserve">Recall.</w:t>
-      </w:r>
-    </w:p>
-    <w:p>
-      <w:pPr>
-        <w:numPr>
-          <w:ilvl w:val="0"/>
-          <w:numId w:val="5"/>
-        </w:numPr>
-        <w:spacing w:after="0" w:afterAutospacing="0" w:before="0" w:beforeAutospacing="0" w:lineRule="auto"/>
-        <w:ind w:left="720" w:hanging="360"/>
-      </w:pPr>
-      <w:r>
-        <w:rPr>
-          <w:rtl w:val="0"/>
-        </w:rPr>
-        <w:t xml:space="preserve">F1-score.</w:t>
-      </w:r>
-    </w:p>
-    <w:p>
-      <w:pPr>
-        <w:numPr>
-          <w:ilvl w:val="0"/>
-          <w:numId w:val="5"/>
-        </w:numPr>
-        <w:spacing w:after="240" w:before="0" w:beforeAutospacing="0" w:lineRule="auto"/>
-        <w:ind w:left="720" w:hanging="360"/>
-      </w:pPr>
-      <w:r>
-        <w:rPr>
-          <w:rtl w:val="0"/>
-        </w:rPr>
-        <w:t xml:space="preserve">Confusion matrix.</w:t>
-      </w:r>
-    </w:p>
-    <w:p>
-      <w:pPr>
-        <w:spacing w:after="240" w:before="240" w:lineRule="auto"/>
-        <w:rPr/>
-      </w:pPr>
-      <w:r>
-        <w:rPr>
-          <w:rtl w:val="0"/>
-        </w:rPr>
-        <w:t xml:space="preserve">Particular attention will be given to recall, as identifying orders at risk of late delivery is a key objective.</w:t>
-      </w:r>
-    </w:p>
-    <w:p>
-      <w:pPr>
-        <w:pStyle w:val="Heading3"/>
-        <w:keepNext w:val="0"/>
-        <w:keepLines w:val="0"/>
-        <w:spacing w:before="280" w:lineRule="auto"/>
-        <w:rPr>
-          <w:color w:val="000000"/>
-          <w:sz w:val="26"/>
-          <w:szCs w:val="26"/>
-        </w:rPr>
-      </w:pPr>
-      <w:bookmarkStart w:colFirst="0" w:colLast="0" w:name="_2vov8t5pbuoa" w:id="18"/>
-      <w:bookmarkEnd w:id="18"/>
-      <w:r>
-        <w:rPr>
-          <w:color w:val="000000"/>
-          <w:sz w:val="26"/>
-          <w:szCs w:val="26"/>
-          <w:rtl w:val="0"/>
-        </w:rPr>
-        <w:t xml:space="preserve">Phase 7: Visualisation and Recommendations</w:t>
-      </w:r>
-    </w:p>
-    <w:p>
-      <w:pPr>
-        <w:spacing w:after="240" w:before="240" w:lineRule="auto"/>
-        <w:rPr/>
-      </w:pPr>
-      <w:r>
-        <w:rPr>
-          <w:rtl w:val="0"/>
-        </w:rPr>
-        <w:t xml:space="preserve">The final stage will present the results through charts, model comparisons and an evaluation of important variables. Recommendations will be made on how the findings could support fulfilment planning and help identify potentially late deliveries.</w:t>
-      </w:r>
       <w:r>
         <w:rPr>
           <w:rtl w:val="0"/>
@@ -1699,8 +1501,8 @@
   <w:abstractNum w:abstractNumId="1">
     <w:lvl w:ilvl="0">
       <w:start w:val="1"/>
-      <w:numFmt w:val="decimal"/>
-      <w:lvlText w:val="%1."/>
+      <w:numFmt w:val="bullet"/>
+      <w:lvlText w:val="●"/>
       <w:lvlJc w:val="left"/>
       <w:pPr>
         <w:ind w:left="720" w:hanging="360"/>
@@ -1711,8 +1513,8 @@
     </w:lvl>
     <w:lvl w:ilvl="1">
       <w:start w:val="1"/>
-      <w:numFmt w:val="lowerLetter"/>
-      <w:lvlText w:val="%2."/>
+      <w:numFmt w:val="bullet"/>
+      <w:lvlText w:val="○"/>
       <w:lvlJc w:val="left"/>
       <w:pPr>
         <w:ind w:left="1440" w:hanging="360"/>
@@ -1723,8 +1525,8 @@
     </w:lvl>
     <w:lvl w:ilvl="2">
       <w:start w:val="1"/>
-      <w:numFmt w:val="lowerRoman"/>
-      <w:lvlText w:val="%3."/>
+      <w:numFmt w:val="bullet"/>
+      <w:lvlText w:val="■"/>
       <w:lvlJc w:val="left"/>
       <w:pPr>
         <w:ind w:left="2160" w:hanging="360"/>
@@ -1735,8 +1537,8 @@
     </w:lvl>
     <w:lvl w:ilvl="3">
       <w:start w:val="1"/>
-      <w:numFmt w:val="decimal"/>
-      <w:lvlText w:val="%4."/>
+      <w:numFmt w:val="bullet"/>
+      <w:lvlText w:val="●"/>
       <w:lvlJc w:val="left"/>
       <w:pPr>
         <w:ind w:left="2880" w:hanging="360"/>
@@ -1747,8 +1549,8 @@
     </w:lvl>
     <w:lvl w:ilvl="4">
       <w:start w:val="1"/>
-      <w:numFmt w:val="lowerLetter"/>
-      <w:lvlText w:val="%5."/>
+      <w:numFmt w:val="bullet"/>
+      <w:lvlText w:val="○"/>
       <w:lvlJc w:val="left"/>
       <w:pPr>
         <w:ind w:left="3600" w:hanging="360"/>
@@ -1759,8 +1561,8 @@
     </w:lvl>
     <w:lvl w:ilvl="5">
       <w:start w:val="1"/>
-      <w:numFmt w:val="lowerRoman"/>
-      <w:lvlText w:val="%6."/>
+      <w:numFmt w:val="bullet"/>
+      <w:lvlText w:val="■"/>
       <w:lvlJc w:val="left"/>
       <w:pPr>
         <w:ind w:left="4320" w:hanging="360"/>
@@ -1771,8 +1573,8 @@
     </w:lvl>
     <w:lvl w:ilvl="6">
       <w:start w:val="1"/>
-      <w:numFmt w:val="decimal"/>
-      <w:lvlText w:val="%7."/>
+      <w:numFmt w:val="bullet"/>
+      <w:lvlText w:val="●"/>
       <w:lvlJc w:val="left"/>
       <w:pPr>
         <w:ind w:left="5040" w:hanging="360"/>
@@ -1783,8 +1585,8 @@
     </w:lvl>
     <w:lvl w:ilvl="7">
       <w:start w:val="1"/>
-      <w:numFmt w:val="lowerLetter"/>
-      <w:lvlText w:val="%8."/>
+      <w:numFmt w:val="bullet"/>
+      <w:lvlText w:val="○"/>
       <w:lvlJc w:val="left"/>
       <w:pPr>
         <w:ind w:left="5760" w:hanging="360"/>
@@ -1795,8 +1597,8 @@
     </w:lvl>
     <w:lvl w:ilvl="8">
       <w:start w:val="1"/>
-      <w:numFmt w:val="lowerRoman"/>
-      <w:lvlText w:val="%9."/>
+      <w:numFmt w:val="bullet"/>
+      <w:lvlText w:val="■"/>
       <w:lvlJc w:val="left"/>
       <w:pPr>
         <w:ind w:left="6480" w:hanging="360"/>
@@ -1809,8 +1611,8 @@
   <w:abstractNum w:abstractNumId="2">
     <w:lvl w:ilvl="0">
       <w:start w:val="1"/>
-      <w:numFmt w:val="bullet"/>
-      <w:lvlText w:val="●"/>
+      <w:numFmt w:val="decimal"/>
+      <w:lvlText w:val="%1."/>
       <w:lvlJc w:val="left"/>
       <w:pPr>
         <w:ind w:left="720" w:hanging="360"/>
@@ -1821,8 +1623,8 @@
     </w:lvl>
     <w:lvl w:ilvl="1">
       <w:start w:val="1"/>
-      <w:numFmt w:val="bullet"/>
-      <w:lvlText w:val="○"/>
+      <w:numFmt w:val="lowerLetter"/>
+      <w:lvlText w:val="%2."/>
       <w:lvlJc w:val="left"/>
       <w:pPr>
         <w:ind w:left="1440" w:hanging="360"/>
@@ -1833,8 +1635,8 @@
     </w:lvl>
     <w:lvl w:ilvl="2">
       <w:start w:val="1"/>
-      <w:numFmt w:val="bullet"/>
-      <w:lvlText w:val="■"/>
+      <w:numFmt w:val="lowerRoman"/>
+      <w:lvlText w:val="%3."/>
       <w:lvlJc w:val="left"/>
       <w:pPr>
         <w:ind w:left="2160" w:hanging="360"/>
@@ -1845,8 +1647,8 @@
     </w:lvl>
     <w:lvl w:ilvl="3">
       <w:start w:val="1"/>
-      <w:numFmt w:val="bullet"/>
-      <w:lvlText w:val="●"/>
+      <w:numFmt w:val="decimal"/>
+      <w:lvlText w:val="%4."/>
       <w:lvlJc w:val="left"/>
       <w:pPr>
         <w:ind w:left="2880" w:hanging="360"/>
@@ -1857,8 +1659,8 @@
     </w:lvl>
     <w:lvl w:ilvl="4">
       <w:start w:val="1"/>
-      <w:numFmt w:val="bullet"/>
-      <w:lvlText w:val="○"/>
+      <w:numFmt w:val="lowerLetter"/>
+      <w:lvlText w:val="%5."/>
       <w:lvlJc w:val="left"/>
       <w:pPr>
         <w:ind w:left="3600" w:hanging="360"/>
@@ -1869,8 +1671,8 @@
     </w:lvl>
     <w:lvl w:ilvl="5">
       <w:start w:val="1"/>
-      <w:numFmt w:val="bullet"/>
-      <w:lvlText w:val="■"/>
+      <w:numFmt w:val="lowerRoman"/>
+      <w:lvlText w:val="%6."/>
       <w:lvlJc w:val="left"/>
       <w:pPr>
         <w:ind w:left="4320" w:hanging="360"/>
@@ -1881,8 +1683,8 @@
     </w:lvl>
     <w:lvl w:ilvl="6">
       <w:start w:val="1"/>
-      <w:numFmt w:val="bullet"/>
-      <w:lvlText w:val="●"/>
+      <w:numFmt w:val="decimal"/>
+      <w:lvlText w:val="%7."/>
       <w:lvlJc w:val="left"/>
       <w:pPr>
         <w:ind w:left="5040" w:hanging="360"/>
@@ -1893,8 +1695,8 @@
     </w:lvl>
     <w:lvl w:ilvl="7">
       <w:start w:val="1"/>
-      <w:numFmt w:val="bullet"/>
-      <w:lvlText w:val="○"/>
+      <w:numFmt w:val="lowerLetter"/>
+      <w:lvlText w:val="%8."/>
       <w:lvlJc w:val="left"/>
       <w:pPr>
         <w:ind w:left="5760" w:hanging="360"/>
@@ -1905,8 +1707,8 @@
     </w:lvl>
     <w:lvl w:ilvl="8">
       <w:start w:val="1"/>
-      <w:numFmt w:val="bullet"/>
-      <w:lvlText w:val="■"/>
+      <w:numFmt w:val="lowerRoman"/>
+      <w:lvlText w:val="%9."/>
       <w:lvlJc w:val="left"/>
       <w:pPr>
         <w:ind w:left="6480" w:hanging="360"/>
@@ -2137,116 +1939,6 @@
     </w:lvl>
   </w:abstractNum>
   <w:abstractNum w:abstractNumId="5">
-    <w:lvl w:ilvl="0">
-      <w:start w:val="1"/>
-      <w:numFmt w:val="bullet"/>
-      <w:lvlText w:val="●"/>
-      <w:lvlJc w:val="left"/>
-      <w:pPr>
-        <w:ind w:left="720" w:hanging="360"/>
-      </w:pPr>
-      <w:rPr>
-        <w:u w:val="none"/>
-      </w:rPr>
-    </w:lvl>
-    <w:lvl w:ilvl="1">
-      <w:start w:val="1"/>
-      <w:numFmt w:val="bullet"/>
-      <w:lvlText w:val="○"/>
-      <w:lvlJc w:val="left"/>
-      <w:pPr>
-        <w:ind w:left="1440" w:hanging="360"/>
-      </w:pPr>
-      <w:rPr>
-        <w:u w:val="none"/>
-      </w:rPr>
-    </w:lvl>
-    <w:lvl w:ilvl="2">
-      <w:start w:val="1"/>
-      <w:numFmt w:val="bullet"/>
-      <w:lvlText w:val="■"/>
-      <w:lvlJc w:val="left"/>
-      <w:pPr>
-        <w:ind w:left="2160" w:hanging="360"/>
-      </w:pPr>
-      <w:rPr>
-        <w:u w:val="none"/>
-      </w:rPr>
-    </w:lvl>
-    <w:lvl w:ilvl="3">
-      <w:start w:val="1"/>
-      <w:numFmt w:val="bullet"/>
-      <w:lvlText w:val="●"/>
-      <w:lvlJc w:val="left"/>
-      <w:pPr>
-        <w:ind w:left="2880" w:hanging="360"/>
-      </w:pPr>
-      <w:rPr>
-        <w:u w:val="none"/>
-      </w:rPr>
-    </w:lvl>
-    <w:lvl w:ilvl="4">
-      <w:start w:val="1"/>
-      <w:numFmt w:val="bullet"/>
-      <w:lvlText w:val="○"/>
-      <w:lvlJc w:val="left"/>
-      <w:pPr>
-        <w:ind w:left="3600" w:hanging="360"/>
-      </w:pPr>
-      <w:rPr>
-        <w:u w:val="none"/>
-      </w:rPr>
-    </w:lvl>
-    <w:lvl w:ilvl="5">
-      <w:start w:val="1"/>
-      <w:numFmt w:val="bullet"/>
-      <w:lvlText w:val="■"/>
-      <w:lvlJc w:val="left"/>
-      <w:pPr>
-        <w:ind w:left="4320" w:hanging="360"/>
-      </w:pPr>
-      <w:rPr>
-        <w:u w:val="none"/>
-      </w:rPr>
-    </w:lvl>
-    <w:lvl w:ilvl="6">
-      <w:start w:val="1"/>
-      <w:numFmt w:val="bullet"/>
-      <w:lvlText w:val="●"/>
-      <w:lvlJc w:val="left"/>
-      <w:pPr>
-        <w:ind w:left="5040" w:hanging="360"/>
-      </w:pPr>
-      <w:rPr>
-        <w:u w:val="none"/>
-      </w:rPr>
-    </w:lvl>
-    <w:lvl w:ilvl="7">
-      <w:start w:val="1"/>
-      <w:numFmt w:val="bullet"/>
-      <w:lvlText w:val="○"/>
-      <w:lvlJc w:val="left"/>
-      <w:pPr>
-        <w:ind w:left="5760" w:hanging="360"/>
-      </w:pPr>
-      <w:rPr>
-        <w:u w:val="none"/>
-      </w:rPr>
-    </w:lvl>
-    <w:lvl w:ilvl="8">
-      <w:start w:val="1"/>
-      <w:numFmt w:val="bullet"/>
-      <w:lvlText w:val="■"/>
-      <w:lvlJc w:val="left"/>
-      <w:pPr>
-        <w:ind w:left="6480" w:hanging="360"/>
-      </w:pPr>
-      <w:rPr>
-        <w:u w:val="none"/>
-      </w:rPr>
-    </w:lvl>
-  </w:abstractNum>
-  <w:abstractNum w:abstractNumId="6">
     <w:lvl w:ilvl="0">
       <w:start w:val="1"/>
       <w:numFmt w:val="bullet"/>
@@ -2370,9 +2062,6 @@
   </w:num>
   <w:num w:numId="5">
     <w:abstractNumId w:val="5"/>
-  </w:num>
-  <w:num w:numId="6">
-    <w:abstractNumId w:val="6"/>
   </w:num>
 </w:numbering>
 </file>

--- a/Strategic Thinking Capstone Project 1.docx
+++ b/Strategic Thinking Capstone Project 1.docx
@@ -63,7 +63,7 @@
     </w:p>
     <w:sdt>
       <w:sdtPr>
-        <w:id w:val="-1276329544"/>
+        <w:id w:val="-1829747331"/>
         <w:docPartObj>
           <w:docPartGallery w:val="Table of Contents"/>
           <w:docPartUnique w:val="1"/>
@@ -679,7 +679,7 @@
       <w:pPr>
         <w:numPr>
           <w:ilvl w:val="0"/>
-          <w:numId w:val="2"/>
+          <w:numId w:val="3"/>
         </w:numPr>
         <w:spacing w:before="240" w:line="276" w:lineRule="auto"/>
         <w:ind w:left="720" w:hanging="360"/>
@@ -695,7 +695,7 @@
       <w:pPr>
         <w:numPr>
           <w:ilvl w:val="0"/>
-          <w:numId w:val="2"/>
+          <w:numId w:val="3"/>
         </w:numPr>
         <w:spacing w:line="276" w:lineRule="auto"/>
         <w:ind w:left="720" w:hanging="360"/>
@@ -711,7 +711,7 @@
       <w:pPr>
         <w:numPr>
           <w:ilvl w:val="0"/>
-          <w:numId w:val="2"/>
+          <w:numId w:val="3"/>
         </w:numPr>
         <w:spacing w:line="276" w:lineRule="auto"/>
         <w:ind w:left="720" w:hanging="360"/>
@@ -727,7 +727,7 @@
       <w:pPr>
         <w:numPr>
           <w:ilvl w:val="0"/>
-          <w:numId w:val="2"/>
+          <w:numId w:val="3"/>
         </w:numPr>
         <w:spacing w:line="276" w:lineRule="auto"/>
         <w:ind w:left="720" w:hanging="360"/>
@@ -743,7 +743,7 @@
       <w:pPr>
         <w:numPr>
           <w:ilvl w:val="0"/>
-          <w:numId w:val="2"/>
+          <w:numId w:val="3"/>
         </w:numPr>
         <w:spacing w:after="240" w:line="276" w:lineRule="auto"/>
         <w:ind w:left="720" w:hanging="360"/>
@@ -969,6 +969,281 @@
       <w:pPr>
         <w:numPr>
           <w:ilvl w:val="0"/>
+          <w:numId w:val="6"/>
+        </w:numPr>
+        <w:spacing w:before="240" w:line="276" w:lineRule="auto"/>
+        <w:ind w:left="720" w:hanging="360"/>
+      </w:pPr>
+      <w:r>
+        <w:rPr>
+          <w:rtl w:val="0"/>
+        </w:rPr>
+        <w:t xml:space="preserve">Renaming columns where needed</w:t>
+      </w:r>
+    </w:p>
+    <w:p>
+      <w:pPr>
+        <w:numPr>
+          <w:ilvl w:val="0"/>
+          <w:numId w:val="6"/>
+        </w:numPr>
+        <w:spacing w:line="276" w:lineRule="auto"/>
+        <w:ind w:left="720" w:hanging="360"/>
+      </w:pPr>
+      <w:r>
+        <w:rPr>
+          <w:rtl w:val="0"/>
+        </w:rPr>
+        <w:t xml:space="preserve">Removing unnecessary variables</w:t>
+      </w:r>
+    </w:p>
+    <w:p>
+      <w:pPr>
+        <w:numPr>
+          <w:ilvl w:val="0"/>
+          <w:numId w:val="6"/>
+        </w:numPr>
+        <w:spacing w:line="276" w:lineRule="auto"/>
+        <w:ind w:left="720" w:hanging="360"/>
+      </w:pPr>
+      <w:r>
+        <w:rPr>
+          <w:rtl w:val="0"/>
+        </w:rPr>
+        <w:t xml:space="preserve">Handling missing values and duplicates</w:t>
+      </w:r>
+    </w:p>
+    <w:p>
+      <w:pPr>
+        <w:numPr>
+          <w:ilvl w:val="0"/>
+          <w:numId w:val="6"/>
+        </w:numPr>
+        <w:spacing w:line="276" w:lineRule="auto"/>
+        <w:ind w:left="720" w:hanging="360"/>
+      </w:pPr>
+      <w:r>
+        <w:rPr>
+          <w:rtl w:val="0"/>
+        </w:rPr>
+        <w:t xml:space="preserve">Correcting data types and inconsistencies</w:t>
+      </w:r>
+    </w:p>
+    <w:p>
+      <w:pPr>
+        <w:numPr>
+          <w:ilvl w:val="0"/>
+          <w:numId w:val="6"/>
+        </w:numPr>
+        <w:spacing w:after="240" w:line="276" w:lineRule="auto"/>
+        <w:ind w:left="720" w:hanging="360"/>
+      </w:pPr>
+      <w:r>
+        <w:rPr>
+          <w:rtl w:val="0"/>
+        </w:rPr>
+        <w:t xml:space="preserve">Removing unnecessary personal information</w:t>
+      </w:r>
+    </w:p>
+    <w:p>
+      <w:pPr>
+        <w:pStyle w:val="Heading3"/>
+        <w:keepNext w:val="0"/>
+        <w:keepLines w:val="0"/>
+        <w:spacing w:before="280" w:line="276" w:lineRule="auto"/>
+        <w:rPr>
+          <w:color w:val="000000"/>
+          <w:sz w:val="26"/>
+          <w:szCs w:val="26"/>
+        </w:rPr>
+      </w:pPr>
+      <w:bookmarkStart w:colFirst="0" w:colLast="0" w:name="_8008opp3h5lk" w:id="14"/>
+      <w:bookmarkEnd w:id="14"/>
+      <w:r>
+        <w:rPr>
+          <w:color w:val="000000"/>
+          <w:sz w:val="26"/>
+          <w:szCs w:val="26"/>
+          <w:rtl w:val="0"/>
+        </w:rPr>
+        <w:t xml:space="preserve">Phase 3: Exploratory Data Analysis</w:t>
+      </w:r>
+    </w:p>
+    <w:p>
+      <w:pPr>
+        <w:spacing w:after="240" w:before="240" w:line="276" w:lineRule="auto"/>
+        <w:rPr/>
+      </w:pPr>
+      <w:r>
+        <w:rPr>
+          <w:rtl w:val="0"/>
+        </w:rPr>
+        <w:t xml:space="preserve">Exploratory data analysis will be used to identify patterns and relationships associated with late deliveries. This will include:</w:t>
+      </w:r>
+    </w:p>
+    <w:p>
+      <w:pPr>
+        <w:numPr>
+          <w:ilvl w:val="0"/>
+          <w:numId w:val="7"/>
+        </w:numPr>
+        <w:spacing w:before="240" w:line="276" w:lineRule="auto"/>
+        <w:ind w:left="720" w:hanging="360"/>
+      </w:pPr>
+      <w:r>
+        <w:rPr>
+          <w:rtl w:val="0"/>
+        </w:rPr>
+        <w:t xml:space="preserve">Late-delivery risk distribution</w:t>
+      </w:r>
+    </w:p>
+    <w:p>
+      <w:pPr>
+        <w:numPr>
+          <w:ilvl w:val="0"/>
+          <w:numId w:val="7"/>
+        </w:numPr>
+        <w:spacing w:line="276" w:lineRule="auto"/>
+        <w:ind w:left="720" w:hanging="360"/>
+      </w:pPr>
+      <w:r>
+        <w:rPr>
+          <w:rtl w:val="0"/>
+        </w:rPr>
+        <w:t xml:space="preserve">Shipping mode analysis</w:t>
+      </w:r>
+    </w:p>
+    <w:p>
+      <w:pPr>
+        <w:numPr>
+          <w:ilvl w:val="0"/>
+          <w:numId w:val="7"/>
+        </w:numPr>
+        <w:spacing w:line="276" w:lineRule="auto"/>
+        <w:ind w:left="720" w:hanging="360"/>
+      </w:pPr>
+      <w:r>
+        <w:rPr>
+          <w:rtl w:val="0"/>
+        </w:rPr>
+        <w:t xml:space="preserve">Product category and market comparisons</w:t>
+      </w:r>
+    </w:p>
+    <w:p>
+      <w:pPr>
+        <w:numPr>
+          <w:ilvl w:val="0"/>
+          <w:numId w:val="7"/>
+        </w:numPr>
+        <w:spacing w:after="240" w:line="276" w:lineRule="auto"/>
+        <w:ind w:left="720" w:hanging="360"/>
+      </w:pPr>
+      <w:r>
+        <w:rPr>
+          <w:rtl w:val="0"/>
+        </w:rPr>
+        <w:t xml:space="preserve">Customer segment and order quantity analysis</w:t>
+      </w:r>
+    </w:p>
+    <w:p>
+      <w:pPr>
+        <w:spacing w:after="240" w:before="240" w:line="276" w:lineRule="auto"/>
+        <w:rPr/>
+      </w:pPr>
+      <w:r>
+        <w:rPr>
+          <w:rtl w:val="0"/>
+        </w:rPr>
+        <w:t xml:space="preserve">Charts and visualisations will help identify useful patterns and potential predictors.</w:t>
+      </w:r>
+    </w:p>
+    <w:p>
+      <w:pPr>
+        <w:pStyle w:val="Heading3"/>
+        <w:keepNext w:val="0"/>
+        <w:keepLines w:val="0"/>
+        <w:spacing w:before="280" w:line="276" w:lineRule="auto"/>
+        <w:rPr>
+          <w:color w:val="000000"/>
+          <w:sz w:val="26"/>
+          <w:szCs w:val="26"/>
+        </w:rPr>
+      </w:pPr>
+      <w:bookmarkStart w:colFirst="0" w:colLast="0" w:name="_ekr2mecbp30z" w:id="15"/>
+      <w:bookmarkEnd w:id="15"/>
+      <w:r>
+        <w:rPr>
+          <w:color w:val="000000"/>
+          <w:sz w:val="26"/>
+          <w:szCs w:val="26"/>
+          <w:rtl w:val="0"/>
+        </w:rPr>
+        <w:t xml:space="preserve">Phase 4: Feature Engineering</w:t>
+      </w:r>
+    </w:p>
+    <w:p>
+      <w:pPr>
+        <w:spacing w:after="240" w:before="240" w:line="276" w:lineRule="auto"/>
+        <w:rPr/>
+      </w:pPr>
+      <w:r>
+        <w:rPr>
+          <w:rtl w:val="0"/>
+        </w:rPr>
+        <w:t xml:space="preserve">Relevant variables will be selected and transformed to improve model performance. New features, such as order month or day of the week, may also be created to test if it will improve performance.</w:t>
+      </w:r>
+    </w:p>
+    <w:p>
+      <w:pPr>
+        <w:spacing w:after="240" w:before="240" w:line="276" w:lineRule="auto"/>
+        <w:rPr/>
+      </w:pPr>
+      <w:r>
+        <w:rPr>
+          <w:rtl w:val="0"/>
+        </w:rPr>
+      </w:r>
+    </w:p>
+    <w:p>
+      <w:pPr>
+        <w:pStyle w:val="Heading3"/>
+        <w:keepNext w:val="0"/>
+        <w:keepLines w:val="0"/>
+        <w:spacing w:before="280" w:line="276" w:lineRule="auto"/>
+        <w:rPr>
+          <w:color w:val="000000"/>
+          <w:sz w:val="26"/>
+          <w:szCs w:val="26"/>
+        </w:rPr>
+      </w:pPr>
+      <w:bookmarkStart w:colFirst="0" w:colLast="0" w:name="_tiaph6wixzxb" w:id="16"/>
+      <w:bookmarkEnd w:id="16"/>
+      <w:r>
+        <w:rPr>
+          <w:color w:val="000000"/>
+          <w:sz w:val="26"/>
+          <w:szCs w:val="26"/>
+          <w:rtl w:val="0"/>
+        </w:rPr>
+        <w:t xml:space="preserve">Phase 5: Machine Learning Models</w:t>
+      </w:r>
+    </w:p>
+    <w:p>
+      <w:pPr>
+        <w:spacing w:after="240" w:before="240" w:line="276" w:lineRule="auto"/>
+        <w:rPr/>
+      </w:pPr>
+      <w:r>
+        <w:rPr>
+          <w:rtl w:val="0"/>
+        </w:rPr>
+        <w:t xml:space="preserve">The following classification algorithms will be developed and compared:</w:t>
+      </w:r>
+    </w:p>
+    <w:p>
+      <w:pPr>
+        <w:numPr>
+          <w:ilvl w:val="0"/>
           <w:numId w:val="4"/>
         </w:numPr>
         <w:spacing w:before="240" w:line="276" w:lineRule="auto"/>
@@ -978,7 +1253,7 @@
         <w:rPr>
           <w:rtl w:val="0"/>
         </w:rPr>
-        <w:t xml:space="preserve">Renaming columns where needed</w:t>
+        <w:t xml:space="preserve">Logistic Regression</w:t>
       </w:r>
     </w:p>
     <w:p>
@@ -994,39 +1269,7 @@
         <w:rPr>
           <w:rtl w:val="0"/>
         </w:rPr>
-        <w:t xml:space="preserve">Removing unnecessary variables</w:t>
-      </w:r>
-    </w:p>
-    <w:p>
-      <w:pPr>
-        <w:numPr>
-          <w:ilvl w:val="0"/>
-          <w:numId w:val="4"/>
-        </w:numPr>
-        <w:spacing w:line="276" w:lineRule="auto"/>
-        <w:ind w:left="720" w:hanging="360"/>
-      </w:pPr>
-      <w:r>
-        <w:rPr>
-          <w:rtl w:val="0"/>
-        </w:rPr>
-        <w:t xml:space="preserve">Handling missing values and duplicates</w:t>
-      </w:r>
-    </w:p>
-    <w:p>
-      <w:pPr>
-        <w:numPr>
-          <w:ilvl w:val="0"/>
-          <w:numId w:val="4"/>
-        </w:numPr>
-        <w:spacing w:line="276" w:lineRule="auto"/>
-        <w:ind w:left="720" w:hanging="360"/>
-      </w:pPr>
-      <w:r>
-        <w:rPr>
-          <w:rtl w:val="0"/>
-        </w:rPr>
-        <w:t xml:space="preserve">Correcting data types and inconsistencies</w:t>
+        <w:t xml:space="preserve">Decision Tree</w:t>
       </w:r>
     </w:p>
     <w:p>
@@ -1042,7 +1285,31 @@
         <w:rPr>
           <w:rtl w:val="0"/>
         </w:rPr>
-        <w:t xml:space="preserve">Removing unnecessary personal information</w:t>
+        <w:t xml:space="preserve">Random Forest</w:t>
+      </w:r>
+    </w:p>
+    <w:p>
+      <w:pPr>
+        <w:spacing w:line="284.60914881297043" w:lineRule="auto"/>
+        <w:rPr/>
+      </w:pPr>
+      <w:r>
+        <w:rPr>
+          <w:rtl w:val="0"/>
+        </w:rPr>
+        <w:t xml:space="preserve">Logistic Regression will be used as the baseline classification model. Decision Tree will be used because it can identify non-linear relationships and interactions between variables. Random Forest will be used because combined learning methods often provide improved predictive performance and reduced overfitting compared to individual decision trees.</w:t>
+      </w:r>
+    </w:p>
+    <w:p>
+      <w:pPr>
+        <w:spacing w:after="240" w:before="240" w:line="276" w:lineRule="auto"/>
+        <w:rPr/>
+      </w:pPr>
+      <w:r>
+        <w:rPr>
+          <w:rtl w:val="0"/>
+        </w:rPr>
+        <w:t xml:space="preserve">The dataset will be divided into training and testing sets to evaluate model performance on unseen data.</w:t>
       </w:r>
     </w:p>
     <w:p>
@@ -1057,8 +1324,8 @@
           <w:szCs w:val="26"/>
         </w:rPr>
       </w:pPr>
-      <w:bookmarkStart w:colFirst="0" w:colLast="0" w:name="_8008opp3h5lk" w:id="14"/>
-      <w:bookmarkEnd w:id="14"/>
+      <w:bookmarkStart w:colFirst="0" w:colLast="0" w:name="_8i1ojh91ed35" w:id="17"/>
+      <w:bookmarkEnd w:id="17"/>
       <w:r>
         <w:rPr>
           <w:color w:val="000000"/>
@@ -1066,19 +1333,283 @@
           <w:szCs w:val="26"/>
           <w:rtl w:val="0"/>
         </w:rPr>
-        <w:t xml:space="preserve">Phase 3: Exploratory Data Analysis</w:t>
-      </w:r>
-    </w:p>
-    <w:p>
-      <w:pPr>
-        <w:spacing w:after="240" w:before="240" w:line="276" w:lineRule="auto"/>
-        <w:rPr/>
-      </w:pPr>
-      <w:r>
-        <w:rPr>
-          <w:rtl w:val="0"/>
-        </w:rPr>
-        <w:t xml:space="preserve">Exploratory data analysis will be used to identify patterns and relationships associated with late deliveries. This will include:</w:t>
+        <w:t xml:space="preserve">Phase 6: Model Evaluation</w:t>
+      </w:r>
+    </w:p>
+    <w:p>
+      <w:pPr>
+        <w:spacing w:after="240" w:before="240" w:line="276" w:lineRule="auto"/>
+        <w:rPr/>
+      </w:pPr>
+      <w:r>
+        <w:rPr>
+          <w:rtl w:val="0"/>
+        </w:rPr>
+        <w:t xml:space="preserve">The models will be evaluated and compared using the following metrics:</w:t>
+      </w:r>
+    </w:p>
+    <w:p>
+      <w:pPr>
+        <w:numPr>
+          <w:ilvl w:val="0"/>
+          <w:numId w:val="1"/>
+        </w:numPr>
+        <w:spacing w:before="240" w:line="276" w:lineRule="auto"/>
+        <w:ind w:left="720" w:hanging="360"/>
+      </w:pPr>
+      <w:r>
+        <w:rPr>
+          <w:rtl w:val="0"/>
+        </w:rPr>
+        <w:t xml:space="preserve">Accuracy.</w:t>
+      </w:r>
+    </w:p>
+    <w:p>
+      <w:pPr>
+        <w:numPr>
+          <w:ilvl w:val="0"/>
+          <w:numId w:val="1"/>
+        </w:numPr>
+        <w:spacing w:line="276" w:lineRule="auto"/>
+        <w:ind w:left="720" w:hanging="360"/>
+      </w:pPr>
+      <w:r>
+        <w:rPr>
+          <w:rtl w:val="0"/>
+        </w:rPr>
+        <w:t xml:space="preserve">Precision.</w:t>
+      </w:r>
+    </w:p>
+    <w:p>
+      <w:pPr>
+        <w:numPr>
+          <w:ilvl w:val="0"/>
+          <w:numId w:val="1"/>
+        </w:numPr>
+        <w:spacing w:line="276" w:lineRule="auto"/>
+        <w:ind w:left="720" w:hanging="360"/>
+      </w:pPr>
+      <w:r>
+        <w:rPr>
+          <w:rtl w:val="0"/>
+        </w:rPr>
+        <w:t xml:space="preserve">Recall.</w:t>
+      </w:r>
+    </w:p>
+    <w:p>
+      <w:pPr>
+        <w:numPr>
+          <w:ilvl w:val="0"/>
+          <w:numId w:val="1"/>
+        </w:numPr>
+        <w:spacing w:line="276" w:lineRule="auto"/>
+        <w:ind w:left="720" w:hanging="360"/>
+      </w:pPr>
+      <w:r>
+        <w:rPr>
+          <w:rtl w:val="0"/>
+        </w:rPr>
+        <w:t xml:space="preserve">F1-score.</w:t>
+      </w:r>
+    </w:p>
+    <w:p>
+      <w:pPr>
+        <w:numPr>
+          <w:ilvl w:val="0"/>
+          <w:numId w:val="1"/>
+        </w:numPr>
+        <w:spacing w:after="240" w:line="276" w:lineRule="auto"/>
+        <w:ind w:left="720" w:hanging="360"/>
+      </w:pPr>
+      <w:r>
+        <w:rPr>
+          <w:rtl w:val="0"/>
+        </w:rPr>
+        <w:t xml:space="preserve">Confusion matrix.</w:t>
+      </w:r>
+    </w:p>
+    <w:p>
+      <w:pPr>
+        <w:spacing w:after="240" w:before="240" w:line="276" w:lineRule="auto"/>
+        <w:rPr/>
+      </w:pPr>
+      <w:r>
+        <w:rPr>
+          <w:rtl w:val="0"/>
+        </w:rPr>
+        <w:t xml:space="preserve">Particular attention will be given to recall, as identifying orders at risk of late delivery is a key objective.</w:t>
+      </w:r>
+    </w:p>
+    <w:p>
+      <w:pPr>
+        <w:pStyle w:val="Heading3"/>
+        <w:keepNext w:val="0"/>
+        <w:keepLines w:val="0"/>
+        <w:spacing w:before="280" w:line="276" w:lineRule="auto"/>
+        <w:rPr>
+          <w:color w:val="000000"/>
+          <w:sz w:val="26"/>
+          <w:szCs w:val="26"/>
+        </w:rPr>
+      </w:pPr>
+      <w:bookmarkStart w:colFirst="0" w:colLast="0" w:name="_bhnnp6f4ulgs" w:id="18"/>
+      <w:bookmarkEnd w:id="18"/>
+      <w:r>
+        <w:rPr>
+          <w:color w:val="000000"/>
+          <w:sz w:val="26"/>
+          <w:szCs w:val="26"/>
+          <w:rtl w:val="0"/>
+        </w:rPr>
+        <w:t xml:space="preserve">Phase 7: Visualisation and Recommendations</w:t>
+      </w:r>
+    </w:p>
+    <w:p>
+      <w:pPr>
+        <w:spacing w:after="240" w:before="240" w:line="276" w:lineRule="auto"/>
+        <w:rPr/>
+      </w:pPr>
+      <w:r>
+        <w:rPr>
+          <w:rtl w:val="0"/>
+        </w:rPr>
+        <w:t xml:space="preserve">The final stage will present the results through charts, model comparisons and an evaluation of important variables. Recommendations will be made on how the findings could support fulfilment planning and help identify potentially late deliveries.</w:t>
+      </w:r>
+    </w:p>
+    <w:p>
+      <w:pPr>
+        <w:pStyle w:val="Heading2"/>
+        <w:keepNext w:val="0"/>
+        <w:keepLines w:val="0"/>
+        <w:spacing w:after="80" w:line="276" w:lineRule="auto"/>
+        <w:rPr>
+          <w:b w:val="1"/>
+          <w:bCs w:val="1"/>
+          <w:sz w:val="34"/>
+          <w:szCs w:val="34"/>
+        </w:rPr>
+      </w:pPr>
+      <w:bookmarkStart w:colFirst="0" w:colLast="0" w:name="_50cpy3ccp2p9" w:id="19"/>
+      <w:bookmarkEnd w:id="19"/>
+      <w:r>
+        <w:rPr>
+          <w:b w:val="1"/>
+          <w:bCs w:val="1"/>
+          <w:sz w:val="34"/>
+          <w:szCs w:val="34"/>
+          <w:rtl w:val="0"/>
+        </w:rPr>
+        <w:t xml:space="preserve">6. Data Sources</w:t>
+      </w:r>
+    </w:p>
+    <w:p>
+      <w:pPr>
+        <w:spacing w:after="240" w:before="240" w:line="276" w:lineRule="auto"/>
+        <w:rPr/>
+      </w:pPr>
+      <w:r>
+        <w:rPr>
+          <w:rtl w:val="0"/>
+        </w:rPr>
+        <w:t xml:space="preserve">The dataset selected for this project is </w:t>
+      </w:r>
+      <w:r>
+        <w:rPr>
+          <w:i w:val="1"/>
+          <w:iCs w:val="1"/>
+          <w:rtl w:val="0"/>
+        </w:rPr>
+        <w:t xml:space="preserve">DataCo SMART SUPPLY CHAIN FOR BIG DATA ANALYSIS</w:t>
+      </w:r>
+      <w:r>
+        <w:rPr>
+          <w:rtl w:val="0"/>
+        </w:rPr>
+        <w:t xml:space="preserve">, obtained from Mendeley Data (Constante, Silva and Pereira, 2019). It contains approximately 180,500 order records and 53 variables covering supply-chain information such as order details, product categories, customer segments, shipping methods and delivery outcomes.</w:t>
+      </w:r>
+    </w:p>
+    <w:p>
+      <w:pPr>
+        <w:spacing w:after="240" w:before="240" w:line="276" w:lineRule="auto"/>
+        <w:rPr>
+          <w:color w:val="1155cc"/>
+          <w:u w:val="single"/>
+        </w:rPr>
+      </w:pPr>
+      <w:r>
+        <w:rPr>
+          <w:rtl w:val="0"/>
+        </w:rPr>
+        <w:t xml:space="preserve">Dataset link:</w:t>
+      </w:r>
+      <w:hyperlink r:id="rId14">
+        <w:r>
+          <w:rPr>
+            <w:rtl w:val="0"/>
+          </w:rPr>
+          <w:t xml:space="preserve"> </w:t>
+        </w:r>
+      </w:hyperlink>
+      <w:hyperlink r:id="rId15">
+        <w:r>
+          <w:rPr>
+            <w:color w:val="1155cc"/>
+            <w:u w:val="single"/>
+            <w:rtl w:val="0"/>
+          </w:rPr>
+          <w:t xml:space="preserve">https://data.mendeley.com/datasets/8gx2fvg2k6/5</w:t>
+        </w:r>
+      </w:hyperlink>
+      <w:r>
+        <w:rPr>
+          <w:rtl w:val="0"/>
+        </w:rPr>
+      </w:r>
+    </w:p>
+    <w:p>
+      <w:pPr>
+        <w:spacing w:after="240" w:before="240" w:line="276" w:lineRule="auto"/>
+        <w:rPr/>
+      </w:pPr>
+      <w:r>
+        <w:rPr>
+          <w:rtl w:val="0"/>
+        </w:rPr>
+        <w:t xml:space="preserve">The dataset is suitable for this project because it provides information that can be analysed to investigate patterns associated with late deliveries. The Late_delivery_risk variable will be used as the target for the classification models, while relevant order, product, geographical and shipping variables will be considered as potential predictors. The data will be cleaned and prepared before analysis, with unnecessary identifying information removed and variables that could cause data leakage excluded.</w:t>
+      </w:r>
+    </w:p>
+    <w:p>
+      <w:pPr>
+        <w:pStyle w:val="Heading2"/>
+        <w:keepNext w:val="0"/>
+        <w:keepLines w:val="0"/>
+        <w:spacing w:after="80" w:line="276" w:lineRule="auto"/>
+        <w:rPr>
+          <w:sz w:val="34"/>
+          <w:szCs w:val="34"/>
+        </w:rPr>
+      </w:pPr>
+      <w:bookmarkStart w:colFirst="0" w:colLast="0" w:name="_twc2o2oh2mhg" w:id="20"/>
+      <w:bookmarkEnd w:id="20"/>
+      <w:r>
+        <w:rPr>
+          <w:sz w:val="34"/>
+          <w:szCs w:val="34"/>
+          <w:rtl w:val="0"/>
+        </w:rPr>
+        <w:t xml:space="preserve">7. Technologies and Tools</w:t>
+      </w:r>
+    </w:p>
+    <w:p>
+      <w:pPr>
+        <w:spacing w:after="240" w:before="240" w:line="276" w:lineRule="auto"/>
+        <w:rPr/>
+      </w:pPr>
+      <w:r>
+        <w:rPr>
+          <w:rtl w:val="0"/>
+        </w:rPr>
+        <w:t xml:space="preserve">The following tools will be used throughout the project:</w:t>
       </w:r>
     </w:p>
     <w:p>
@@ -1094,7 +1625,7 @@
         <w:rPr>
           <w:rtl w:val="0"/>
         </w:rPr>
-        <w:t xml:space="preserve">Late-delivery risk distribution</w:t>
+        <w:t xml:space="preserve">Python: Main programming language.</w:t>
       </w:r>
     </w:p>
     <w:p>
@@ -1110,7 +1641,7 @@
         <w:rPr>
           <w:rtl w:val="0"/>
         </w:rPr>
-        <w:t xml:space="preserve">Shipping mode analysis</w:t>
+        <w:t xml:space="preserve">Pandas and NumPy: Data cleaning and preparation.</w:t>
       </w:r>
     </w:p>
     <w:p>
@@ -1126,7 +1657,23 @@
         <w:rPr>
           <w:rtl w:val="0"/>
         </w:rPr>
-        <w:t xml:space="preserve">Product category and market comparisons</w:t>
+        <w:t xml:space="preserve">Matplotlib and Seaborn: Data visualisation and exploratory analysis.</w:t>
+      </w:r>
+    </w:p>
+    <w:p>
+      <w:pPr>
+        <w:numPr>
+          <w:ilvl w:val="0"/>
+          <w:numId w:val="5"/>
+        </w:numPr>
+        <w:spacing w:line="276" w:lineRule="auto"/>
+        <w:ind w:left="720" w:hanging="360"/>
+      </w:pPr>
+      <w:r>
+        <w:rPr>
+          <w:rtl w:val="0"/>
+        </w:rPr>
+        <w:t xml:space="preserve">Scikit-learn: Machine learning model development and evaluation.</w:t>
       </w:r>
     </w:p>
     <w:p>
@@ -1142,19 +1689,42 @@
         <w:rPr>
           <w:rtl w:val="0"/>
         </w:rPr>
-        <w:t xml:space="preserve">Customer segment and order quantity analysis</w:t>
-      </w:r>
-    </w:p>
-    <w:p>
-      <w:pPr>
-        <w:spacing w:after="240" w:before="240" w:line="276" w:lineRule="auto"/>
-        <w:rPr/>
-      </w:pPr>
-      <w:r>
-        <w:rPr>
-          <w:rtl w:val="0"/>
-        </w:rPr>
-        <w:t xml:space="preserve">Charts and visualisations will help identify useful patterns and potential predictors.</w:t>
+        <w:t xml:space="preserve">Jupyter Notebook: Analysis and documentation.</w:t>
+      </w:r>
+    </w:p>
+    <w:p>
+      <w:pPr>
+        <w:pStyle w:val="Heading2"/>
+        <w:keepNext w:val="0"/>
+        <w:keepLines w:val="0"/>
+        <w:spacing w:after="80" w:line="276" w:lineRule="auto"/>
+        <w:rPr>
+          <w:sz w:val="34"/>
+          <w:szCs w:val="34"/>
+        </w:rPr>
+      </w:pPr>
+      <w:bookmarkStart w:colFirst="0" w:colLast="0" w:name="_isoy97edcw4u" w:id="21"/>
+      <w:bookmarkEnd w:id="21"/>
+      <w:r>
+        <w:rPr>
+          <w:sz w:val="34"/>
+          <w:szCs w:val="34"/>
+          <w:rtl w:val="0"/>
+        </w:rPr>
+        <w:t xml:space="preserve">8. Expected Deliverables</w:t>
+      </w:r>
+    </w:p>
+    <w:p>
+      <w:pPr>
+        <w:spacing w:after="240" w:before="240" w:line="276" w:lineRule="auto"/>
+        <w:ind w:left="720" w:firstLine="0"/>
+        <w:rPr/>
+      </w:pPr>
+      <w:r>
+        <w:rPr>
+          <w:rtl w:val="0"/>
+        </w:rPr>
+        <w:t xml:space="preserve">By the end of the project, I expect to have completed the following:</w:t>
       </w:r>
     </w:p>
     <w:p>
@@ -1162,15 +1732,60 @@
         <w:pStyle w:val="Heading3"/>
         <w:keepNext w:val="0"/>
         <w:keepLines w:val="0"/>
+        <w:numPr>
+          <w:ilvl w:val="0"/>
+          <w:numId w:val="2"/>
+        </w:numPr>
         <w:spacing w:before="280" w:line="276" w:lineRule="auto"/>
+        <w:ind w:left="720" w:hanging="360"/>
+        <w:rPr>
+          <w:sz w:val="26"/>
+          <w:szCs w:val="26"/>
+        </w:rPr>
+      </w:pPr>
+      <w:bookmarkStart w:colFirst="0" w:colLast="0" w:name="_t7zws8fgskte" w:id="22"/>
+      <w:bookmarkEnd w:id="22"/>
+      <w:r>
         <w:rPr>
           <w:color w:val="000000"/>
           <w:sz w:val="26"/>
           <w:szCs w:val="26"/>
-        </w:rPr>
-      </w:pPr>
-      <w:bookmarkStart w:colFirst="0" w:colLast="0" w:name="_ekr2mecbp30z" w:id="15"/>
-      <w:bookmarkEnd w:id="15"/>
+          <w:rtl w:val="0"/>
+        </w:rPr>
+        <w:t xml:space="preserve">Data Preparation</w:t>
+      </w:r>
+    </w:p>
+    <w:p>
+      <w:pPr>
+        <w:spacing w:after="240" w:before="240" w:line="276" w:lineRule="auto"/>
+        <w:ind w:left="720" w:firstLine="0"/>
+        <w:rPr/>
+      </w:pPr>
+      <w:r>
+        <w:rPr>
+          <w:rtl w:val="0"/>
+        </w:rPr>
+        <w:t xml:space="preserve">A cleaned dataset with unnecessary columns removed and any data-quality issues documented.</w:t>
+      </w:r>
+    </w:p>
+    <w:p>
+      <w:pPr>
+        <w:pStyle w:val="Heading3"/>
+        <w:keepNext w:val="0"/>
+        <w:keepLines w:val="0"/>
+        <w:numPr>
+          <w:ilvl w:val="0"/>
+          <w:numId w:val="2"/>
+        </w:numPr>
+        <w:spacing w:before="280" w:line="276" w:lineRule="auto"/>
+        <w:ind w:left="720" w:hanging="360"/>
+        <w:rPr>
+          <w:sz w:val="26"/>
+          <w:szCs w:val="26"/>
+        </w:rPr>
+      </w:pPr>
+      <w:bookmarkStart w:colFirst="0" w:colLast="0" w:name="_nwb7vfi5ftxt" w:id="23"/>
+      <w:bookmarkEnd w:id="23"/>
       <w:r>
         <w:rPr>
           <w:color w:val="000000"/>
@@ -1178,30 +1793,20 @@
           <w:szCs w:val="26"/>
           <w:rtl w:val="0"/>
         </w:rPr>
-        <w:t xml:space="preserve">Phase 4: Feature Engineering</w:t>
-      </w:r>
-    </w:p>
-    <w:p>
-      <w:pPr>
-        <w:spacing w:after="240" w:before="240" w:line="276" w:lineRule="auto"/>
-        <w:rPr/>
-      </w:pPr>
-      <w:r>
-        <w:rPr>
-          <w:rtl w:val="0"/>
-        </w:rPr>
-        <w:t xml:space="preserve">Relevant variables will be selected and transformed to improve model performance. New features, such as order month or day of the week, may also be created to test if it will improve performance.</w:t>
-      </w:r>
-    </w:p>
-    <w:p>
-      <w:pPr>
-        <w:spacing w:after="240" w:before="240" w:line="276" w:lineRule="auto"/>
-        <w:rPr/>
-      </w:pPr>
-      <w:r>
-        <w:rPr>
-          <w:rtl w:val="0"/>
-        </w:rPr>
+        <w:t xml:space="preserve">Exploratory Data Analysis</w:t>
+      </w:r>
+    </w:p>
+    <w:p>
+      <w:pPr>
+        <w:spacing w:after="240" w:before="240" w:line="276" w:lineRule="auto"/>
+        <w:ind w:left="720" w:firstLine="0"/>
+        <w:rPr/>
+      </w:pPr>
+      <w:r>
+        <w:rPr>
+          <w:rtl w:val="0"/>
+        </w:rPr>
+        <w:t xml:space="preserve">An analysis of the dataset showing patterns and relationships that may help explain late-delivery risk.</w:t>
       </w:r>
     </w:p>
     <w:p>
@@ -1209,15 +1814,60 @@
         <w:pStyle w:val="Heading3"/>
         <w:keepNext w:val="0"/>
         <w:keepLines w:val="0"/>
+        <w:numPr>
+          <w:ilvl w:val="0"/>
+          <w:numId w:val="2"/>
+        </w:numPr>
         <w:spacing w:before="280" w:line="276" w:lineRule="auto"/>
+        <w:ind w:left="720" w:hanging="360"/>
+        <w:rPr>
+          <w:sz w:val="26"/>
+          <w:szCs w:val="26"/>
+        </w:rPr>
+      </w:pPr>
+      <w:bookmarkStart w:colFirst="0" w:colLast="0" w:name="_lk77jj8qj4l" w:id="24"/>
+      <w:bookmarkEnd w:id="24"/>
+      <w:r>
         <w:rPr>
           <w:color w:val="000000"/>
           <w:sz w:val="26"/>
           <w:szCs w:val="26"/>
-        </w:rPr>
-      </w:pPr>
-      <w:bookmarkStart w:colFirst="0" w:colLast="0" w:name="_tiaph6wixzxb" w:id="16"/>
-      <w:bookmarkEnd w:id="16"/>
+          <w:rtl w:val="0"/>
+        </w:rPr>
+        <w:t xml:space="preserve">Predictive Features</w:t>
+      </w:r>
+    </w:p>
+    <w:p>
+      <w:pPr>
+        <w:spacing w:after="240" w:before="240" w:line="276" w:lineRule="auto"/>
+        <w:ind w:left="720" w:firstLine="0"/>
+        <w:rPr/>
+      </w:pPr>
+      <w:r>
+        <w:rPr>
+          <w:rtl w:val="0"/>
+        </w:rPr>
+        <w:t xml:space="preserve">A set of selected variables suitable for training the classification models, with attention given to avoiding data leakage.</w:t>
+      </w:r>
+    </w:p>
+    <w:p>
+      <w:pPr>
+        <w:pStyle w:val="Heading3"/>
+        <w:keepNext w:val="0"/>
+        <w:keepLines w:val="0"/>
+        <w:numPr>
+          <w:ilvl w:val="0"/>
+          <w:numId w:val="2"/>
+        </w:numPr>
+        <w:spacing w:before="280" w:line="276" w:lineRule="auto"/>
+        <w:ind w:left="720" w:hanging="360"/>
+        <w:rPr>
+          <w:sz w:val="26"/>
+          <w:szCs w:val="26"/>
+        </w:rPr>
+      </w:pPr>
+      <w:bookmarkStart w:colFirst="0" w:colLast="0" w:name="_9r2a7sniry6h" w:id="25"/>
+      <w:bookmarkEnd w:id="25"/>
       <w:r>
         <w:rPr>
           <w:color w:val="000000"/>
@@ -1225,91 +1875,20 @@
           <w:szCs w:val="26"/>
           <w:rtl w:val="0"/>
         </w:rPr>
-        <w:t xml:space="preserve">Phase 5: Machine Learning Models</w:t>
-      </w:r>
-    </w:p>
-    <w:p>
-      <w:pPr>
-        <w:spacing w:after="240" w:before="240" w:line="276" w:lineRule="auto"/>
-        <w:rPr/>
-      </w:pPr>
-      <w:r>
-        <w:rPr>
-          <w:rtl w:val="0"/>
-        </w:rPr>
-        <w:t xml:space="preserve">The following classification algorithms will be developed and compared:</w:t>
-      </w:r>
-    </w:p>
-    <w:p>
-      <w:pPr>
-        <w:numPr>
-          <w:ilvl w:val="0"/>
-          <w:numId w:val="3"/>
-        </w:numPr>
-        <w:spacing w:before="240" w:line="276" w:lineRule="auto"/>
-        <w:ind w:left="720" w:hanging="360"/>
-      </w:pPr>
-      <w:r>
-        <w:rPr>
-          <w:rtl w:val="0"/>
-        </w:rPr>
-        <w:t xml:space="preserve">Logistic Regression</w:t>
-      </w:r>
-    </w:p>
-    <w:p>
-      <w:pPr>
-        <w:numPr>
-          <w:ilvl w:val="0"/>
-          <w:numId w:val="3"/>
-        </w:numPr>
-        <w:spacing w:line="276" w:lineRule="auto"/>
-        <w:ind w:left="720" w:hanging="360"/>
-      </w:pPr>
-      <w:r>
-        <w:rPr>
-          <w:rtl w:val="0"/>
-        </w:rPr>
-        <w:t xml:space="preserve">Decision Tree</w:t>
-      </w:r>
-    </w:p>
-    <w:p>
-      <w:pPr>
-        <w:numPr>
-          <w:ilvl w:val="0"/>
-          <w:numId w:val="3"/>
-        </w:numPr>
-        <w:spacing w:after="240" w:line="276" w:lineRule="auto"/>
-        <w:ind w:left="720" w:hanging="360"/>
-      </w:pPr>
-      <w:r>
-        <w:rPr>
-          <w:rtl w:val="0"/>
-        </w:rPr>
-        <w:t xml:space="preserve">Random Forest</w:t>
-      </w:r>
-    </w:p>
-    <w:p>
-      <w:pPr>
-        <w:spacing w:line="284.60914881297043" w:lineRule="auto"/>
-        <w:rPr/>
-      </w:pPr>
-      <w:r>
-        <w:rPr>
-          <w:rtl w:val="0"/>
-        </w:rPr>
-        <w:t xml:space="preserve">Logistic Regression will be used as the baseline classification model. Decision Tree will be used because it can identify non-linear relationships and interactions between variables. Random Forest will be used because combined learning methods often provide improved predictive performance and reduced overfitting compared to individual decision trees.</w:t>
-      </w:r>
-    </w:p>
-    <w:p>
-      <w:pPr>
-        <w:spacing w:after="240" w:before="240" w:line="276" w:lineRule="auto"/>
-        <w:rPr/>
-      </w:pPr>
-      <w:r>
-        <w:rPr>
-          <w:rtl w:val="0"/>
-        </w:rPr>
-        <w:t xml:space="preserve">The dataset will be divided into training and testing sets to evaluate model performance on unseen data.</w:t>
+        <w:t xml:space="preserve">Machine Learning Models</w:t>
+      </w:r>
+    </w:p>
+    <w:p>
+      <w:pPr>
+        <w:spacing w:after="240" w:before="240" w:line="276" w:lineRule="auto"/>
+        <w:ind w:left="720" w:firstLine="0"/>
+        <w:rPr/>
+      </w:pPr>
+      <w:r>
+        <w:rPr>
+          <w:rtl w:val="0"/>
+        </w:rPr>
+        <w:t xml:space="preserve">Three classification models developed using Logistic Regression, Decision Tree and Random Forest.</w:t>
       </w:r>
     </w:p>
     <w:p>
@@ -1317,15 +1896,60 @@
         <w:pStyle w:val="Heading3"/>
         <w:keepNext w:val="0"/>
         <w:keepLines w:val="0"/>
+        <w:numPr>
+          <w:ilvl w:val="0"/>
+          <w:numId w:val="2"/>
+        </w:numPr>
         <w:spacing w:before="280" w:line="276" w:lineRule="auto"/>
+        <w:ind w:left="720" w:hanging="360"/>
+        <w:rPr>
+          <w:sz w:val="26"/>
+          <w:szCs w:val="26"/>
+        </w:rPr>
+      </w:pPr>
+      <w:bookmarkStart w:colFirst="0" w:colLast="0" w:name="_14bic55ve58c" w:id="26"/>
+      <w:bookmarkEnd w:id="26"/>
+      <w:r>
         <w:rPr>
           <w:color w:val="000000"/>
           <w:sz w:val="26"/>
           <w:szCs w:val="26"/>
-        </w:rPr>
-      </w:pPr>
-      <w:bookmarkStart w:colFirst="0" w:colLast="0" w:name="_8i1ojh91ed35" w:id="17"/>
-      <w:bookmarkEnd w:id="17"/>
+          <w:rtl w:val="0"/>
+        </w:rPr>
+        <w:t xml:space="preserve">Model Evaluation</w:t>
+      </w:r>
+    </w:p>
+    <w:p>
+      <w:pPr>
+        <w:spacing w:after="240" w:before="240" w:line="276" w:lineRule="auto"/>
+        <w:ind w:left="720" w:firstLine="0"/>
+        <w:rPr/>
+      </w:pPr>
+      <w:r>
+        <w:rPr>
+          <w:rtl w:val="0"/>
+        </w:rPr>
+        <w:t xml:space="preserve">A comparison of the models using accuracy, precision, recall, F1-score and confusion matrices.</w:t>
+      </w:r>
+    </w:p>
+    <w:p>
+      <w:pPr>
+        <w:pStyle w:val="Heading3"/>
+        <w:keepNext w:val="0"/>
+        <w:keepLines w:val="0"/>
+        <w:numPr>
+          <w:ilvl w:val="0"/>
+          <w:numId w:val="2"/>
+        </w:numPr>
+        <w:spacing w:before="280" w:line="276" w:lineRule="auto"/>
+        <w:ind w:left="720" w:hanging="360"/>
+        <w:rPr>
+          <w:sz w:val="26"/>
+          <w:szCs w:val="26"/>
+        </w:rPr>
+      </w:pPr>
+      <w:bookmarkStart w:colFirst="0" w:colLast="0" w:name="_6zl2pcae4ibg" w:id="27"/>
+      <w:bookmarkEnd w:id="27"/>
       <w:r>
         <w:rPr>
           <w:color w:val="000000"/>
@@ -1333,111 +1957,20 @@
           <w:szCs w:val="26"/>
           <w:rtl w:val="0"/>
         </w:rPr>
-        <w:t xml:space="preserve">Phase 6: Model Evaluation</w:t>
-      </w:r>
-    </w:p>
-    <w:p>
-      <w:pPr>
-        <w:spacing w:after="240" w:before="240" w:line="276" w:lineRule="auto"/>
-        <w:rPr/>
-      </w:pPr>
-      <w:r>
-        <w:rPr>
-          <w:rtl w:val="0"/>
-        </w:rPr>
-        <w:t xml:space="preserve">The models will be evaluated and compared using the following metrics:</w:t>
-      </w:r>
-    </w:p>
-    <w:p>
-      <w:pPr>
-        <w:numPr>
-          <w:ilvl w:val="0"/>
-          <w:numId w:val="1"/>
-        </w:numPr>
-        <w:spacing w:before="240" w:line="276" w:lineRule="auto"/>
-        <w:ind w:left="720" w:hanging="360"/>
-      </w:pPr>
-      <w:r>
-        <w:rPr>
-          <w:rtl w:val="0"/>
-        </w:rPr>
-        <w:t xml:space="preserve">Accuracy.</w:t>
-      </w:r>
-    </w:p>
-    <w:p>
-      <w:pPr>
-        <w:numPr>
-          <w:ilvl w:val="0"/>
-          <w:numId w:val="1"/>
-        </w:numPr>
-        <w:spacing w:line="276" w:lineRule="auto"/>
-        <w:ind w:left="720" w:hanging="360"/>
-      </w:pPr>
-      <w:r>
-        <w:rPr>
-          <w:rtl w:val="0"/>
-        </w:rPr>
-        <w:t xml:space="preserve">Precision.</w:t>
-      </w:r>
-    </w:p>
-    <w:p>
-      <w:pPr>
-        <w:numPr>
-          <w:ilvl w:val="0"/>
-          <w:numId w:val="1"/>
-        </w:numPr>
-        <w:spacing w:line="276" w:lineRule="auto"/>
-        <w:ind w:left="720" w:hanging="360"/>
-      </w:pPr>
-      <w:r>
-        <w:rPr>
-          <w:rtl w:val="0"/>
-        </w:rPr>
-        <w:t xml:space="preserve">Recall.</w:t>
-      </w:r>
-    </w:p>
-    <w:p>
-      <w:pPr>
-        <w:numPr>
-          <w:ilvl w:val="0"/>
-          <w:numId w:val="1"/>
-        </w:numPr>
-        <w:spacing w:line="276" w:lineRule="auto"/>
-        <w:ind w:left="720" w:hanging="360"/>
-      </w:pPr>
-      <w:r>
-        <w:rPr>
-          <w:rtl w:val="0"/>
-        </w:rPr>
-        <w:t xml:space="preserve">F1-score.</w:t>
-      </w:r>
-    </w:p>
-    <w:p>
-      <w:pPr>
-        <w:numPr>
-          <w:ilvl w:val="0"/>
-          <w:numId w:val="1"/>
-        </w:numPr>
-        <w:spacing w:after="240" w:line="276" w:lineRule="auto"/>
-        <w:ind w:left="720" w:hanging="360"/>
-      </w:pPr>
-      <w:r>
-        <w:rPr>
-          <w:rtl w:val="0"/>
-        </w:rPr>
-        <w:t xml:space="preserve">Confusion matrix.</w:t>
-      </w:r>
-    </w:p>
-    <w:p>
-      <w:pPr>
-        <w:spacing w:after="240" w:before="240" w:line="276" w:lineRule="auto"/>
-        <w:rPr/>
-      </w:pPr>
-      <w:r>
-        <w:rPr>
-          <w:rtl w:val="0"/>
-        </w:rPr>
-        <w:t xml:space="preserve">Particular attention will be given to recall, as identifying orders at risk of late delivery is a key objective.</w:t>
+        <w:t xml:space="preserve">Final Report</w:t>
+      </w:r>
+    </w:p>
+    <w:p>
+      <w:pPr>
+        <w:spacing w:after="240" w:before="240" w:line="276" w:lineRule="auto"/>
+        <w:ind w:left="720" w:firstLine="0"/>
+        <w:rPr/>
+      </w:pPr>
+      <w:r>
+        <w:rPr>
+          <w:rtl w:val="0"/>
+        </w:rPr>
+        <w:t xml:space="preserve">A report explaining the business problem, the dataset, the methodology, the modelling process, the results and the main conclusions.</w:t>
       </w:r>
     </w:p>
     <w:p>
@@ -1445,35 +1978,53 @@
         <w:pStyle w:val="Heading3"/>
         <w:keepNext w:val="0"/>
         <w:keepLines w:val="0"/>
+        <w:numPr>
+          <w:ilvl w:val="0"/>
+          <w:numId w:val="2"/>
+        </w:numPr>
         <w:spacing w:before="280" w:line="276" w:lineRule="auto"/>
+        <w:ind w:left="720" w:hanging="360"/>
+        <w:rPr>
+          <w:sz w:val="26"/>
+          <w:szCs w:val="26"/>
+        </w:rPr>
+      </w:pPr>
+      <w:bookmarkStart w:colFirst="0" w:colLast="0" w:name="_in5dxwx8tvhh" w:id="28"/>
+      <w:bookmarkEnd w:id="28"/>
+      <w:r>
         <w:rPr>
           <w:color w:val="000000"/>
           <w:sz w:val="26"/>
           <w:szCs w:val="26"/>
-        </w:rPr>
-      </w:pPr>
-      <w:bookmarkStart w:colFirst="0" w:colLast="0" w:name="_bhnnp6f4ulgs" w:id="18"/>
-      <w:bookmarkEnd w:id="18"/>
-      <w:r>
-        <w:rPr>
-          <w:color w:val="000000"/>
-          <w:sz w:val="26"/>
-          <w:szCs w:val="26"/>
-          <w:rtl w:val="0"/>
-        </w:rPr>
-        <w:t xml:space="preserve">Phase 7: Visualisation and Recommendations</w:t>
-      </w:r>
-    </w:p>
-    <w:p>
-      <w:pPr>
-        <w:spacing w:after="240" w:before="240" w:line="276" w:lineRule="auto"/>
-        <w:rPr/>
-      </w:pPr>
-      <w:r>
-        <w:rPr>
-          <w:rtl w:val="0"/>
-        </w:rPr>
-        <w:t xml:space="preserve">The final stage will present the results through charts, model comparisons and an evaluation of important variables. Recommendations will be made on how the findings could support fulfilment planning and help identify potentially late deliveries.</w:t>
+          <w:rtl w:val="0"/>
+        </w:rPr>
+        <w:t xml:space="preserve">Visual Presentation</w:t>
+      </w:r>
+    </w:p>
+    <w:p>
+      <w:pPr>
+        <w:spacing w:after="240" w:before="240" w:line="276" w:lineRule="auto"/>
+        <w:ind w:left="720" w:firstLine="0"/>
+        <w:rPr/>
+      </w:pPr>
+      <w:r>
+        <w:rPr>
+          <w:rtl w:val="0"/>
+        </w:rPr>
+        <w:t xml:space="preserve">Charts or a Power BI dashboard, where appropriate, to present the findings in a clear and understandable way.</w:t>
+      </w:r>
+    </w:p>
+    <w:p>
+      <w:pPr>
+        <w:spacing w:after="240" w:before="240" w:line="276" w:lineRule="auto"/>
+        <w:ind w:left="720" w:firstLine="0"/>
+        <w:rPr/>
+      </w:pPr>
+      <w:r>
+        <w:rPr>
+          <w:rtl w:val="0"/>
+        </w:rPr>
+        <w:t xml:space="preserve">The final outcome should provide a clearer understanding of whether historical supply-chain data can help identify orders that may be at risk of late delivery.</w:t>
       </w:r>
     </w:p>
     <w:p>
@@ -1611,8 +2162,8 @@
   <w:abstractNum w:abstractNumId="2">
     <w:lvl w:ilvl="0">
       <w:start w:val="1"/>
-      <w:numFmt w:val="decimal"/>
-      <w:lvlText w:val="%1."/>
+      <w:numFmt w:val="bullet"/>
+      <w:lvlText w:val="●"/>
       <w:lvlJc w:val="left"/>
       <w:pPr>
         <w:ind w:left="720" w:hanging="360"/>
@@ -1623,8 +2174,8 @@
     </w:lvl>
     <w:lvl w:ilvl="1">
       <w:start w:val="1"/>
-      <w:numFmt w:val="lowerLetter"/>
-      <w:lvlText w:val="%2."/>
+      <w:numFmt w:val="bullet"/>
+      <w:lvlText w:val="○"/>
       <w:lvlJc w:val="left"/>
       <w:pPr>
         <w:ind w:left="1440" w:hanging="360"/>
@@ -1635,8 +2186,8 @@
     </w:lvl>
     <w:lvl w:ilvl="2">
       <w:start w:val="1"/>
-      <w:numFmt w:val="lowerRoman"/>
-      <w:lvlText w:val="%3."/>
+      <w:numFmt w:val="bullet"/>
+      <w:lvlText w:val="■"/>
       <w:lvlJc w:val="left"/>
       <w:pPr>
         <w:ind w:left="2160" w:hanging="360"/>
@@ -1647,8 +2198,8 @@
     </w:lvl>
     <w:lvl w:ilvl="3">
       <w:start w:val="1"/>
-      <w:numFmt w:val="decimal"/>
-      <w:lvlText w:val="%4."/>
+      <w:numFmt w:val="bullet"/>
+      <w:lvlText w:val="●"/>
       <w:lvlJc w:val="left"/>
       <w:pPr>
         <w:ind w:left="2880" w:hanging="360"/>
@@ -1659,8 +2210,8 @@
     </w:lvl>
     <w:lvl w:ilvl="4">
       <w:start w:val="1"/>
-      <w:numFmt w:val="lowerLetter"/>
-      <w:lvlText w:val="%5."/>
+      <w:numFmt w:val="bullet"/>
+      <w:lvlText w:val="○"/>
       <w:lvlJc w:val="left"/>
       <w:pPr>
         <w:ind w:left="3600" w:hanging="360"/>
@@ -1671,8 +2222,8 @@
     </w:lvl>
     <w:lvl w:ilvl="5">
       <w:start w:val="1"/>
-      <w:numFmt w:val="lowerRoman"/>
-      <w:lvlText w:val="%6."/>
+      <w:numFmt w:val="bullet"/>
+      <w:lvlText w:val="■"/>
       <w:lvlJc w:val="left"/>
       <w:pPr>
         <w:ind w:left="4320" w:hanging="360"/>
@@ -1683,8 +2234,8 @@
     </w:lvl>
     <w:lvl w:ilvl="6">
       <w:start w:val="1"/>
-      <w:numFmt w:val="decimal"/>
-      <w:lvlText w:val="%7."/>
+      <w:numFmt w:val="bullet"/>
+      <w:lvlText w:val="●"/>
       <w:lvlJc w:val="left"/>
       <w:pPr>
         <w:ind w:left="5040" w:hanging="360"/>
@@ -1695,8 +2246,8 @@
     </w:lvl>
     <w:lvl w:ilvl="7">
       <w:start w:val="1"/>
-      <w:numFmt w:val="lowerLetter"/>
-      <w:lvlText w:val="%8."/>
+      <w:numFmt w:val="bullet"/>
+      <w:lvlText w:val="○"/>
       <w:lvlJc w:val="left"/>
       <w:pPr>
         <w:ind w:left="5760" w:hanging="360"/>
@@ -1707,8 +2258,8 @@
     </w:lvl>
     <w:lvl w:ilvl="8">
       <w:start w:val="1"/>
-      <w:numFmt w:val="lowerRoman"/>
-      <w:lvlText w:val="%9."/>
+      <w:numFmt w:val="bullet"/>
+      <w:lvlText w:val="■"/>
       <w:lvlJc w:val="left"/>
       <w:pPr>
         <w:ind w:left="6480" w:hanging="360"/>
@@ -1721,8 +2272,8 @@
   <w:abstractNum w:abstractNumId="3">
     <w:lvl w:ilvl="0">
       <w:start w:val="1"/>
-      <w:numFmt w:val="bullet"/>
-      <w:lvlText w:val="●"/>
+      <w:numFmt w:val="decimal"/>
+      <w:lvlText w:val="%1."/>
       <w:lvlJc w:val="left"/>
       <w:pPr>
         <w:ind w:left="720" w:hanging="360"/>
@@ -1733,8 +2284,8 @@
     </w:lvl>
     <w:lvl w:ilvl="1">
       <w:start w:val="1"/>
-      <w:numFmt w:val="bullet"/>
-      <w:lvlText w:val="○"/>
+      <w:numFmt w:val="lowerLetter"/>
+      <w:lvlText w:val="%2."/>
       <w:lvlJc w:val="left"/>
       <w:pPr>
         <w:ind w:left="1440" w:hanging="360"/>
@@ -1745,8 +2296,8 @@
     </w:lvl>
     <w:lvl w:ilvl="2">
       <w:start w:val="1"/>
-      <w:numFmt w:val="bullet"/>
-      <w:lvlText w:val="■"/>
+      <w:numFmt w:val="lowerRoman"/>
+      <w:lvlText w:val="%3."/>
       <w:lvlJc w:val="left"/>
       <w:pPr>
         <w:ind w:left="2160" w:hanging="360"/>
@@ -1757,8 +2308,8 @@
     </w:lvl>
     <w:lvl w:ilvl="3">
       <w:start w:val="1"/>
-      <w:numFmt w:val="bullet"/>
-      <w:lvlText w:val="●"/>
+      <w:numFmt w:val="decimal"/>
+      <w:lvlText w:val="%4."/>
       <w:lvlJc w:val="left"/>
       <w:pPr>
         <w:ind w:left="2880" w:hanging="360"/>
@@ -1769,8 +2320,8 @@
     </w:lvl>
     <w:lvl w:ilvl="4">
       <w:start w:val="1"/>
-      <w:numFmt w:val="bullet"/>
-      <w:lvlText w:val="○"/>
+      <w:numFmt w:val="lowerLetter"/>
+      <w:lvlText w:val="%5."/>
       <w:lvlJc w:val="left"/>
       <w:pPr>
         <w:ind w:left="3600" w:hanging="360"/>
@@ -1781,8 +2332,8 @@
     </w:lvl>
     <w:lvl w:ilvl="5">
       <w:start w:val="1"/>
-      <w:numFmt w:val="bullet"/>
-      <w:lvlText w:val="■"/>
+      <w:numFmt w:val="lowerRoman"/>
+      <w:lvlText w:val="%6."/>
       <w:lvlJc w:val="left"/>
       <w:pPr>
         <w:ind w:left="4320" w:hanging="360"/>
@@ -1793,8 +2344,8 @@
     </w:lvl>
     <w:lvl w:ilvl="6">
       <w:start w:val="1"/>
-      <w:numFmt w:val="bullet"/>
-      <w:lvlText w:val="●"/>
+      <w:numFmt w:val="decimal"/>
+      <w:lvlText w:val="%7."/>
       <w:lvlJc w:val="left"/>
       <w:pPr>
         <w:ind w:left="5040" w:hanging="360"/>
@@ -1805,8 +2356,8 @@
     </w:lvl>
     <w:lvl w:ilvl="7">
       <w:start w:val="1"/>
-      <w:numFmt w:val="bullet"/>
-      <w:lvlText w:val="○"/>
+      <w:numFmt w:val="lowerLetter"/>
+      <w:lvlText w:val="%8."/>
       <w:lvlJc w:val="left"/>
       <w:pPr>
         <w:ind w:left="5760" w:hanging="360"/>
@@ -1817,8 +2368,8 @@
     </w:lvl>
     <w:lvl w:ilvl="8">
       <w:start w:val="1"/>
-      <w:numFmt w:val="bullet"/>
-      <w:lvlText w:val="■"/>
+      <w:numFmt w:val="lowerRoman"/>
+      <w:lvlText w:val="%9."/>
       <w:lvlJc w:val="left"/>
       <w:pPr>
         <w:ind w:left="6480" w:hanging="360"/>
@@ -1939,6 +2490,226 @@
     </w:lvl>
   </w:abstractNum>
   <w:abstractNum w:abstractNumId="5">
+    <w:lvl w:ilvl="0">
+      <w:start w:val="1"/>
+      <w:numFmt w:val="bullet"/>
+      <w:lvlText w:val="●"/>
+      <w:lvlJc w:val="left"/>
+      <w:pPr>
+        <w:ind w:left="720" w:hanging="360"/>
+      </w:pPr>
+      <w:rPr>
+        <w:u w:val="none"/>
+      </w:rPr>
+    </w:lvl>
+    <w:lvl w:ilvl="1">
+      <w:start w:val="1"/>
+      <w:numFmt w:val="bullet"/>
+      <w:lvlText w:val="○"/>
+      <w:lvlJc w:val="left"/>
+      <w:pPr>
+        <w:ind w:left="1440" w:hanging="360"/>
+      </w:pPr>
+      <w:rPr>
+        <w:u w:val="none"/>
+      </w:rPr>
+    </w:lvl>
+    <w:lvl w:ilvl="2">
+      <w:start w:val="1"/>
+      <w:numFmt w:val="bullet"/>
+      <w:lvlText w:val="■"/>
+      <w:lvlJc w:val="left"/>
+      <w:pPr>
+        <w:ind w:left="2160" w:hanging="360"/>
+      </w:pPr>
+      <w:rPr>
+        <w:u w:val="none"/>
+      </w:rPr>
+    </w:lvl>
+    <w:lvl w:ilvl="3">
+      <w:start w:val="1"/>
+      <w:numFmt w:val="bullet"/>
+      <w:lvlText w:val="●"/>
+      <w:lvlJc w:val="left"/>
+      <w:pPr>
+        <w:ind w:left="2880" w:hanging="360"/>
+      </w:pPr>
+      <w:rPr>
+        <w:u w:val="none"/>
+      </w:rPr>
+    </w:lvl>
+    <w:lvl w:ilvl="4">
+      <w:start w:val="1"/>
+      <w:numFmt w:val="bullet"/>
+      <w:lvlText w:val="○"/>
+      <w:lvlJc w:val="left"/>
+      <w:pPr>
+        <w:ind w:left="3600" w:hanging="360"/>
+      </w:pPr>
+      <w:rPr>
+        <w:u w:val="none"/>
+      </w:rPr>
+    </w:lvl>
+    <w:lvl w:ilvl="5">
+      <w:start w:val="1"/>
+      <w:numFmt w:val="bullet"/>
+      <w:lvlText w:val="■"/>
+      <w:lvlJc w:val="left"/>
+      <w:pPr>
+        <w:ind w:left="4320" w:hanging="360"/>
+      </w:pPr>
+      <w:rPr>
+        <w:u w:val="none"/>
+      </w:rPr>
+    </w:lvl>
+    <w:lvl w:ilvl="6">
+      <w:start w:val="1"/>
+      <w:numFmt w:val="bullet"/>
+      <w:lvlText w:val="●"/>
+      <w:lvlJc w:val="left"/>
+      <w:pPr>
+        <w:ind w:left="5040" w:hanging="360"/>
+      </w:pPr>
+      <w:rPr>
+        <w:u w:val="none"/>
+      </w:rPr>
+    </w:lvl>
+    <w:lvl w:ilvl="7">
+      <w:start w:val="1"/>
+      <w:numFmt w:val="bullet"/>
+      <w:lvlText w:val="○"/>
+      <w:lvlJc w:val="left"/>
+      <w:pPr>
+        <w:ind w:left="5760" w:hanging="360"/>
+      </w:pPr>
+      <w:rPr>
+        <w:u w:val="none"/>
+      </w:rPr>
+    </w:lvl>
+    <w:lvl w:ilvl="8">
+      <w:start w:val="1"/>
+      <w:numFmt w:val="bullet"/>
+      <w:lvlText w:val="■"/>
+      <w:lvlJc w:val="left"/>
+      <w:pPr>
+        <w:ind w:left="6480" w:hanging="360"/>
+      </w:pPr>
+      <w:rPr>
+        <w:u w:val="none"/>
+      </w:rPr>
+    </w:lvl>
+  </w:abstractNum>
+  <w:abstractNum w:abstractNumId="6">
+    <w:lvl w:ilvl="0">
+      <w:start w:val="1"/>
+      <w:numFmt w:val="bullet"/>
+      <w:lvlText w:val="●"/>
+      <w:lvlJc w:val="left"/>
+      <w:pPr>
+        <w:ind w:left="720" w:hanging="360"/>
+      </w:pPr>
+      <w:rPr>
+        <w:u w:val="none"/>
+      </w:rPr>
+    </w:lvl>
+    <w:lvl w:ilvl="1">
+      <w:start w:val="1"/>
+      <w:numFmt w:val="bullet"/>
+      <w:lvlText w:val="○"/>
+      <w:lvlJc w:val="left"/>
+      <w:pPr>
+        <w:ind w:left="1440" w:hanging="360"/>
+      </w:pPr>
+      <w:rPr>
+        <w:u w:val="none"/>
+      </w:rPr>
+    </w:lvl>
+    <w:lvl w:ilvl="2">
+      <w:start w:val="1"/>
+      <w:numFmt w:val="bullet"/>
+      <w:lvlText w:val="■"/>
+      <w:lvlJc w:val="left"/>
+      <w:pPr>
+        <w:ind w:left="2160" w:hanging="360"/>
+      </w:pPr>
+      <w:rPr>
+        <w:u w:val="none"/>
+      </w:rPr>
+    </w:lvl>
+    <w:lvl w:ilvl="3">
+      <w:start w:val="1"/>
+      <w:numFmt w:val="bullet"/>
+      <w:lvlText w:val="●"/>
+      <w:lvlJc w:val="left"/>
+      <w:pPr>
+        <w:ind w:left="2880" w:hanging="360"/>
+      </w:pPr>
+      <w:rPr>
+        <w:u w:val="none"/>
+      </w:rPr>
+    </w:lvl>
+    <w:lvl w:ilvl="4">
+      <w:start w:val="1"/>
+      <w:numFmt w:val="bullet"/>
+      <w:lvlText w:val="○"/>
+      <w:lvlJc w:val="left"/>
+      <w:pPr>
+        <w:ind w:left="3600" w:hanging="360"/>
+      </w:pPr>
+      <w:rPr>
+        <w:u w:val="none"/>
+      </w:rPr>
+    </w:lvl>
+    <w:lvl w:ilvl="5">
+      <w:start w:val="1"/>
+      <w:numFmt w:val="bullet"/>
+      <w:lvlText w:val="■"/>
+      <w:lvlJc w:val="left"/>
+      <w:pPr>
+        <w:ind w:left="4320" w:hanging="360"/>
+      </w:pPr>
+      <w:rPr>
+        <w:u w:val="none"/>
+      </w:rPr>
+    </w:lvl>
+    <w:lvl w:ilvl="6">
+      <w:start w:val="1"/>
+      <w:numFmt w:val="bullet"/>
+      <w:lvlText w:val="●"/>
+      <w:lvlJc w:val="left"/>
+      <w:pPr>
+        <w:ind w:left="5040" w:hanging="360"/>
+      </w:pPr>
+      <w:rPr>
+        <w:u w:val="none"/>
+      </w:rPr>
+    </w:lvl>
+    <w:lvl w:ilvl="7">
+      <w:start w:val="1"/>
+      <w:numFmt w:val="bullet"/>
+      <w:lvlText w:val="○"/>
+      <w:lvlJc w:val="left"/>
+      <w:pPr>
+        <w:ind w:left="5760" w:hanging="360"/>
+      </w:pPr>
+      <w:rPr>
+        <w:u w:val="none"/>
+      </w:rPr>
+    </w:lvl>
+    <w:lvl w:ilvl="8">
+      <w:start w:val="1"/>
+      <w:numFmt w:val="bullet"/>
+      <w:lvlText w:val="■"/>
+      <w:lvlJc w:val="left"/>
+      <w:pPr>
+        <w:ind w:left="6480" w:hanging="360"/>
+      </w:pPr>
+      <w:rPr>
+        <w:u w:val="none"/>
+      </w:rPr>
+    </w:lvl>
+  </w:abstractNum>
+  <w:abstractNum w:abstractNumId="7">
     <w:lvl w:ilvl="0">
       <w:start w:val="1"/>
       <w:numFmt w:val="bullet"/>
@@ -2062,6 +2833,12 @@
   </w:num>
   <w:num w:numId="5">
     <w:abstractNumId w:val="5"/>
+  </w:num>
+  <w:num w:numId="6">
+    <w:abstractNumId w:val="6"/>
+  </w:num>
+  <w:num w:numId="7">
+    <w:abstractNumId w:val="7"/>
   </w:num>
 </w:numbering>
 </file>

--- a/Strategic Thinking Capstone Project 1.docx
+++ b/Strategic Thinking Capstone Project 1.docx
@@ -63,7 +63,7 @@
     </w:p>
     <w:sdt>
       <w:sdtPr>
-        <w:id w:val="-1829747331"/>
+        <w:id w:val="-1557207921"/>
         <w:docPartObj>
           <w:docPartGallery w:val="Table of Contents"/>
           <w:docPartUnique w:val="1"/>
@@ -2029,6 +2029,423 @@
     </w:p>
     <w:p>
       <w:pPr>
+        <w:pStyle w:val="Heading2"/>
+        <w:keepNext w:val="0"/>
+        <w:keepLines w:val="0"/>
+        <w:spacing w:after="80" w:line="276" w:lineRule="auto"/>
+        <w:rPr>
+          <w:sz w:val="34"/>
+          <w:szCs w:val="34"/>
+        </w:rPr>
+      </w:pPr>
+      <w:bookmarkStart w:colFirst="0" w:colLast="0" w:name="_mihgt3ekxc6v" w:id="29"/>
+      <w:bookmarkEnd w:id="29"/>
+      <w:r>
+        <w:rPr>
+          <w:sz w:val="34"/>
+          <w:szCs w:val="34"/>
+          <w:rtl w:val="0"/>
+        </w:rPr>
+        <w:t xml:space="preserve">9. Project Timeline</w:t>
+      </w:r>
+    </w:p>
+    <w:p>
+      <w:pPr>
+        <w:spacing w:after="240" w:before="240" w:line="276" w:lineRule="auto"/>
+        <w:rPr/>
+      </w:pPr>
+      <w:r>
+        <w:rPr>
+          <w:rtl w:val="0"/>
+        </w:rPr>
+        <w:t xml:space="preserve">The project will be completed over the course of the second semester. The work will be organised around the main stages of the analysis, starting with data collection and preparation, followed by exploratory analysis, model development and evaluation.</w:t>
+      </w:r>
+    </w:p>
+    <w:p>
+      <w:pPr>
+        <w:spacing w:after="240" w:before="240" w:line="276" w:lineRule="auto"/>
+        <w:rPr/>
+      </w:pPr>
+      <w:r>
+        <w:rPr>
+          <w:rtl w:val="0"/>
+        </w:rPr>
+        <w:t xml:space="preserve">The final stage will focus on interpreting the results, preparing any visualisations and completing the project report and presentation.</w:t>
+      </w:r>
+    </w:p>
+    <w:p>
+      <w:pPr>
+        <w:spacing w:after="240" w:before="240" w:line="276" w:lineRule="auto"/>
+        <w:rPr/>
+      </w:pPr>
+      <w:r>
+        <w:rPr>
+          <w:rtl w:val="0"/>
+        </w:rPr>
+        <w:t xml:space="preserve">The timeline may need to be adjusted as the project progresses, especially if the dataset requires more preparation than expected or if changes are needed to the modelling approach.</w:t>
+      </w:r>
+    </w:p>
+    <w:p>
+      <w:pPr>
+        <w:spacing w:after="240" w:before="240" w:line="276" w:lineRule="auto"/>
+        <w:rPr/>
+      </w:pPr>
+      <w:r>
+        <w:rPr>
+          <w:rtl w:val="0"/>
+        </w:rPr>
+      </w:r>
+    </w:p>
+    <w:tbl>
+      <w:tblPr>
+        <w:tblStyle w:val="Table1"/>
+        <w:tblW w:w="9030.0" w:type="dxa"/>
+        <w:jc w:val="left"/>
+        <w:tblBorders>
+          <w:top w:color="bfbfbf" w:space="0" w:sz="4" w:val="single"/>
+          <w:left w:color="bfbfbf" w:space="0" w:sz="4" w:val="single"/>
+          <w:bottom w:color="bfbfbf" w:space="0" w:sz="4" w:val="single"/>
+          <w:right w:color="bfbfbf" w:space="0" w:sz="4" w:val="single"/>
+          <w:insideH w:color="bfbfbf" w:space="0" w:sz="4" w:val="single"/>
+          <w:insideV w:color="bfbfbf" w:space="0" w:sz="4" w:val="single"/>
+        </w:tblBorders>
+        <w:tblLayout w:type="fixed"/>
+        <w:tblLook w:val="0400"/>
+      </w:tblPr>
+      <w:tblGrid>
+        <w:gridCol w:w="4515"/>
+        <w:gridCol w:w="4515"/>
+        <w:tblGridChange w:id="0">
+          <w:tblGrid>
+            <w:gridCol w:w="4515"/>
+            <w:gridCol w:w="4515"/>
+          </w:tblGrid>
+        </w:tblGridChange>
+      </w:tblGrid>
+      <w:tr>
+        <w:trPr>
+          <w:cantSplit w:val="0"/>
+          <w:trHeight w:val="377" w:hRule="atLeast"/>
+          <w:tblHeader w:val="0"/>
+        </w:trPr>
+        <w:tc>
+          <w:tcPr/>
+          <w:p>
+            <w:pPr>
+              <w:spacing w:after="240" w:before="240" w:lineRule="auto"/>
+              <w:rPr>
+                <w:b w:val="1"/>
+                <w:bCs w:val="1"/>
+              </w:rPr>
+            </w:pPr>
+            <w:r>
+              <w:rPr>
+                <w:b w:val="1"/>
+                <w:bCs w:val="1"/>
+                <w:rtl w:val="0"/>
+              </w:rPr>
+              <w:t xml:space="preserve">Milestone</w:t>
+            </w:r>
+          </w:p>
+        </w:tc>
+        <w:tc>
+          <w:tcPr/>
+          <w:p>
+            <w:pPr>
+              <w:spacing w:after="240" w:before="240" w:lineRule="auto"/>
+              <w:rPr>
+                <w:b w:val="1"/>
+                <w:bCs w:val="1"/>
+              </w:rPr>
+            </w:pPr>
+            <w:r>
+              <w:rPr>
+                <w:b w:val="1"/>
+                <w:bCs w:val="1"/>
+                <w:rtl w:val="0"/>
+              </w:rPr>
+              <w:t xml:space="preserve">Target Month</w:t>
+            </w:r>
+          </w:p>
+        </w:tc>
+      </w:tr>
+      <w:tr>
+        <w:trPr>
+          <w:cantSplit w:val="0"/>
+          <w:trHeight w:val="14" w:hRule="atLeast"/>
+          <w:tblHeader w:val="0"/>
+        </w:trPr>
+        <w:tc>
+          <w:tcPr/>
+          <w:p>
+            <w:pPr>
+              <w:spacing w:after="240" w:before="240" w:lineRule="auto"/>
+              <w:rPr/>
+            </w:pPr>
+            <w:r>
+              <w:rPr>
+                <w:rtl w:val="0"/>
+              </w:rPr>
+              <w:t xml:space="preserve">Proposal </w:t>
+            </w:r>
+          </w:p>
+        </w:tc>
+        <w:tc>
+          <w:tcPr/>
+          <w:p>
+            <w:pPr>
+              <w:spacing w:after="240" w:before="240" w:lineRule="auto"/>
+              <w:rPr/>
+            </w:pPr>
+            <w:r>
+              <w:rPr>
+                <w:rtl w:val="0"/>
+              </w:rPr>
+              <w:t xml:space="preserve">October</w:t>
+            </w:r>
+          </w:p>
+        </w:tc>
+      </w:tr>
+      <w:tr>
+        <w:trPr>
+          <w:cantSplit w:val="0"/>
+          <w:trHeight w:val="14" w:hRule="atLeast"/>
+          <w:tblHeader w:val="0"/>
+        </w:trPr>
+        <w:tc>
+          <w:tcPr/>
+          <w:p>
+            <w:pPr>
+              <w:spacing w:after="240" w:before="240" w:lineRule="auto"/>
+              <w:rPr/>
+            </w:pPr>
+            <w:r>
+              <w:rPr>
+                <w:rtl w:val="0"/>
+              </w:rPr>
+              <w:t xml:space="preserve">Data Prepared </w:t>
+            </w:r>
+          </w:p>
+        </w:tc>
+        <w:tc>
+          <w:tcPr/>
+          <w:p>
+            <w:pPr>
+              <w:spacing w:after="240" w:before="240" w:lineRule="auto"/>
+              <w:rPr/>
+            </w:pPr>
+            <w:r>
+              <w:rPr>
+                <w:rtl w:val="0"/>
+              </w:rPr>
+              <w:t xml:space="preserve">December</w:t>
+            </w:r>
+          </w:p>
+        </w:tc>
+      </w:tr>
+      <w:tr>
+        <w:trPr>
+          <w:cantSplit w:val="0"/>
+          <w:trHeight w:val="14" w:hRule="atLeast"/>
+          <w:tblHeader w:val="0"/>
+        </w:trPr>
+        <w:tc>
+          <w:tcPr/>
+          <w:p>
+            <w:pPr>
+              <w:spacing w:after="240" w:before="240" w:lineRule="auto"/>
+              <w:rPr/>
+            </w:pPr>
+            <w:r>
+              <w:rPr>
+                <w:rtl w:val="0"/>
+              </w:rPr>
+              <w:t xml:space="preserve">Features Finalised </w:t>
+            </w:r>
+          </w:p>
+        </w:tc>
+        <w:tc>
+          <w:tcPr/>
+          <w:p>
+            <w:pPr>
+              <w:spacing w:after="240" w:before="240" w:lineRule="auto"/>
+              <w:rPr/>
+            </w:pPr>
+            <w:r>
+              <w:rPr>
+                <w:rtl w:val="0"/>
+              </w:rPr>
+              <w:t xml:space="preserve">January</w:t>
+            </w:r>
+          </w:p>
+        </w:tc>
+      </w:tr>
+      <w:tr>
+        <w:trPr>
+          <w:cantSplit w:val="0"/>
+          <w:trHeight w:val="14" w:hRule="atLeast"/>
+          <w:tblHeader w:val="0"/>
+        </w:trPr>
+        <w:tc>
+          <w:tcPr/>
+          <w:p>
+            <w:pPr>
+              <w:spacing w:after="240" w:before="240" w:lineRule="auto"/>
+              <w:rPr/>
+            </w:pPr>
+            <w:r>
+              <w:rPr>
+                <w:rtl w:val="0"/>
+              </w:rPr>
+              <w:t xml:space="preserve">Models Complete</w:t>
+            </w:r>
+          </w:p>
+        </w:tc>
+        <w:tc>
+          <w:tcPr/>
+          <w:p>
+            <w:pPr>
+              <w:spacing w:after="240" w:before="240" w:lineRule="auto"/>
+              <w:rPr/>
+            </w:pPr>
+            <w:r>
+              <w:rPr>
+                <w:rtl w:val="0"/>
+              </w:rPr>
+              <w:t xml:space="preserve">March</w:t>
+            </w:r>
+          </w:p>
+        </w:tc>
+      </w:tr>
+      <w:tr>
+        <w:trPr>
+          <w:cantSplit w:val="0"/>
+          <w:trHeight w:val="14" w:hRule="atLeast"/>
+          <w:tblHeader w:val="0"/>
+        </w:trPr>
+        <w:tc>
+          <w:tcPr/>
+          <w:p>
+            <w:pPr>
+              <w:spacing w:after="240" w:before="240" w:lineRule="auto"/>
+              <w:rPr/>
+            </w:pPr>
+            <w:r>
+              <w:rPr>
+                <w:rtl w:val="0"/>
+              </w:rPr>
+              <w:t xml:space="preserve">Evaluation Complete</w:t>
+            </w:r>
+          </w:p>
+        </w:tc>
+        <w:tc>
+          <w:tcPr/>
+          <w:p>
+            <w:pPr>
+              <w:spacing w:after="240" w:before="240" w:lineRule="auto"/>
+              <w:rPr/>
+            </w:pPr>
+            <w:r>
+              <w:rPr>
+                <w:rtl w:val="0"/>
+              </w:rPr>
+              <w:t xml:space="preserve">April</w:t>
+            </w:r>
+          </w:p>
+        </w:tc>
+      </w:tr>
+      <w:tr>
+        <w:trPr>
+          <w:cantSplit w:val="0"/>
+          <w:trHeight w:val="14" w:hRule="atLeast"/>
+          <w:tblHeader w:val="0"/>
+        </w:trPr>
+        <w:tc>
+          <w:tcPr/>
+          <w:p>
+            <w:pPr>
+              <w:spacing w:after="240" w:before="240" w:lineRule="auto"/>
+              <w:rPr/>
+            </w:pPr>
+            <w:r>
+              <w:rPr>
+                <w:rtl w:val="0"/>
+              </w:rPr>
+              <w:t xml:space="preserve">Submission</w:t>
+            </w:r>
+          </w:p>
+        </w:tc>
+        <w:tc>
+          <w:tcPr/>
+          <w:p>
+            <w:pPr>
+              <w:spacing w:after="240" w:before="240" w:lineRule="auto"/>
+              <w:rPr/>
+            </w:pPr>
+            <w:r>
+              <w:rPr>
+                <w:rtl w:val="0"/>
+              </w:rPr>
+              <w:t xml:space="preserve">April/ May</w:t>
+            </w:r>
+          </w:p>
+        </w:tc>
+      </w:tr>
+    </w:tbl>
+    <w:p>
+      <w:pPr>
+        <w:spacing w:after="240" w:before="240" w:line="276" w:lineRule="auto"/>
+        <w:rPr/>
+      </w:pPr>
+      <w:r>
+        <w:rPr>
+          <w:rtl w:val="0"/>
+        </w:rPr>
+      </w:r>
+    </w:p>
+    <w:p>
+      <w:pPr>
+        <w:pStyle w:val="Heading2"/>
+        <w:keepNext w:val="0"/>
+        <w:keepLines w:val="0"/>
+        <w:spacing w:after="80" w:line="276" w:lineRule="auto"/>
+        <w:rPr>
+          <w:b w:val="1"/>
+          <w:bCs w:val="1"/>
+          <w:sz w:val="34"/>
+          <w:szCs w:val="34"/>
+        </w:rPr>
+      </w:pPr>
+      <w:bookmarkStart w:colFirst="0" w:colLast="0" w:name="_rguca5b8u5fi" w:id="30"/>
+      <w:bookmarkEnd w:id="30"/>
+      <w:r>
+        <w:rPr>
+          <w:sz w:val="34"/>
+          <w:szCs w:val="34"/>
+          <w:rtl w:val="0"/>
+        </w:rPr>
+        <w:t xml:space="preserve">10. Ethical and Legal Considerations</w:t>
+      </w:r>
+      <w:r>
+        <w:rPr>
+          <w:rtl w:val="0"/>
+        </w:rPr>
+      </w:r>
+    </w:p>
+    <w:p>
+      <w:pPr>
+        <w:spacing w:after="240" w:before="240" w:line="276" w:lineRule="auto"/>
+        <w:rPr/>
+      </w:pPr>
+      <w:r>
+        <w:rPr>
+          <w:rtl w:val="0"/>
+        </w:rPr>
+        <w:t xml:space="preserve">The DataCo dataset is available under the Creative Commons Attribution 4.0 International (CC BY 4.0) licence. I will acknowledge the dataset source and authors appropriately. As the dataset contains customer-related information, unnecessary identifiers, such as names, email addresses and street addresses will be removed, and only relevant variables will be retained. The data will be stored securely, and identifying information will not be included in the final report or presentation. I will consider relevant GDPR and Irish data-protection requirements and follow CCT College Dublin's ethics procedures, including confirming whether additional approval is required. </w:t>
+      </w:r>
+    </w:p>
+    <w:p>
+      <w:pPr>
         <w:spacing w:after="240" w:before="240" w:lineRule="auto"/>
         <w:rPr/>
       </w:pPr>
@@ -3007,6 +3424,22 @@
       <w:sz w:val="30"/>
       <w:szCs w:val="30"/>
     </w:rPr>
+  </w:style>
+  <w:style w:type="table" w:styleId="Table1">
+    <w:basedOn w:val="TableNormal"/>
+    <w:pPr>
+      <w:spacing w:line="240" w:lineRule="auto"/>
+    </w:pPr>
+    <w:tblPr>
+      <w:tblStyleRowBandSize w:val="1"/>
+      <w:tblStyleColBandSize w:val="1"/>
+      <w:tblCellMar>
+        <w:top w:w="0.0" w:type="dxa"/>
+        <w:left w:w="108.0" w:type="dxa"/>
+        <w:bottom w:w="0.0" w:type="dxa"/>
+        <w:right w:w="108.0" w:type="dxa"/>
+      </w:tblCellMar>
+    </w:tblPr>
   </w:style>
 </w:styles>
 </file>
